--- a/downloads/teacher/ai-6-week-27.docx
+++ b/downloads/teacher/ai-6-week-27.docx
@@ -1938,6 +1938,396 @@
         <w:t>For the Grounded Learning Service, retain an annotated trace and the changed-case result. Name the contract or evidence that makes the deciding step valid, so another team can review it.</w:t>
       </w:r>
     </w:p>
+    <w:p>
+      <w:pPr>
+        <w:pStyle w:val="Heading1"/>
+      </w:pPr>
+      <w:r>
+        <w:t>07. Prepare, teach and assess</w:t>
+      </w:r>
+    </w:p>
+    <w:p>
+      <w:r>
+        <w:t>Teaching target: Explain the mechanism and terminology of human escalation workflows</w:t>
+      </w:r>
+    </w:p>
+    <w:p>
+      <w:r>
+        <w:t>Prepare the labelled worked-case picture, the matching workbook, fictional input cards and a place for individual responses. Check a local Python 3 environment before class; have a paper-trace version ready.</w:t>
+      </w:r>
+    </w:p>
+    <w:tbl>
+      <w:tblPr>
+        <w:tblStyle w:val="LightShading-Accent1"/>
+        <w:tblW w:type="auto" w:w="0"/>
+        <w:tblLook w:firstColumn="1" w:firstRow="1" w:lastColumn="0" w:lastRow="0" w:noHBand="0" w:noVBand="1" w:val="04A0"/>
+      </w:tblPr>
+      <w:tblGrid>
+        <w:gridCol w:w="3408"/>
+        <w:gridCol w:w="3408"/>
+        <w:gridCol w:w="3408"/>
+      </w:tblGrid>
+      <w:tr>
+        <w:trPr>
+          <w:tblHeader/>
+        </w:trPr>
+        <w:tc>
+          <w:tcPr>
+            <w:tcW w:type="dxa" w:w="3408"/>
+          </w:tcPr>
+          <w:p>
+            <w:r>
+              <w:t>Session</w:t>
+            </w:r>
+          </w:p>
+        </w:tc>
+        <w:tc>
+          <w:tcPr>
+            <w:tcW w:type="dxa" w:w="3408"/>
+          </w:tcPr>
+          <w:p>
+            <w:r>
+              <w:t>Plan</w:t>
+            </w:r>
+          </w:p>
+        </w:tc>
+        <w:tc>
+          <w:tcPr>
+            <w:tcW w:type="dxa" w:w="3408"/>
+          </w:tcPr>
+          <w:p>
+            <w:r>
+              <w:t>Resources</w:t>
+            </w:r>
+          </w:p>
+        </w:tc>
+      </w:tr>
+      <w:tr>
+        <w:tc>
+          <w:tcPr>
+            <w:tcW w:type="dxa" w:w="3408"/>
+          </w:tcPr>
+          <w:p>
+            <w:r>
+              <w:t>Session 1 · Understand · 45 min</w:t>
+            </w:r>
+          </w:p>
+        </w:tc>
+        <w:tc>
+          <w:tcPr>
+            <w:tcW w:type="dxa" w:w="3408"/>
+          </w:tcPr>
+          <w:p>
+            <w:r>
+              <w:t>0–7: recall and prerequisite; 7–15: inspect the concrete case and predict; 15–30: teacher models the worked trace; 30–40: learners explain a step using the text and visual; 40–45: check the core idea.</w:t>
+            </w:r>
+          </w:p>
+        </w:tc>
+        <w:tc>
+          <w:tcPr>
+            <w:tcW w:type="dxa" w:w="3408"/>
+          </w:tcPr>
+          <w:p>
+            <w:r>
+              <w:t>Sections 1–6; record the brief recall in the workbook.</w:t>
+            </w:r>
+          </w:p>
+        </w:tc>
+      </w:tr>
+      <w:tr>
+        <w:tc>
+          <w:tcPr>
+            <w:tcW w:type="dxa" w:w="3408"/>
+          </w:tcPr>
+          <w:p>
+            <w:r>
+              <w:t>Session 2 · Practise · 45 min</w:t>
+            </w:r>
+          </w:p>
+        </w:tc>
+        <w:tc>
+          <w:tcPr>
+            <w:tcW w:type="dxa" w:w="3408"/>
+          </w:tcPr>
+          <w:p>
+            <w:r>
+              <w:t>0–5: retrieve the procedure; 5–15: W2 completion practice; 15–23: explain and check with a partner; 23–30: each learner answers the misconception check; 30–40: targeted reteaching or a harder variation; 40–45: prepare the investigation.</w:t>
+            </w:r>
+          </w:p>
+        </w:tc>
+        <w:tc>
+          <w:tcPr>
+            <w:tcW w:type="dxa" w:w="3408"/>
+          </w:tcPr>
+          <w:p>
+            <w:r>
+              <w:t>Sections 7–10; use the matching workbook W2 and misconception check.</w:t>
+            </w:r>
+          </w:p>
+        </w:tc>
+      </w:tr>
+      <w:tr>
+        <w:tc>
+          <w:tcPr>
+            <w:tcW w:type="dxa" w:w="3408"/>
+          </w:tcPr>
+          <w:p>
+            <w:r>
+              <w:t>Session 3 · Investigate and transfer · 45 min</w:t>
+            </w:r>
+          </w:p>
+        </w:tc>
+        <w:tc>
+          <w:tcPr>
+            <w:tcW w:type="dxa" w:w="3408"/>
+          </w:tcPr>
+          <w:p>
+            <w:r>
+              <w:t>0–5: retrieve the decision rule; 5–20: investigate or trace; 20–30: start the independent case; 30–38: connect the project; 38–43: act on feedback; 43–45: plan the return check.</w:t>
+            </w:r>
+          </w:p>
+        </w:tc>
+        <w:tc>
+          <w:tcPr>
+            <w:tcW w:type="dxa" w:w="3408"/>
+          </w:tcPr>
+          <w:p>
+            <w:r>
+              <w:t>Sections 9 and 11–14. Give extra time to finish the full task set; use Section 15 when the week includes a coding lab.</w:t>
+            </w:r>
+          </w:p>
+        </w:tc>
+      </w:tr>
+    </w:tbl>
+    <w:p>
+      <w:r>
+        <w:t>Before class, solve the supported practice: Conflict is detected, but no reviewer is assigned and the system silently books the first room. Show the intermediate steps and give the conclusion with its scope.</w:t>
+      </w:r>
+    </w:p>
+    <w:p>
+      <w:r>
+        <w:t>Reasoned practice answer: Teacher explanation: Escalation is incomplete and booking unauthorised. Assign responsible coordinator, provide conflict packet and preserve review status.</w:t>
+      </w:r>
+    </w:p>
+    <w:p>
+      <w:r>
+        <w:t>Check every learner before discussion: Use the worked case for Human escalation workflows. Proposed explanation: “The worked result establishes every future case”. Decide whether this explanation is supported. Point to the step or supplied fact that decides; explain your repair if needed.</w:t>
+      </w:r>
+    </w:p>
+    <w:p>
+      <w:r>
+        <w:t>Misconception repair: Escalation without a responsible actor and declared fallback cannot guarantee resolution.</w:t>
+      </w:r>
+    </w:p>
+    <w:p>
+      <w:r>
+        <w:t>Support: read the exact case aloud, enlarge the labelled picture, supply input cards and model only the first deciding step. Accept a spoken explanation or drawing; retain the reasoning goal.</w:t>
+      </w:r>
+    </w:p>
+    <w:p>
+      <w:r>
+        <w:t>Extension: No supervisor is currently reachable. Require a prediction and a reason before comparing. Expected result: State unresolved status and use the institution’s approved waiting procedure. Reason: Lack of a human reply does not expand the bot’s authority.</w:t>
+      </w:r>
+    </w:p>
+    <w:p>
+      <w:r>
+        <w:t>Independent assessment: withhold the reserved answer until the learner has attempted the new case. Record support separately from correctness.</w:t>
+      </w:r>
+    </w:p>
+    <w:tbl>
+      <w:tblPr>
+        <w:tblStyle w:val="LightShading-Accent1"/>
+        <w:tblW w:type="auto" w:w="0"/>
+        <w:tblLook w:firstColumn="1" w:firstRow="1" w:lastColumn="0" w:lastRow="0" w:noHBand="0" w:noVBand="1" w:val="04A0"/>
+      </w:tblPr>
+      <w:tblGrid>
+        <w:gridCol w:w="2556"/>
+        <w:gridCol w:w="2556"/>
+        <w:gridCol w:w="2556"/>
+        <w:gridCol w:w="2556"/>
+      </w:tblGrid>
+      <w:tr>
+        <w:trPr>
+          <w:tblHeader/>
+        </w:trPr>
+        <w:tc>
+          <w:tcPr>
+            <w:tcW w:type="dxa" w:w="2556"/>
+          </w:tcPr>
+          <w:p>
+            <w:r>
+              <w:t>Criterion</w:t>
+            </w:r>
+          </w:p>
+        </w:tc>
+        <w:tc>
+          <w:tcPr>
+            <w:tcW w:type="dxa" w:w="2556"/>
+          </w:tcPr>
+          <w:p>
+            <w:r>
+              <w:t>Not yet</w:t>
+            </w:r>
+          </w:p>
+        </w:tc>
+        <w:tc>
+          <w:tcPr>
+            <w:tcW w:type="dxa" w:w="2556"/>
+          </w:tcPr>
+          <w:p>
+            <w:r>
+              <w:t>With support</w:t>
+            </w:r>
+          </w:p>
+        </w:tc>
+        <w:tc>
+          <w:tcPr>
+            <w:tcW w:type="dxa" w:w="2556"/>
+          </w:tcPr>
+          <w:p>
+            <w:r>
+              <w:t>Independent</w:t>
+            </w:r>
+          </w:p>
+        </w:tc>
+      </w:tr>
+      <w:tr>
+        <w:tc>
+          <w:tcPr>
+            <w:tcW w:type="dxa" w:w="2556"/>
+          </w:tcPr>
+          <w:p>
+            <w:r>
+              <w:t>Explanation</w:t>
+            </w:r>
+          </w:p>
+        </w:tc>
+        <w:tc>
+          <w:tcPr>
+            <w:tcW w:type="dxa" w:w="2556"/>
+          </w:tcPr>
+          <w:p>
+            <w:r>
+              <w:t>Names an answer without a deciding fact</w:t>
+            </w:r>
+          </w:p>
+        </w:tc>
+        <w:tc>
+          <w:tcPr>
+            <w:tcW w:type="dxa" w:w="2556"/>
+          </w:tcPr>
+          <w:p>
+            <w:r>
+              <w:t>Uses a hint to link fact and decision</w:t>
+            </w:r>
+          </w:p>
+        </w:tc>
+        <w:tc>
+          <w:tcPr>
+            <w:tcW w:type="dxa" w:w="2556"/>
+          </w:tcPr>
+          <w:p>
+            <w:r>
+              <w:t>Explains the deciding fact in own words</w:t>
+            </w:r>
+          </w:p>
+        </w:tc>
+      </w:tr>
+      <w:tr>
+        <w:tc>
+          <w:tcPr>
+            <w:tcW w:type="dxa" w:w="2556"/>
+          </w:tcPr>
+          <w:p>
+            <w:r>
+              <w:t>Trace or test</w:t>
+            </w:r>
+          </w:p>
+        </w:tc>
+        <w:tc>
+          <w:tcPr>
+            <w:tcW w:type="dxa" w:w="2556"/>
+          </w:tcPr>
+          <w:p>
+            <w:r>
+              <w:t>Cannot connect input and result</w:t>
+            </w:r>
+          </w:p>
+        </w:tc>
+        <w:tc>
+          <w:tcPr>
+            <w:tcW w:type="dxa" w:w="2556"/>
+          </w:tcPr>
+          <w:p>
+            <w:r>
+              <w:t>Completes steps with prompts</w:t>
+            </w:r>
+          </w:p>
+        </w:tc>
+        <w:tc>
+          <w:tcPr>
+            <w:tcW w:type="dxa" w:w="2556"/>
+          </w:tcPr>
+          <w:p>
+            <w:r>
+              <w:t>Traces or tests a changed case accurately</w:t>
+            </w:r>
+          </w:p>
+        </w:tc>
+      </w:tr>
+      <w:tr>
+        <w:tc>
+          <w:tcPr>
+            <w:tcW w:type="dxa" w:w="2556"/>
+          </w:tcPr>
+          <w:p>
+            <w:r>
+              <w:t>Limits and revision</w:t>
+            </w:r>
+          </w:p>
+        </w:tc>
+        <w:tc>
+          <w:tcPr>
+            <w:tcW w:type="dxa" w:w="2556"/>
+          </w:tcPr>
+          <w:p>
+            <w:r>
+              <w:t>Claims more than evidence supports</w:t>
+            </w:r>
+          </w:p>
+        </w:tc>
+        <w:tc>
+          <w:tcPr>
+            <w:tcW w:type="dxa" w:w="2556"/>
+          </w:tcPr>
+          <w:p>
+            <w:r>
+              <w:t>Names a limit after a prompt</w:t>
+            </w:r>
+          </w:p>
+        </w:tc>
+        <w:tc>
+          <w:tcPr>
+            <w:tcW w:type="dxa" w:w="2556"/>
+          </w:tcPr>
+          <w:p>
+            <w:r>
+              <w:t>States a defensible limit and useful next test</w:t>
+            </w:r>
+          </w:p>
+        </w:tc>
+      </w:tr>
+    </w:tbl>
+    <w:p>
+      <w:r>
+        <w:t>Project checkpoint: Prepare the demonstration. Gather reproducible instructions, evidence, access checks and remaining limitations.</w:t>
+      </w:r>
+    </w:p>
+    <w:p>
+      <w:r>
+        <w:t>Use the weekly teacher answer for topic-specific reasoning. A saved progress tick is an activity record; judge mastery from the learner’s explanation and evidence.</w:t>
+      </w:r>
+    </w:p>
     <w:sectPr>
       <w:pgSz w:w="12240" w:h="15840"/>
       <w:pgMar w:top="936" w:right="1008" w:bottom="936" w:left="1008" w:header="720" w:footer="720" w:gutter="0"/>

--- a/downloads/teacher/ai-6-week-27.docx
+++ b/downloads/teacher/ai-6-week-27.docx
@@ -2328,6 +2328,39 @@
         <w:t>Use the weekly teacher answer for topic-specific reasoning. A saved progress tick is an activity record; judge mastery from the learner’s explanation and evidence.</w:t>
       </w:r>
     </w:p>
+    <w:p>
+      <w:pPr>
+        <w:pStyle w:val="Heading1"/>
+      </w:pPr>
+      <w:r>
+        <w:t>08. Use feedback, labs and repair paths</w:t>
+      </w:r>
+    </w:p>
+    <w:p>
+      <w:r>
+        <w:t>Use the two formative questions as supported practice, not as independent mastery scores. Discuss the deciding evidence rather than accepting a guessed selection.</w:t>
+      </w:r>
+    </w:p>
+    <w:p>
+      <w:r>
+        <w:t>The feedback comes from the reviewed public worked case. Do not reveal the separately reserved independent teacher answer until the learner has attempted that case.</w:t>
+      </w:r>
+    </w:p>
+    <w:p>
+      <w:r>
+        <w:t>Ask students to predict before running code. Preserve errors and actual outputs; collect a changed test and an explanation. The branch-boundary and indexing lessons deliberately include failure cases.</w:t>
+      </w:r>
+    </w:p>
+    <w:p>
+      <w:r>
+        <w:t>Use the earlier worked-explanation links to address a specific missing building block, then return to the current question. Adapt this suggestion after observing the learner; it is not an automatic diagnosis.</w:t>
+      </w:r>
+    </w:p>
+    <w:p>
+      <w:r>
+        <w:t>Collect the completed-work portfolio as evidence. Record support separately from correctness, and assess explanation, trace/test and limitations. Progress ticks and quiz selections alone do not establish mastery.</w:t>
+      </w:r>
+    </w:p>
     <w:sectPr>
       <w:pgSz w:w="12240" w:h="15840"/>
       <w:pgMar w:top="936" w:right="1008" w:bottom="936" w:left="1008" w:header="720" w:footer="720" w:gutter="0"/>

--- a/downloads/teacher/ai-6-week-27.docx
+++ b/downloads/teacher/ai-6-week-27.docx
@@ -29,16 +29,39 @@
       </w:r>
     </w:p>
     <w:p>
-      <w:pPr>
-        <w:pStyle w:val="Heading3"/>
-      </w:pPr>
-      <w:r>
-        <w:t>Teach the learning cycle</w:t>
+      <w:r>
+        <w:t>Prepare Human escalation workflows: check the target, prerequisites, resources and adaptable teaching schedule.</w:t>
       </w:r>
     </w:p>
     <w:p>
-      <w:r>
-        <w:t>Primary target: Explain the mechanism and terminology of human escalation workflows</w:t>
+      <w:pPr>
+        <w:pStyle w:val="Heading3"/>
+      </w:pPr>
+      <w:r>
+        <w:t>Teach the learning cycle</w:t>
+      </w:r>
+    </w:p>
+    <w:p>
+      <w:pPr>
+        <w:spacing w:line="336" w:lineRule="auto" w:after="180"/>
+      </w:pPr>
+      <w:r>
+        <w:rPr>
+          <w:b w:val="0"/>
+        </w:rPr>
+        <w:t xml:space="preserve">Primary target: Explain the </w:t>
+      </w:r>
+      <w:r>
+        <w:rPr>
+          <w:b/>
+        </w:rPr>
+        <w:t>mechanism</w:t>
+      </w:r>
+      <w:r>
+        <w:rPr>
+          <w:b w:val="0"/>
+        </w:rPr>
+        <w:t xml:space="preserve"> and terminology of human escalation workflows</w:t>
       </w:r>
     </w:p>
     <w:tbl>
@@ -185,16 +208,37 @@
       </w:tr>
     </w:tbl>
     <w:p>
-      <w:r>
-        <w:t>This is a starting allocation of 135 minutes, not a validated duration. Preserve all named topics. Schedule extra time for connected examples, the full investigation, independent cases and project building. Repeated copies of a case share one recorded attempt; they are not new evidence.</w:t>
+      <w:pPr>
+        <w:spacing w:line="336" w:lineRule="auto" w:after="180"/>
+      </w:pPr>
+      <w:r>
+        <w:rPr>
+          <w:b w:val="0"/>
+        </w:rPr>
+        <w:t>This is a starting allocation of 135 minutes, not a validated duration. Preserve all named topics. Schedule extra time for connected examples, the full investigation, independent cases and project building.</w:t>
       </w:r>
     </w:p>
     <w:p>
       <w:pPr>
-        <w:pStyle w:val="Heading3"/>
-      </w:pPr>
-      <w:r>
-        <w:t>Retrieval answer guidance</w:t>
+        <w:spacing w:line="336" w:lineRule="auto" w:after="180"/>
+      </w:pPr>
+      <w:r>
+        <w:rPr>
+          <w:b w:val="0"/>
+        </w:rPr>
+        <w:t xml:space="preserve">Repeated copies of a case share one recorded attempt; they are not new </w:t>
+      </w:r>
+      <w:r>
+        <w:rPr>
+          <w:b/>
+        </w:rPr>
+        <w:t>evidence</w:t>
+      </w:r>
+      <w:r>
+        <w:rPr>
+          <w:b w:val="0"/>
+        </w:rPr>
+        <w:t>.</w:t>
       </w:r>
     </w:p>
     <w:p>
@@ -202,132 +246,357 @@
         <w:pStyle w:val="Heading3"/>
       </w:pPr>
       <w:r>
-        <w:t>Incident investigation</w:t>
+        <w:t>Retrieval answer guidance</w:t>
       </w:r>
     </w:p>
     <w:p>
-      <w:r>
-        <w:t>Without opening the old lesson, explain one key idea from Incident investigation. Give an example and a mistake that the idea helps you avoid.</w:t>
+      <w:pPr>
+        <w:pStyle w:val="Heading3"/>
+      </w:pPr>
+      <w:r>
+        <w:t>Incident investigation</w:t>
       </w:r>
     </w:p>
     <w:p>
-      <w:r>
-        <w:t>Look for: Explain the mechanism and terminology of incident investigation</w:t>
+      <w:pPr>
+        <w:spacing w:line="336" w:lineRule="auto" w:after="180"/>
+      </w:pPr>
+      <w:r>
+        <w:rPr>
+          <w:b w:val="0"/>
+        </w:rPr>
+        <w:t>Without opening the old lesson, explain one key idea from Incident investigation. Give an example and a mistake that the idea helps you avoid.</w:t>
       </w:r>
     </w:p>
     <w:p>
-      <w:r>
-        <w:t>Reference example, not the only acceptable wording: Teacher explanation: Incident investigation preserves a timeline and distinguishes observation from hypothesis. Repair before evidence collection can erase clues. Record timestamps, versions, requests, authorised actions and outcomes with minimised logs. Separate immediate containment from diagnosis. Compare candidate explanations against evidence.</w:t>
+      <w:pPr>
+        <w:spacing w:line="336" w:lineRule="auto" w:after="180"/>
+      </w:pPr>
+      <w:r>
+        <w:rPr>
+          <w:b w:val="0"/>
+        </w:rPr>
+        <w:t xml:space="preserve">Look for: Explain the </w:t>
+      </w:r>
+      <w:r>
+        <w:rPr>
+          <w:b/>
+        </w:rPr>
+        <w:t>mechanism</w:t>
+      </w:r>
+      <w:r>
+        <w:rPr>
+          <w:b w:val="0"/>
+        </w:rPr>
+        <w:t xml:space="preserve"> and terminology of incident investigation</w:t>
       </w:r>
     </w:p>
     <w:p>
       <w:pPr>
-        <w:pStyle w:val="Heading3"/>
-      </w:pPr>
-      <w:r>
-        <w:t>Release and rollback</w:t>
+        <w:spacing w:line="336" w:lineRule="auto" w:after="180"/>
+      </w:pPr>
+      <w:r>
+        <w:rPr>
+          <w:b w:val="0"/>
+        </w:rPr>
+        <w:t xml:space="preserve">Reference example, not the only acceptable wording: Teacher explanation: Incident investigation preserves a timeline and distinguishes </w:t>
+      </w:r>
+      <w:r>
+        <w:rPr>
+          <w:b/>
+        </w:rPr>
+        <w:t>observation</w:t>
+      </w:r>
+      <w:r>
+        <w:rPr>
+          <w:b w:val="0"/>
+        </w:rPr>
+        <w:t xml:space="preserve"> from hypothesis. Repair before </w:t>
+      </w:r>
+      <w:r>
+        <w:rPr>
+          <w:b/>
+        </w:rPr>
+        <w:t>evidence</w:t>
+      </w:r>
+      <w:r>
+        <w:rPr>
+          <w:b w:val="0"/>
+        </w:rPr>
+        <w:t xml:space="preserve"> collection can erase clues.</w:t>
       </w:r>
     </w:p>
     <w:p>
-      <w:r>
-        <w:t>Without opening the old lesson, explain one key idea from Release and rollback. Give an example and a mistake that the idea helps you avoid.</w:t>
+      <w:pPr>
+        <w:spacing w:line="336" w:lineRule="auto" w:after="180"/>
+      </w:pPr>
+      <w:r>
+        <w:rPr>
+          <w:b w:val="0"/>
+        </w:rPr>
+        <w:t xml:space="preserve">Record timestamps, versions, requests, authorised actions and outcomes with minimised logs. Separate immediate containment from diagnosis. Compare candidate explanations against </w:t>
+      </w:r>
+      <w:r>
+        <w:rPr>
+          <w:b/>
+        </w:rPr>
+        <w:t>evidence</w:t>
+      </w:r>
+      <w:r>
+        <w:rPr>
+          <w:b w:val="0"/>
+        </w:rPr>
+        <w:t>.</w:t>
       </w:r>
     </w:p>
     <w:p>
-      <w:r>
-        <w:t>Look for: Explain the mechanism and terminology of release and rollback</w:t>
+      <w:pPr>
+        <w:pStyle w:val="Heading3"/>
+      </w:pPr>
+      <w:r>
+        <w:t>Release and rollback</w:t>
       </w:r>
     </w:p>
     <w:p>
-      <w:r>
-        <w:t>Reference example, not the only acceptable wording: Teacher explanation: Release records bind code, configuration, data schema and evaluation evidence. Rollback requires compatibility with the current stored data. Version v2 writes schema2. Version v1 reads only schema1. A rollback to v1 after v2 writes data cannot safely proceed without migration or a compatible reader.</w:t>
+      <w:pPr>
+        <w:spacing w:line="336" w:lineRule="auto" w:after="180"/>
+      </w:pPr>
+      <w:r>
+        <w:rPr>
+          <w:b w:val="0"/>
+        </w:rPr>
+        <w:t>Without opening the old lesson, explain one key idea from Release and rollback. Give an example and a mistake that the idea helps you avoid.</w:t>
       </w:r>
     </w:p>
     <w:p>
       <w:pPr>
-        <w:pStyle w:val="Heading3"/>
-      </w:pPr>
-      <w:r>
-        <w:t>Caching and stale information</w:t>
+        <w:spacing w:line="336" w:lineRule="auto" w:after="180"/>
+      </w:pPr>
+      <w:r>
+        <w:rPr>
+          <w:b w:val="0"/>
+        </w:rPr>
+        <w:t xml:space="preserve">Look for: Explain the </w:t>
+      </w:r>
+      <w:r>
+        <w:rPr>
+          <w:b/>
+        </w:rPr>
+        <w:t>mechanism</w:t>
+      </w:r>
+      <w:r>
+        <w:rPr>
+          <w:b w:val="0"/>
+        </w:rPr>
+        <w:t xml:space="preserve"> and terminology of release and rollback</w:t>
       </w:r>
     </w:p>
     <w:p>
-      <w:r>
-        <w:t>Without opening the old lesson, explain one key idea from Caching and stale information. Give an example and a mistake that the idea helps you avoid.</w:t>
+      <w:pPr>
+        <w:spacing w:line="336" w:lineRule="auto" w:after="180"/>
+      </w:pPr>
+      <w:r>
+        <w:rPr>
+          <w:b w:val="0"/>
+        </w:rPr>
+        <w:t xml:space="preserve">Reference example, not the only acceptable wording: Teacher explanation: Release records bind code, configuration, data schema and evaluation </w:t>
+      </w:r>
+      <w:r>
+        <w:rPr>
+          <w:b/>
+        </w:rPr>
+        <w:t>evidence</w:t>
+      </w:r>
+      <w:r>
+        <w:rPr>
+          <w:b w:val="0"/>
+        </w:rPr>
+        <w:t>. Rollback requires compatibility with the current stored data.</w:t>
       </w:r>
     </w:p>
     <w:p>
-      <w:r>
-        <w:t>Look for: Explain the mechanism and terminology of caching and stale information</w:t>
+      <w:pPr>
+        <w:spacing w:line="336" w:lineRule="auto" w:after="180"/>
+      </w:pPr>
+      <w:r>
+        <w:rPr>
+          <w:b w:val="0"/>
+        </w:rPr>
+        <w:t>Version v2 writes schema2. Version v1 reads only schema1. A rollback to v1 after v2 writes data cannot safely proceed without migration or a compatible reader.</w:t>
       </w:r>
     </w:p>
     <w:p>
-      <w:r>
-        <w:t>Reference example, not the only acceptable wording: Teacher explanation: Caching reuses results but needs freshness and access-aware keys. A cached answer must not cross role or corpus-version boundaries. Cache key includes query, role, corpus version and procedure version. Entry valid only while age&lt;TTL. At exact TTL it expires. Teacher and student results never share a role-agnostic key.</w:t>
+      <w:pPr>
+        <w:pStyle w:val="Heading3"/>
+      </w:pPr>
+      <w:r>
+        <w:t>Caching and stale information</w:t>
       </w:r>
     </w:p>
     <w:p>
-      <w:r>
-        <w:t>Two 45-minute sessions. Escalation routes unresolved decisions to an authorised person with sufficient context. It must define owner, deadline and fallback. Use the supplied constructed scenarios to make the mechanism inspectable. Collect W4 before sharing solutions. Students should name intermediate evidence and limitations; classroom pacing and learning effectiveness remain unvalidated.</w:t>
+      <w:pPr>
+        <w:spacing w:line="336" w:lineRule="auto" w:after="180"/>
+      </w:pPr>
+      <w:r>
+        <w:rPr>
+          <w:b w:val="0"/>
+        </w:rPr>
+        <w:t>Without opening the old lesson, explain one key idea from Caching and stale information. Give an example and a mistake that the idea helps you avoid.</w:t>
       </w:r>
     </w:p>
     <w:p>
       <w:pPr>
-        <w:pStyle w:val="Heading3"/>
-      </w:pPr>
-      <w:r>
-        <w:t>Outcomes</w:t>
+        <w:spacing w:line="336" w:lineRule="auto" w:after="180"/>
+      </w:pPr>
+      <w:r>
+        <w:rPr>
+          <w:b w:val="0"/>
+        </w:rPr>
+        <w:t xml:space="preserve">Look for: Explain the </w:t>
+      </w:r>
+      <w:r>
+        <w:rPr>
+          <w:b/>
+        </w:rPr>
+        <w:t>mechanism</w:t>
+      </w:r>
+      <w:r>
+        <w:rPr>
+          <w:b w:val="0"/>
+        </w:rPr>
+        <w:t xml:space="preserve"> and terminology of caching and stale information</w:t>
       </w:r>
     </w:p>
     <w:p>
-      <w:r>
-        <w:t>Explain the mechanism and terminology of human escalation workflows</w:t>
+      <w:pPr>
+        <w:spacing w:line="336" w:lineRule="auto" w:after="180"/>
+      </w:pPr>
+      <w:r>
+        <w:rPr>
+          <w:b w:val="0"/>
+        </w:rPr>
+        <w:t>Reference example, not the only acceptable wording: Teacher explanation: Caching reuses results but needs freshness and access-aware keys. A cached answer must not cross role or corpus-version boundaries.</w:t>
       </w:r>
     </w:p>
     <w:p>
-      <w:r>
-        <w:t>Apply the stated procedure to a new case with a traceable result</w:t>
+      <w:pPr>
+        <w:spacing w:line="336" w:lineRule="auto" w:after="180"/>
+      </w:pPr>
+      <w:r>
+        <w:rPr>
+          <w:b w:val="0"/>
+        </w:rPr>
+        <w:t>Cache key includes query, role, corpus version and procedure version. Entry valid only while age&lt;TTL. At exact TTL it expires. Teacher and student results never share a role-agnostic key.</w:t>
       </w:r>
     </w:p>
     <w:p>
-      <w:r>
-        <w:t>Identify an assumption or limitation and design a revealing follow-up</w:t>
+      <w:pPr>
+        <w:spacing w:line="336" w:lineRule="auto" w:after="180"/>
+      </w:pPr>
+      <w:r>
+        <w:rPr>
+          <w:b w:val="0"/>
+        </w:rPr>
+        <w:t>Two 45-minute sessions. Escalation routes unresolved decisions to an authorised person with sufficient context. It must define owner, deadline and fallback.</w:t>
       </w:r>
     </w:p>
     <w:p>
       <w:pPr>
-        <w:pStyle w:val="Heading3"/>
-      </w:pPr>
-      <w:r>
-        <w:t>Preparation</w:t>
+        <w:spacing w:line="336" w:lineRule="auto" w:after="180"/>
+      </w:pPr>
+      <w:r>
+        <w:rPr>
+          <w:b w:val="0"/>
+        </w:rPr>
+        <w:t xml:space="preserve">Use the supplied constructed scenarios to make the </w:t>
+      </w:r>
+      <w:r>
+        <w:rPr>
+          <w:b/>
+        </w:rPr>
+        <w:t>mechanism</w:t>
+      </w:r>
+      <w:r>
+        <w:rPr>
+          <w:b w:val="0"/>
+        </w:rPr>
+        <w:t xml:space="preserve"> inspectable. Collect W4 before sharing solutions.</w:t>
       </w:r>
     </w:p>
     <w:p>
-      <w:r>
-        <w:t>Lesson and workbook; paper and pencil</w:t>
+      <w:pPr>
+        <w:spacing w:line="336" w:lineRule="auto" w:after="180"/>
+      </w:pPr>
+      <w:r>
+        <w:rPr>
+          <w:b w:val="0"/>
+        </w:rPr>
+        <w:t xml:space="preserve">Students should name intermediate </w:t>
+      </w:r>
+      <w:r>
+        <w:rPr>
+          <w:b/>
+        </w:rPr>
+        <w:t>evidence</w:t>
+      </w:r>
+      <w:r>
+        <w:rPr>
+          <w:b w:val="0"/>
+        </w:rPr>
+        <w:t xml:space="preserve"> and limitations; classroom pacing and learning effectiveness remain unvalidated.</w:t>
       </w:r>
     </w:p>
     <w:p>
-      <w:r>
-        <w:t>Calculator and optional local Python 3 for arithmetic; no live API or private data</w:t>
+      <w:pPr>
+        <w:pStyle w:val="Heading3"/>
+      </w:pPr>
+      <w:r>
+        <w:t>Outcomes</w:t>
       </w:r>
     </w:p>
     <w:p>
-      <w:r>
-        <w:t>Prepare the fresh retry separately and withhold its solution until after collection</w:t>
+      <w:pPr>
+        <w:spacing w:line="336" w:lineRule="auto" w:after="180"/>
+      </w:pPr>
+      <w:r>
+        <w:rPr>
+          <w:b w:val="0"/>
+        </w:rPr>
+        <w:t xml:space="preserve">Explain the </w:t>
+      </w:r>
+      <w:r>
+        <w:rPr>
+          <w:b/>
+        </w:rPr>
+        <w:t>mechanism</w:t>
+      </w:r>
+      <w:r>
+        <w:rPr>
+          <w:b w:val="0"/>
+        </w:rPr>
+        <w:t xml:space="preserve"> and terminology of human escalation workflows</w:t>
       </w:r>
     </w:p>
     <w:p>
       <w:pPr>
-        <w:pStyle w:val="Heading3"/>
-      </w:pPr>
-      <w:r>
-        <w:t>Prerequisite answer</w:t>
+        <w:spacing w:line="336" w:lineRule="auto" w:after="180"/>
+      </w:pPr>
+      <w:r>
+        <w:rPr>
+          <w:b w:val="0"/>
+        </w:rPr>
+        <w:t>Apply the stated procedure to a new case with a traceable result</w:t>
       </w:r>
     </w:p>
     <w:p>
-      <w:r>
-        <w:t>A result depends on the inputs, procedure and conditions that produced it. Preserve data roles and distinguish observed outcomes from predictions or unmeasured conditions. If the prior concept cannot be explained, use a short retrieval activity before this chapter.</w:t>
+      <w:pPr>
+        <w:spacing w:line="336" w:lineRule="auto" w:after="180"/>
+      </w:pPr>
+      <w:r>
+        <w:rPr>
+          <w:b w:val="0"/>
+        </w:rPr>
+        <w:t>Identify an assumption or limitation and design a revealing follow-up</w:t>
       </w:r>
     </w:p>
     <w:p>
@@ -335,45 +604,243 @@
         <w:pStyle w:val="Heading3"/>
       </w:pPr>
       <w:r>
-        <w:t>End goal for the pictorial case</w:t>
+        <w:t>Preparation</w:t>
       </w:r>
     </w:p>
     <w:p>
-      <w:r>
-        <w:t>Explain human escalation workflows using the deciding step in this fictional service.</w:t>
+      <w:pPr>
+        <w:spacing w:line="336" w:lineRule="auto" w:after="180"/>
+      </w:pPr>
+      <w:r>
+        <w:rPr>
+          <w:b w:val="0"/>
+        </w:rPr>
+        <w:t>Lesson and workbook; paper and pencil</w:t>
       </w:r>
     </w:p>
     <w:p>
-      <w:r>
-        <w:t>This added worked case illustrates the week’s main idea. Retain all original and connected topics; schedule its practice within the teaching cycle.</w:t>
+      <w:pPr>
+        <w:spacing w:line="336" w:lineRule="auto" w:after="180"/>
+      </w:pPr>
+      <w:r>
+        <w:rPr>
+          <w:b w:val="0"/>
+        </w:rPr>
+        <w:t>Calculator and optional local Python 3 for arithmetic; no live API or private data</w:t>
       </w:r>
     </w:p>
     <w:p>
       <w:pPr>
-        <w:pStyle w:val="Heading1"/>
-      </w:pPr>
-      <w:r>
-        <w:t>02. Explain and model the mechanism</w:t>
+        <w:spacing w:line="336" w:lineRule="auto" w:after="180"/>
+      </w:pPr>
+      <w:r>
+        <w:rPr>
+          <w:b w:val="0"/>
+        </w:rPr>
+        <w:t>Prepare the fresh retry separately and withhold its solution until after collection</w:t>
       </w:r>
     </w:p>
     <w:p>
-      <w:r>
-        <w:t>Escalation routes unresolved decisions to an authorised person with sufficient context. It must define owner, deadline and fallback.</w:t>
+      <w:pPr>
+        <w:pStyle w:val="Heading3"/>
+      </w:pPr>
+      <w:r>
+        <w:t>Prerequisite answer</w:t>
       </w:r>
     </w:p>
     <w:p>
-      <w:r>
-        <w:t>Begin by writing the question the procedure is intended to answer. Identify the information already supplied, the information it will produce and the information still missing. These are constructed classroom examples; they do not require live accounts, private records or an external service. Do not treat a plausible explanation as a measured outcome.</w:t>
+      <w:pPr>
+        <w:spacing w:line="336" w:lineRule="auto" w:after="180"/>
+      </w:pPr>
+      <w:r>
+        <w:rPr>
+          <w:b w:val="0"/>
+        </w:rPr>
+        <w:t xml:space="preserve">A result depends on the </w:t>
+      </w:r>
+      <w:r>
+        <w:rPr>
+          <w:b/>
+        </w:rPr>
+        <w:t>input</w:t>
+      </w:r>
+      <w:r>
+        <w:rPr>
+          <w:b w:val="0"/>
+        </w:rPr>
+        <w:t xml:space="preserve">s, procedure and conditions that produced it. Preserve data roles and distinguish observed outcomes from </w:t>
+      </w:r>
+      <w:r>
+        <w:rPr>
+          <w:b/>
+        </w:rPr>
+        <w:t>prediction</w:t>
+      </w:r>
+      <w:r>
+        <w:rPr>
+          <w:b w:val="0"/>
+        </w:rPr>
+        <w:t>s or unmeasured conditions.</w:t>
       </w:r>
     </w:p>
     <w:p>
-      <w:r>
-        <w:t>Toy workflow routes conflicting room approval to coordinator with source IDs and requested decision. While awaiting review the assistant returns needs_review and performs no booking.</w:t>
+      <w:pPr>
+        <w:spacing w:line="336" w:lineRule="auto" w:after="180"/>
+      </w:pPr>
+      <w:r>
+        <w:rPr>
+          <w:b w:val="0"/>
+        </w:rPr>
+        <w:t>If the prior concept cannot be explained, use a short retrieval activity before this chapter.</w:t>
       </w:r>
     </w:p>
     <w:p>
-      <w:r>
-        <w:t>Before applying the procedure, write its units, denominator or decision boundary where relevant. A partner should be able to repeat each step using the same inputs. If a required input is absent or violates the stated contract, record that condition explicitly instead of quietly replacing it with a convenient value.</w:t>
+      <w:pPr>
+        <w:pStyle w:val="Heading3"/>
+      </w:pPr>
+      <w:r>
+        <w:t>End goal for the pictorial case</w:t>
+      </w:r>
+    </w:p>
+    <w:p>
+      <w:pPr>
+        <w:spacing w:line="336" w:lineRule="auto" w:after="180"/>
+      </w:pPr>
+      <w:r>
+        <w:rPr>
+          <w:b w:val="0"/>
+        </w:rPr>
+        <w:t>Explain human escalation workflows using the deciding step in this fictional service.</w:t>
+      </w:r>
+    </w:p>
+    <w:p>
+      <w:pPr>
+        <w:spacing w:line="336" w:lineRule="auto" w:after="180"/>
+      </w:pPr>
+      <w:r>
+        <w:rPr>
+          <w:b w:val="0"/>
+        </w:rPr>
+        <w:t>This added worked case illustrates the week’s main idea. Retain all original and connected topics; schedule its practice within the teaching cycle.</w:t>
+      </w:r>
+    </w:p>
+    <w:p>
+      <w:pPr>
+        <w:pStyle w:val="Heading1"/>
+      </w:pPr>
+      <w:r>
+        <w:t>02. Explain and model the mechanism</w:t>
+      </w:r>
+    </w:p>
+    <w:p>
+      <w:r>
+        <w:t>Model Human escalation workflows using the supplied case, labelled mechanism and reasoning. Make the scope of each conclusion explicit.</w:t>
+      </w:r>
+    </w:p>
+    <w:p>
+      <w:pPr>
+        <w:spacing w:line="336" w:lineRule="auto" w:after="180"/>
+      </w:pPr>
+      <w:r>
+        <w:rPr>
+          <w:b w:val="0"/>
+        </w:rPr>
+        <w:t>Escalation routes unresolved decisions to an authorised person with sufficient context. It must define owner, deadline and fallback.</w:t>
+      </w:r>
+    </w:p>
+    <w:p>
+      <w:pPr>
+        <w:pStyle w:val="Heading3"/>
+      </w:pPr>
+      <w:r>
+        <w:t>Explain Human escalation workflows · 1</w:t>
+      </w:r>
+    </w:p>
+    <w:p>
+      <w:pPr>
+        <w:spacing w:line="336" w:lineRule="auto" w:after="180"/>
+      </w:pPr>
+      <w:r>
+        <w:rPr>
+          <w:b w:val="0"/>
+        </w:rPr>
+        <w:t>Begin by writing the question the procedure is intended to answer. Identify the information already supplied, the information it will produce and the information still missing.</w:t>
+      </w:r>
+    </w:p>
+    <w:p>
+      <w:pPr>
+        <w:spacing w:line="336" w:lineRule="auto" w:after="180"/>
+      </w:pPr>
+      <w:r>
+        <w:rPr>
+          <w:b w:val="0"/>
+        </w:rPr>
+        <w:t>These are constructed classroom examples; they do not require live accounts, private records or an external service. Do not treat a plausible explanation as a measured outcome.</w:t>
+      </w:r>
+    </w:p>
+    <w:p>
+      <w:pPr>
+        <w:spacing w:line="336" w:lineRule="auto" w:after="180"/>
+      </w:pPr>
+      <w:r>
+        <w:rPr>
+          <w:b w:val="0"/>
+        </w:rPr>
+        <w:t>Toy workflow routes conflicting room approval to coordinator with source IDs and requested decision. While awaiting review the assistant returns needs_review and performs no booking.</w:t>
+      </w:r>
+    </w:p>
+    <w:p>
+      <w:pPr>
+        <w:pStyle w:val="Heading3"/>
+      </w:pPr>
+      <w:r>
+        <w:t>Explain Human escalation workflows · 2</w:t>
+      </w:r>
+    </w:p>
+    <w:p>
+      <w:pPr>
+        <w:spacing w:line="336" w:lineRule="auto" w:after="180"/>
+      </w:pPr>
+      <w:r>
+        <w:rPr>
+          <w:b w:val="0"/>
+        </w:rPr>
+        <w:t xml:space="preserve">Before applying the procedure, write its units, denominator or decision boundary where relevant. A partner should be able to repeat each step using the same </w:t>
+      </w:r>
+      <w:r>
+        <w:rPr>
+          <w:b/>
+        </w:rPr>
+        <w:t>input</w:t>
+      </w:r>
+      <w:r>
+        <w:rPr>
+          <w:b w:val="0"/>
+        </w:rPr>
+        <w:t>s.</w:t>
+      </w:r>
+    </w:p>
+    <w:p>
+      <w:pPr>
+        <w:spacing w:line="336" w:lineRule="auto" w:after="180"/>
+      </w:pPr>
+      <w:r>
+        <w:rPr>
+          <w:b w:val="0"/>
+        </w:rPr>
+        <w:t xml:space="preserve">If a required </w:t>
+      </w:r>
+      <w:r>
+        <w:rPr>
+          <w:b/>
+        </w:rPr>
+        <w:t>input</w:t>
+      </w:r>
+      <w:r>
+        <w:rPr>
+          <w:b w:val="0"/>
+        </w:rPr>
+        <w:t xml:space="preserve"> is absent or violates the stated contract, record that condition explicitly instead of quietly replacing it with a convenient value.</w:t>
       </w:r>
     </w:p>
     <w:tbl>
@@ -571,36 +1038,198 @@
       </w:r>
     </w:p>
     <w:p>
-      <w:r>
-        <w:t>Guided: Escalation is incomplete and booking unauthorised. Assign responsible coordinator, provide conflict packet and preserve review status. Qualification: Escalation without a responsible actor and declared fallback cannot guarantee resolution. Exit: accept a concrete variation with its predicted outcome and a stated condition that would challenge the mechanism; reject a claim resting on unmeasured evidence.</w:t>
+      <w:pPr>
+        <w:pStyle w:val="Heading3"/>
+      </w:pPr>
+      <w:r>
+        <w:t>Explain Human escalation workflows · 3</w:t>
       </w:r>
     </w:p>
     <w:p>
       <w:pPr>
-        <w:pStyle w:val="Heading3"/>
-      </w:pPr>
-      <w:r>
-        <w:t>Model the reasoning aloud</w:t>
+        <w:spacing w:line="336" w:lineRule="auto" w:after="180"/>
+      </w:pPr>
+      <w:r>
+        <w:rPr>
+          <w:b w:val="0"/>
+        </w:rPr>
+        <w:t>Guided: Escalation is incomplete and booking unauthorised. Assign responsible coordinator, provide conflict packet and preserve review status.</w:t>
       </w:r>
     </w:p>
     <w:p>
-      <w:r>
-        <w:t>Use the complete worked example below before asking learners to complete W2. Reveal a small part, invite a prediction, then explain the deciding step. These teacher notes contain solutions; do not reveal the independent case answer during modelling.</w:t>
+      <w:pPr>
+        <w:spacing w:line="336" w:lineRule="auto" w:after="180"/>
+      </w:pPr>
+      <w:r>
+        <w:rPr>
+          <w:b w:val="0"/>
+        </w:rPr>
+        <w:t>Qualification: Escalation without a responsible actor and declared fallback cannot guarantee resolution.</w:t>
       </w:r>
     </w:p>
     <w:p>
-      <w:r>
-        <w:t>Conflict is detected, but no reviewer is assigned and the system silently books the first room.</w:t>
+      <w:pPr>
+        <w:spacing w:line="336" w:lineRule="auto" w:after="180"/>
+      </w:pPr>
+      <w:r>
+        <w:rPr>
+          <w:b w:val="0"/>
+        </w:rPr>
+        <w:t xml:space="preserve">Exit: accept a concrete variation with its predicted outcome and a stated condition that would challenge the </w:t>
+      </w:r>
+      <w:r>
+        <w:rPr>
+          <w:b/>
+        </w:rPr>
+        <w:t>mechanism</w:t>
+      </w:r>
+      <w:r>
+        <w:rPr>
+          <w:b w:val="0"/>
+        </w:rPr>
+        <w:t xml:space="preserve">; reject a claim resting on unmeasured </w:t>
+      </w:r>
+      <w:r>
+        <w:rPr>
+          <w:b/>
+        </w:rPr>
+        <w:t>evidence</w:t>
+      </w:r>
+      <w:r>
+        <w:rPr>
+          <w:b w:val="0"/>
+        </w:rPr>
+        <w:t>.</w:t>
       </w:r>
     </w:p>
     <w:p>
-      <w:r>
-        <w:t>Escalation is incomplete and booking unauthorised. Assign responsible coordinator, provide conflict packet and preserve review status.</w:t>
+      <w:pPr>
+        <w:pStyle w:val="Heading3"/>
+      </w:pPr>
+      <w:r>
+        <w:t>Model the reasoning aloud</w:t>
       </w:r>
     </w:p>
     <w:p>
-      <w:r>
-        <w:t>Compare the intermediate evidence with the final statement. Explain why each number or decision follows from the stated inputs. The conclusion belongs to this scenario and procedure; changing the inputs, evaluation population or authority can change what it establishes. Retain the raw record so a later revision can be compared honestly.</w:t>
+      <w:pPr>
+        <w:spacing w:line="336" w:lineRule="auto" w:after="180"/>
+      </w:pPr>
+      <w:r>
+        <w:rPr>
+          <w:b w:val="0"/>
+        </w:rPr>
+        <w:t xml:space="preserve">Use the complete worked example below before asking learners to complete W2. Reveal a small part, invite a </w:t>
+      </w:r>
+      <w:r>
+        <w:rPr>
+          <w:b/>
+        </w:rPr>
+        <w:t>prediction</w:t>
+      </w:r>
+      <w:r>
+        <w:rPr>
+          <w:b w:val="0"/>
+        </w:rPr>
+        <w:t>, then explain the deciding step.</w:t>
+      </w:r>
+    </w:p>
+    <w:p>
+      <w:pPr>
+        <w:spacing w:line="336" w:lineRule="auto" w:after="180"/>
+      </w:pPr>
+      <w:r>
+        <w:rPr>
+          <w:b w:val="0"/>
+        </w:rPr>
+        <w:t>These teacher notes contain solutions; do not reveal the independent case answer during modelling.</w:t>
+      </w:r>
+    </w:p>
+    <w:p>
+      <w:pPr>
+        <w:spacing w:line="336" w:lineRule="auto" w:after="180"/>
+      </w:pPr>
+      <w:r>
+        <w:rPr>
+          <w:b w:val="0"/>
+        </w:rPr>
+        <w:t>Conflict is detected, but no reviewer is assigned and the system silently books the first room.</w:t>
+      </w:r>
+    </w:p>
+    <w:p>
+      <w:pPr>
+        <w:spacing w:line="336" w:lineRule="auto" w:after="180"/>
+      </w:pPr>
+      <w:r>
+        <w:rPr>
+          <w:b w:val="0"/>
+        </w:rPr>
+        <w:t>Escalation is incomplete and booking unauthorised. Assign responsible coordinator, provide conflict packet and preserve review status.</w:t>
+      </w:r>
+    </w:p>
+    <w:p>
+      <w:pPr>
+        <w:pStyle w:val="Heading3"/>
+      </w:pPr>
+      <w:r>
+        <w:t>Model the reasoning aloud · 4</w:t>
+      </w:r>
+    </w:p>
+    <w:p>
+      <w:pPr>
+        <w:spacing w:line="336" w:lineRule="auto" w:after="180"/>
+      </w:pPr>
+      <w:r>
+        <w:rPr>
+          <w:b w:val="0"/>
+        </w:rPr>
+        <w:t xml:space="preserve">Compare the intermediate </w:t>
+      </w:r>
+      <w:r>
+        <w:rPr>
+          <w:b/>
+        </w:rPr>
+        <w:t>evidence</w:t>
+      </w:r>
+      <w:r>
+        <w:rPr>
+          <w:b w:val="0"/>
+        </w:rPr>
+        <w:t xml:space="preserve"> with the final statement. Explain why each number or decision follows from the stated </w:t>
+      </w:r>
+      <w:r>
+        <w:rPr>
+          <w:b/>
+        </w:rPr>
+        <w:t>input</w:t>
+      </w:r>
+      <w:r>
+        <w:rPr>
+          <w:b w:val="0"/>
+        </w:rPr>
+        <w:t>s.</w:t>
+      </w:r>
+    </w:p>
+    <w:p>
+      <w:pPr>
+        <w:spacing w:line="336" w:lineRule="auto" w:after="180"/>
+      </w:pPr>
+      <w:r>
+        <w:rPr>
+          <w:b w:val="0"/>
+        </w:rPr>
+        <w:t xml:space="preserve">The conclusion belongs to this scenario and procedure; changing the </w:t>
+      </w:r>
+      <w:r>
+        <w:rPr>
+          <w:b/>
+        </w:rPr>
+        <w:t>input</w:t>
+      </w:r>
+      <w:r>
+        <w:rPr>
+          <w:b w:val="0"/>
+        </w:rPr>
+        <w:t>s, evaluation population or authority can change what it establishes. Retain the raw record so a later revision can be compared honestly.</w:t>
       </w:r>
     </w:p>
     <w:tbl>
@@ -706,7 +1335,13 @@
       </w:tr>
     </w:tbl>
     <w:p>
-      <w:r>
+      <w:pPr>
+        <w:spacing w:line="336" w:lineRule="auto" w:after="180"/>
+      </w:pPr>
+      <w:r>
+        <w:rPr>
+          <w:b w:val="0"/>
+        </w:rPr>
         <w:t>Use the diagram and verbal explanation together. Ask learners to match a sentence to a specific visual step; do not assign learners fixed visual or auditory learning styles.</w:t>
       </w:r>
     </w:p>
@@ -719,7 +1354,13 @@
       </w:r>
     </w:p>
     <w:p>
-      <w:r>
+      <w:pPr>
+        <w:spacing w:line="336" w:lineRule="auto" w:after="180"/>
+      </w:pPr>
+      <w:r>
+        <w:rPr>
+          <w:b w:val="0"/>
+        </w:rPr>
         <w:t>A useful human handoff. A learner asks whether a damaged laboratory bottle is safe; the bot handles lesson notes only.</w:t>
       </w:r>
     </w:p>
@@ -732,7 +1373,22 @@
       </w:r>
     </w:p>
     <w:p>
-      <w:r>
+      <w:pPr>
+        <w:pStyle w:val="Heading3"/>
+      </w:pPr>
+      <w:r>
+        <w:t>Supplied facts</w:t>
+      </w:r>
+    </w:p>
+    <w:p>
+      <w:pPr>
+        <w:spacing w:line="336" w:lineRule="auto" w:after="180"/>
+        <w:shd w:fill="F1F6FC"/>
+      </w:pPr>
+      <w:r>
+        <w:rPr>
+          <w:b w:val="0"/>
+        </w:rPr>
         <w:t>The contract excludes equipment certification. An assigned adult supervisor handles equipment concerns.</w:t>
       </w:r>
     </w:p>
@@ -896,21 +1552,31 @@
       </w:r>
     </w:p>
     <w:p>
-      <w:r>
-        <w:t>Escalation needs an appropriate person and accurate context. Model confidence cannot replace required authority or physical inspection.</w:t>
+      <w:pPr>
+        <w:pStyle w:val="Heading3"/>
+      </w:pPr>
+      <w:r>
+        <w:t>Why the result follows</w:t>
       </w:r>
     </w:p>
     <w:p>
       <w:pPr>
-        <w:pStyle w:val="Heading3"/>
-      </w:pPr>
-      <w:r>
-        <w:t>What this example does not establish</w:t>
+        <w:spacing w:line="336" w:lineRule="auto" w:after="180"/>
+        <w:shd w:fill="F1F6FC"/>
+      </w:pPr>
+      <w:r>
+        <w:rPr>
+          <w:b w:val="0"/>
+        </w:rPr>
+        <w:t>Escalation needs an appropriate person and accurate context. Model confidence cannot replace required authority or physical inspection.</w:t>
       </w:r>
     </w:p>
     <w:p>
-      <w:r>
-        <w:t>This is a fictional workflow, not a real laboratory safety procedure; institutions define authorised responses.</w:t>
+      <w:pPr>
+        <w:pStyle w:val="Heading3"/>
+      </w:pPr>
+      <w:r>
+        <w:t>What this example does not establish</w:t>
       </w:r>
     </w:p>
     <w:p>
@@ -918,43 +1584,168 @@
         <w:pStyle w:val="Heading3"/>
       </w:pPr>
       <w:r>
-        <w:t>Change one thing in the pictured case</w:t>
+        <w:t>Keep the stated limit</w:t>
       </w:r>
     </w:p>
     <w:p>
-      <w:r>
-        <w:t>Change: No supervisor is currently reachable.</w:t>
+      <w:pPr>
+        <w:spacing w:line="336" w:lineRule="auto" w:after="180"/>
+        <w:shd w:fill="FFF5E6"/>
+      </w:pPr>
+      <w:r>
+        <w:rPr>
+          <w:b w:val="0"/>
+        </w:rPr>
+        <w:t>This is a fictional workflow, not a real laboratory safety procedure; institutions define authorised responses.</w:t>
       </w:r>
     </w:p>
     <w:p>
-      <w:r>
-        <w:t>Prediction: State unresolved status and use the institution’s approved waiting procedure.</w:t>
+      <w:pPr>
+        <w:pStyle w:val="Heading3"/>
+      </w:pPr>
+      <w:r>
+        <w:t>Change one thing in the pictured case</w:t>
       </w:r>
     </w:p>
     <w:p>
-      <w:r>
-        <w:t>Reason: Lack of a human reply does not expand the bot’s authority.</w:t>
+      <w:pPr>
+        <w:pStyle w:val="Heading3"/>
+      </w:pPr>
+      <w:r>
+        <w:t>Change one thing</w:t>
       </w:r>
     </w:p>
     <w:p>
       <w:pPr>
-        <w:pStyle w:val="Heading3"/>
-      </w:pPr>
-      <w:r>
-        <w:t>Ask while showing the picture</w:t>
+        <w:spacing w:line="336" w:lineRule="auto" w:after="180"/>
+        <w:shd w:fill="F5F1FB"/>
+      </w:pPr>
+      <w:r>
+        <w:rPr>
+          <w:b w:val="0"/>
+        </w:rPr>
+        <w:t>Change: No supervisor is currently reachable.</w:t>
       </w:r>
     </w:p>
     <w:p>
-      <w:r>
-        <w:t>Cover the result. Ask learners to name the inputs and predict the next step. Uncover one step, connect the icon to the actual procedure, and explain its evidence. Then change the supplied condition and compare. The picture is a representation; it does not document execution of a real AI model.</w:t>
+      <w:pPr>
+        <w:pStyle w:val="Heading3"/>
+      </w:pPr>
+      <w:r>
+        <w:t>Predicted result</w:t>
       </w:r>
     </w:p>
     <w:p>
       <w:pPr>
+        <w:spacing w:line="336" w:lineRule="auto" w:after="180"/>
+        <w:shd w:fill="F1F6FC"/>
+      </w:pPr>
+      <w:r>
+        <w:rPr>
+          <w:b/>
+        </w:rPr>
+        <w:t>Prediction</w:t>
+      </w:r>
+      <w:r>
+        <w:rPr>
+          <w:b w:val="0"/>
+        </w:rPr>
+        <w:t>: State unresolved status and use the institution’s approved waiting procedure.</w:t>
+      </w:r>
+    </w:p>
+    <w:p>
+      <w:pPr>
+        <w:pStyle w:val="Heading3"/>
+      </w:pPr>
+      <w:r>
+        <w:t>Why the result follows</w:t>
+      </w:r>
+    </w:p>
+    <w:p>
+      <w:pPr>
+        <w:spacing w:line="336" w:lineRule="auto" w:after="180"/>
+        <w:shd w:fill="F1F6FC"/>
+      </w:pPr>
+      <w:r>
+        <w:rPr>
+          <w:b w:val="0"/>
+        </w:rPr>
+        <w:t>Reason: Lack of a human reply does not expand the bot’s authority.</w:t>
+      </w:r>
+    </w:p>
+    <w:p>
+      <w:pPr>
+        <w:pStyle w:val="Heading3"/>
+      </w:pPr>
+      <w:r>
+        <w:t>Ask while showing the picture</w:t>
+      </w:r>
+    </w:p>
+    <w:p>
+      <w:pPr>
+        <w:pStyle w:val="Heading3"/>
+      </w:pPr>
+      <w:r>
+        <w:t>Ask while showing the picture · 5</w:t>
+      </w:r>
+    </w:p>
+    <w:p>
+      <w:pPr>
+        <w:spacing w:line="336" w:lineRule="auto" w:after="180"/>
+      </w:pPr>
+      <w:r>
+        <w:rPr>
+          <w:b w:val="0"/>
+        </w:rPr>
+        <w:t xml:space="preserve">Cover the result. Ask learners to name the </w:t>
+      </w:r>
+      <w:r>
+        <w:rPr>
+          <w:b/>
+        </w:rPr>
+        <w:t>input</w:t>
+      </w:r>
+      <w:r>
+        <w:rPr>
+          <w:b w:val="0"/>
+        </w:rPr>
+        <w:t xml:space="preserve">s and predict the next step. Uncover one step, connect the icon to the actual procedure, and explain its </w:t>
+      </w:r>
+      <w:r>
+        <w:rPr>
+          <w:b/>
+        </w:rPr>
+        <w:t>evidence</w:t>
+      </w:r>
+      <w:r>
+        <w:rPr>
+          <w:b w:val="0"/>
+        </w:rPr>
+        <w:t>. Then change the supplied condition and compare.</w:t>
+      </w:r>
+    </w:p>
+    <w:p>
+      <w:pPr>
+        <w:spacing w:line="336" w:lineRule="auto" w:after="180"/>
+      </w:pPr>
+      <w:r>
+        <w:rPr>
+          <w:b w:val="0"/>
+        </w:rPr>
+        <w:t>The picture is a representation; it does not document execution of a real AI model.</w:t>
+      </w:r>
+    </w:p>
+    <w:p>
+      <w:pPr>
         <w:pStyle w:val="Heading1"/>
       </w:pPr>
       <w:r>
         <w:t>03. Demonstrate and guide practice</w:t>
+      </w:r>
+    </w:p>
+    <w:p>
+      <w:r>
+        <w:t>Demonstrate Human escalation workflows, reduce support deliberately and check individual reasoning before discussing answers.</w:t>
       </w:r>
     </w:p>
     <w:tbl>
@@ -1170,36 +1961,100 @@
       </w:tr>
     </w:tbl>
     <w:p>
-      <w:r>
-        <w:t>Use the worked example in Sections 3 and 6. Collect a prediction before revealing its result; ask the learner to point to each intermediate fact.</w:t>
+      <w:pPr>
+        <w:spacing w:line="336" w:lineRule="auto" w:after="180"/>
+      </w:pPr>
+      <w:r>
+        <w:rPr>
+          <w:b w:val="0"/>
+        </w:rPr>
+        <w:t xml:space="preserve">Use the worked example in Sections 3 and 6. Collect a </w:t>
+      </w:r>
+      <w:r>
+        <w:rPr>
+          <w:b/>
+        </w:rPr>
+        <w:t>prediction</w:t>
+      </w:r>
+      <w:r>
+        <w:rPr>
+          <w:b w:val="0"/>
+        </w:rPr>
+        <w:t xml:space="preserve"> before revealing its result; ask the learner to point to each intermediate fact.</w:t>
       </w:r>
     </w:p>
     <w:p>
-      <w:r>
-        <w:t>Provide an input/procedure/result/limit frame and a calculator when needed. Ask students to identify the first step before completing the whole trace. Extension: compare two concrete variants of this mechanism while holding unrelated conditions fixed; report both successful and unsuccessful outcomes.</w:t>
+      <w:pPr>
+        <w:spacing w:line="336" w:lineRule="auto" w:after="180"/>
+      </w:pPr>
+      <w:r>
+        <w:rPr>
+          <w:b w:val="0"/>
+        </w:rPr>
+        <w:t xml:space="preserve">Provide an </w:t>
+      </w:r>
+      <w:r>
+        <w:rPr>
+          <w:b/>
+        </w:rPr>
+        <w:t>input</w:t>
+      </w:r>
+      <w:r>
+        <w:rPr>
+          <w:b w:val="0"/>
+        </w:rPr>
+        <w:t>/procedure/result/limit frame and a calculator when needed. Ask students to identify the first step before completing the whole trace.</w:t>
       </w:r>
     </w:p>
     <w:p>
       <w:pPr>
-        <w:pStyle w:val="Heading3"/>
-      </w:pPr>
-      <w:r>
-        <w:t>Reduce help deliberately</w:t>
+        <w:spacing w:line="336" w:lineRule="auto" w:after="180"/>
+      </w:pPr>
+      <w:r>
+        <w:rPr>
+          <w:b w:val="0"/>
+        </w:rPr>
+        <w:t xml:space="preserve">Extension: compare two concrete variants of this </w:t>
+      </w:r>
+      <w:r>
+        <w:rPr>
+          <w:b/>
+        </w:rPr>
+        <w:t>mechanism</w:t>
+      </w:r>
+      <w:r>
+        <w:rPr>
+          <w:b w:val="0"/>
+        </w:rPr>
+        <w:t xml:space="preserve"> while holding unrelated conditions fixed; report both successful and unsuccessful outcomes.</w:t>
       </w:r>
     </w:p>
     <w:p>
-      <w:r>
-        <w:t>Completion task: Conflict is detected, but no reviewer is assigned and the system silently books the first room. Show the intermediate steps and give the conclusion with its scope.</w:t>
+      <w:pPr>
+        <w:pStyle w:val="Heading3"/>
+      </w:pPr>
+      <w:r>
+        <w:t>Reduce help deliberately</w:t>
       </w:r>
     </w:p>
     <w:p>
-      <w:r>
-        <w:t>Teacher check: Teacher explanation: Escalation is incomplete and booking unauthorised. Assign responsible coordinator, provide conflict packet and preserve review status.</w:t>
+      <w:pPr>
+        <w:pStyle w:val="Heading3"/>
+      </w:pPr>
+      <w:r>
+        <w:t>Completion practice</w:t>
       </w:r>
     </w:p>
     <w:p>
-      <w:r>
-        <w:t>Start by identifying the given inputs together. Leave the intermediate steps blank. If needed, model one step, then withdraw that help on the next step. Move to a full trace only when the partial trace is understood. For partners, alternate explainer and checker; collect a response from every learner before discussion.</w:t>
+      <w:pPr>
+        <w:spacing w:line="336" w:lineRule="auto" w:after="180"/>
+        <w:shd w:fill="F5F1FB"/>
+      </w:pPr>
+      <w:r>
+        <w:rPr>
+          <w:b w:val="0"/>
+        </w:rPr>
+        <w:t>Completion task: Conflict is detected, but no reviewer is assigned and the system silently books the first room. Show the intermediate steps and give the conclusion with its scope.</w:t>
       </w:r>
     </w:p>
     <w:p>
@@ -1207,22 +2062,53 @@
         <w:pStyle w:val="Heading3"/>
       </w:pPr>
       <w:r>
-        <w:t>Individual reasoning check</w:t>
+        <w:t>Reasoning to listen for</w:t>
       </w:r>
     </w:p>
     <w:p>
-      <w:r>
-        <w:t>Use the worked case for Human escalation workflows. Proposed explanation: “The worked result establishes every future case”. Decide whether this explanation is supported. Point to the step or supplied fact that decides; explain your repair if needed.</w:t>
+      <w:pPr>
+        <w:spacing w:line="336" w:lineRule="auto" w:after="180"/>
+        <w:shd w:fill="F1F6FC"/>
+      </w:pPr>
+      <w:r>
+        <w:rPr>
+          <w:b w:val="0"/>
+        </w:rPr>
+        <w:t>Teacher check: Teacher explanation: Escalation is incomplete and booking unauthorised. Assign responsible coordinator, provide conflict packet and preserve review status.</w:t>
       </w:r>
     </w:p>
     <w:p>
-      <w:r>
-        <w:t>Expected correction: Escalation without a responsible actor and declared fallback cannot guarantee resolution.</w:t>
+      <w:pPr>
+        <w:spacing w:line="336" w:lineRule="auto" w:after="180"/>
+      </w:pPr>
+      <w:r>
+        <w:rPr>
+          <w:b w:val="0"/>
+        </w:rPr>
+        <w:t xml:space="preserve">Start by identifying the given </w:t>
+      </w:r>
+      <w:r>
+        <w:rPr>
+          <w:b/>
+        </w:rPr>
+        <w:t>input</w:t>
+      </w:r>
+      <w:r>
+        <w:rPr>
+          <w:b w:val="0"/>
+        </w:rPr>
+        <w:t>s together. Leave the intermediate steps blank. If needed, model one step, then withdraw that help on the next step. Move to a full trace only when the partial trace is understood.</w:t>
       </w:r>
     </w:p>
     <w:p>
-      <w:r>
-        <w:t>Collect explanations, not only yes/no votes. If a misunderstanding is common, re-model the relevant step for the class. If it affects a few learners, give a short targeted group explanation while others solve a more demanding variation.</w:t>
+      <w:pPr>
+        <w:spacing w:line="336" w:lineRule="auto" w:after="180"/>
+      </w:pPr>
+      <w:r>
+        <w:rPr>
+          <w:b w:val="0"/>
+        </w:rPr>
+        <w:t>For partners, alternate explainer and checker; collect a response from every learner before discussion.</w:t>
       </w:r>
     </w:p>
     <w:p>
@@ -1230,63 +2116,284 @@
         <w:pStyle w:val="Heading3"/>
       </w:pPr>
       <w:r>
-        <w:t>Pictorial practice question</w:t>
+        <w:t>Individual reasoning check</w:t>
       </w:r>
     </w:p>
     <w:p>
-      <w:r>
-        <w:t>Identify the exact service boundary in the bottle question. What accurate information belongs in the supervisor handoff, and what remains unresolved if nobody is reachable?</w:t>
+      <w:pPr>
+        <w:spacing w:line="336" w:lineRule="auto" w:after="180"/>
+      </w:pPr>
+      <w:r>
+        <w:rPr>
+          <w:b w:val="0"/>
+        </w:rPr>
+        <w:t>Use the worked case for Human escalation workflows. Proposed explanation: “The worked result establishes every future case”. Decide whether this explanation is supported.</w:t>
       </w:r>
     </w:p>
     <w:p>
       <w:pPr>
-        <w:pStyle w:val="Heading3"/>
-      </w:pPr>
-      <w:r>
-        <w:t>Reasoned teacher answer</w:t>
+        <w:spacing w:line="336" w:lineRule="auto" w:after="180"/>
+      </w:pPr>
+      <w:r>
+        <w:rPr>
+          <w:b w:val="0"/>
+        </w:rPr>
+        <w:t>Point to the step or supplied fact that decides; explain your repair if needed.</w:t>
       </w:r>
     </w:p>
     <w:p>
-      <w:r>
-        <w:t>The requested judgement is outside this service’s authority. Give the designated supervisor route without inventing a verdict. Record the concern as reported, not as a confirmed diagnosis. Changed case: State unresolved status and use the institution’s approved waiting procedure. Lack of a human reply does not expand the bot’s authority.</w:t>
+      <w:pPr>
+        <w:pStyle w:val="Heading3"/>
+      </w:pPr>
+      <w:r>
+        <w:t>Expected repair</w:t>
       </w:r>
     </w:p>
     <w:p>
-      <w:r>
-        <w:t>Changed-case reasoning: State unresolved status and use the institution’s approved waiting procedure. Lack of a human reply does not expand the bot’s authority.</w:t>
+      <w:pPr>
+        <w:spacing w:line="336" w:lineRule="auto" w:after="180"/>
+        <w:shd w:fill="F1F6FC"/>
+      </w:pPr>
+      <w:r>
+        <w:rPr>
+          <w:b w:val="0"/>
+        </w:rPr>
+        <w:t>Expected correction: Escalation without a responsible actor and declared fallback cannot guarantee resolution.</w:t>
       </w:r>
     </w:p>
     <w:p>
-      <w:r>
-        <w:t>Collect each learner’s explanation before discussion. Use the first missing connection between input, deciding step and result to choose support. This question is worked-case practice, not fresh mastery evidence.</w:t>
+      <w:pPr>
+        <w:spacing w:line="336" w:lineRule="auto" w:after="180"/>
+      </w:pPr>
+      <w:r>
+        <w:rPr>
+          <w:b w:val="0"/>
+        </w:rPr>
+        <w:t>Collect explanations, not only yes/no votes. If a misunderstanding is common, re-model the relevant step for the class.</w:t>
       </w:r>
     </w:p>
     <w:p>
       <w:pPr>
-        <w:pStyle w:val="Heading1"/>
-      </w:pPr>
-      <w:r>
-        <w:t>04. Run the investigation and diagnose misconceptions</w:t>
+        <w:spacing w:line="336" w:lineRule="auto" w:after="180"/>
+      </w:pPr>
+      <w:r>
+        <w:rPr>
+          <w:b w:val="0"/>
+        </w:rPr>
+        <w:t>If it affects a few learners, give a short targeted group explanation while others solve a more demanding variation.</w:t>
       </w:r>
     </w:p>
     <w:p>
-      <w:r>
-        <w:t>The worked result establishes every future case: Escalation without a responsible actor and declared fallback cannot guarantee resolution.</w:t>
+      <w:pPr>
+        <w:pStyle w:val="Heading3"/>
+      </w:pPr>
+      <w:r>
+        <w:t>Pictorial practice question</w:t>
       </w:r>
     </w:p>
     <w:p>
-      <w:r>
-        <w:t>A missing input may be replaced without recording the change: A replacement changes the evidence or contract. Record the change and its justification; do not silently turn unknown into a measured value.</w:t>
+      <w:pPr>
+        <w:spacing w:line="336" w:lineRule="auto" w:after="180"/>
+        <w:shd w:fill="F5F1FB"/>
+      </w:pPr>
+      <w:r>
+        <w:rPr>
+          <w:b w:val="0"/>
+        </w:rPr>
+        <w:t>Identify the exact service boundary in the bottle question. What accurate information belongs in the supervisor handoff, and what remains unresolved if nobody is reachable?</w:t>
       </w:r>
     </w:p>
     <w:p>
-      <w:r>
-        <w:t>Repeating an assessed case is new independent evidence: A replay checks consistency. An example used for feedback or revision cannot later be described as untouched final evaluation.</w:t>
+      <w:pPr>
+        <w:pStyle w:val="Heading3"/>
+      </w:pPr>
+      <w:r>
+        <w:t>Reasoned teacher answer</w:t>
       </w:r>
     </w:p>
     <w:p>
-      <w:r>
-        <w:t>Use Section 9 for the evidence ledger. Add a boundary or missing-input case and record the expected response before checking. More successful repeats of one case do not establish wider coverage.</w:t>
+      <w:pPr>
+        <w:spacing w:line="336" w:lineRule="auto" w:after="180"/>
+      </w:pPr>
+      <w:r>
+        <w:rPr>
+          <w:b w:val="0"/>
+        </w:rPr>
+        <w:t>The requested judgement is outside this service’s authority. Give the designated supervisor route without inventing a verdict. Record the concern as reported, not as a confirmed diagnosis.</w:t>
+      </w:r>
+    </w:p>
+    <w:p>
+      <w:pPr>
+        <w:spacing w:line="336" w:lineRule="auto" w:after="180"/>
+      </w:pPr>
+      <w:r>
+        <w:rPr>
+          <w:b w:val="0"/>
+        </w:rPr>
+        <w:t>Changed case: State unresolved status and use the institution’s approved waiting procedure. Lack of a human reply does not expand the bot’s authority.</w:t>
+      </w:r>
+    </w:p>
+    <w:p>
+      <w:pPr>
+        <w:spacing w:line="336" w:lineRule="auto" w:after="180"/>
+      </w:pPr>
+      <w:r>
+        <w:rPr>
+          <w:b w:val="0"/>
+        </w:rPr>
+        <w:t>Changed-case reasoning: State unresolved status and use the institution’s approved waiting procedure. Lack of a human reply does not expand the bot’s authority.</w:t>
+      </w:r>
+    </w:p>
+    <w:p>
+      <w:pPr>
+        <w:spacing w:line="336" w:lineRule="auto" w:after="180"/>
+      </w:pPr>
+      <w:r>
+        <w:rPr>
+          <w:b w:val="0"/>
+        </w:rPr>
+        <w:t xml:space="preserve">Collect each learner’s explanation before discussion. Use the first missing connection between </w:t>
+      </w:r>
+      <w:r>
+        <w:rPr>
+          <w:b/>
+        </w:rPr>
+        <w:t>input</w:t>
+      </w:r>
+      <w:r>
+        <w:rPr>
+          <w:b w:val="0"/>
+        </w:rPr>
+        <w:t xml:space="preserve">, deciding step and result to choose support. This question is worked-case practice, not fresh mastery </w:t>
+      </w:r>
+      <w:r>
+        <w:rPr>
+          <w:b/>
+        </w:rPr>
+        <w:t>evidence</w:t>
+      </w:r>
+      <w:r>
+        <w:rPr>
+          <w:b w:val="0"/>
+        </w:rPr>
+        <w:t>.</w:t>
+      </w:r>
+    </w:p>
+    <w:p>
+      <w:pPr>
+        <w:pStyle w:val="Heading1"/>
+      </w:pPr>
+      <w:r>
+        <w:t>04. Run the investigation and diagnose misconceptions</w:t>
+      </w:r>
+    </w:p>
+    <w:p>
+      <w:r>
+        <w:t>Run the Human escalation workflows investigation and use the first unsupported step to choose a teaching response.</w:t>
+      </w:r>
+    </w:p>
+    <w:p>
+      <w:pPr>
+        <w:spacing w:line="336" w:lineRule="auto" w:after="180"/>
+      </w:pPr>
+      <w:r>
+        <w:rPr>
+          <w:b w:val="0"/>
+        </w:rPr>
+        <w:t>The worked result establishes every future case: Escalation without a responsible actor and declared fallback cannot guarantee resolution.</w:t>
+      </w:r>
+    </w:p>
+    <w:p>
+      <w:pPr>
+        <w:spacing w:line="336" w:lineRule="auto" w:after="180"/>
+      </w:pPr>
+      <w:r>
+        <w:rPr>
+          <w:b w:val="0"/>
+        </w:rPr>
+        <w:t xml:space="preserve">A missing </w:t>
+      </w:r>
+      <w:r>
+        <w:rPr>
+          <w:b/>
+        </w:rPr>
+        <w:t>input</w:t>
+      </w:r>
+      <w:r>
+        <w:rPr>
+          <w:b w:val="0"/>
+        </w:rPr>
+        <w:t xml:space="preserve"> may be replaced without recording the change: A replacement changes the </w:t>
+      </w:r>
+      <w:r>
+        <w:rPr>
+          <w:b/>
+        </w:rPr>
+        <w:t>evidence</w:t>
+      </w:r>
+      <w:r>
+        <w:rPr>
+          <w:b w:val="0"/>
+        </w:rPr>
+        <w:t xml:space="preserve"> or contract. Record the change and its justification; do not silently turn unknown into a measured value.</w:t>
+      </w:r>
+    </w:p>
+    <w:p>
+      <w:pPr>
+        <w:spacing w:line="336" w:lineRule="auto" w:after="180"/>
+      </w:pPr>
+      <w:r>
+        <w:rPr>
+          <w:b w:val="0"/>
+        </w:rPr>
+        <w:t xml:space="preserve">Repeating an assessed case is new independent </w:t>
+      </w:r>
+      <w:r>
+        <w:rPr>
+          <w:b/>
+        </w:rPr>
+        <w:t>evidence</w:t>
+      </w:r>
+      <w:r>
+        <w:rPr>
+          <w:b w:val="0"/>
+        </w:rPr>
+        <w:t>: A replay checks consistency. An example used for feedback or revision cannot later be described as untouched final evaluation.</w:t>
+      </w:r>
+    </w:p>
+    <w:p>
+      <w:pPr>
+        <w:spacing w:line="336" w:lineRule="auto" w:after="180"/>
+      </w:pPr>
+      <w:r>
+        <w:rPr>
+          <w:b w:val="0"/>
+        </w:rPr>
+        <w:t xml:space="preserve">Use Section 9 for the </w:t>
+      </w:r>
+      <w:r>
+        <w:rPr>
+          <w:b/>
+        </w:rPr>
+        <w:t>evidence</w:t>
+      </w:r>
+      <w:r>
+        <w:rPr>
+          <w:b w:val="0"/>
+        </w:rPr>
+        <w:t xml:space="preserve"> ledger. Add a boundary or missing-</w:t>
+      </w:r>
+      <w:r>
+        <w:rPr>
+          <w:b/>
+        </w:rPr>
+        <w:t>input</w:t>
+      </w:r>
+      <w:r>
+        <w:rPr>
+          <w:b w:val="0"/>
+        </w:rPr>
+        <w:t xml:space="preserve"> case and record the expected response before checking. More successful repeats of one case do not establish wider coverage.</w:t>
       </w:r>
     </w:p>
     <w:p>
@@ -1444,29 +2551,38 @@
       </w:tr>
     </w:tbl>
     <w:p>
-      <w:r>
-        <w:t>Offer an oral explanation, drawing, enlarged visual or fewer examples when that removes a reading/writing barrier. Keep the same reasoning goal. Stretch secure learners by changing a boundary or assumption and asking them to defend the effect, not simply by assigning more of the same questions.</w:t>
+      <w:pPr>
+        <w:spacing w:line="336" w:lineRule="auto" w:after="180"/>
+      </w:pPr>
+      <w:r>
+        <w:rPr>
+          <w:b w:val="0"/>
+        </w:rPr>
+        <w:t>Offer an oral explanation, drawing, enlarged visual or fewer examples when that removes a reading/writing barrier. Keep the same reasoning goal.</w:t>
       </w:r>
     </w:p>
     <w:p>
       <w:pPr>
-        <w:pStyle w:val="Heading1"/>
-      </w:pPr>
-      <w:r>
-        <w:t>05. Assess and explain the answers</w:t>
+        <w:spacing w:line="336" w:lineRule="auto" w:after="180"/>
+      </w:pPr>
+      <w:r>
+        <w:rPr>
+          <w:b w:val="0"/>
+        </w:rPr>
+        <w:t>Stretch secure learners by changing a boundary or assumption and asking them to defend the effect, not simply by assigning more of the same questions.</w:t>
       </w:r>
     </w:p>
     <w:p>
       <w:pPr>
-        <w:pStyle w:val="Heading3"/>
-      </w:pPr>
-      <w:r>
-        <w:t>Guided and exit questions</w:t>
+        <w:pStyle w:val="Heading1"/>
+      </w:pPr>
+      <w:r>
+        <w:t>05. Assess and explain the answers</w:t>
       </w:r>
     </w:p>
     <w:p>
       <w:r>
-        <w:t>Guided: Escalation is incomplete and booking unauthorised. Assign responsible coordinator, provide conflict packet and preserve review status. Qualification: Escalation without a responsible actor and declared fallback cannot guarantee resolution. Exit: accept a concrete variation with its predicted outcome and a stated condition that would challenge the mechanism; reject a claim resting on unmeasured evidence.</w:t>
+        <w:t>Use the Human escalation workflows questions, teacher keys and criteria after the relevant attempts. Previously discussed cases are practice; protect the separately selected independent task.</w:t>
       </w:r>
     </w:p>
     <w:p>
@@ -1474,89 +2590,208 @@
         <w:pStyle w:val="Heading3"/>
       </w:pPr>
       <w:r>
-        <w:t>W1 Explain the mechanism</w:t>
+        <w:t>Guided and exit questions</w:t>
       </w:r>
     </w:p>
     <w:p>
-      <w:r>
-        <w:t>Explain the weekly mechanism in your own words. Use the worked scenario to name its input, decision rule and output.</w:t>
+      <w:pPr>
+        <w:spacing w:line="336" w:lineRule="auto" w:after="180"/>
+      </w:pPr>
+      <w:r>
+        <w:rPr>
+          <w:b w:val="0"/>
+        </w:rPr>
+        <w:t>Guided: Escalation is incomplete and booking unauthorised. Assign responsible coordinator, provide conflict packet and preserve review status.</w:t>
       </w:r>
     </w:p>
     <w:p>
-      <w:r>
-        <w:t>Teacher explanation: Escalation routes unresolved decisions to an authorised person with sufficient context. It must define owner, deadline and fallback. Toy workflow routes conflicting room approval to coordinator with source IDs and requested decision. While awaiting review the assistant returns needs_review and performs no booking.</w:t>
+      <w:pPr>
+        <w:spacing w:line="336" w:lineRule="auto" w:after="180"/>
+      </w:pPr>
+      <w:r>
+        <w:rPr>
+          <w:b w:val="0"/>
+        </w:rPr>
+        <w:t>Qualification: Escalation without a responsible actor and declared fallback cannot guarantee resolution.</w:t>
       </w:r>
     </w:p>
     <w:p>
       <w:pPr>
-        <w:pStyle w:val="Heading3"/>
-      </w:pPr>
-      <w:r>
-        <w:t>W2 Trace the worked case</w:t>
+        <w:spacing w:line="336" w:lineRule="auto" w:after="180"/>
+      </w:pPr>
+      <w:r>
+        <w:rPr>
+          <w:b w:val="0"/>
+        </w:rPr>
+        <w:t xml:space="preserve">Exit: accept a concrete variation with its predicted outcome and a stated condition that would challenge the </w:t>
+      </w:r>
+      <w:r>
+        <w:rPr>
+          <w:b/>
+        </w:rPr>
+        <w:t>mechanism</w:t>
+      </w:r>
+      <w:r>
+        <w:rPr>
+          <w:b w:val="0"/>
+        </w:rPr>
+        <w:t xml:space="preserve">; reject a claim resting on unmeasured </w:t>
+      </w:r>
+      <w:r>
+        <w:rPr>
+          <w:b/>
+        </w:rPr>
+        <w:t>evidence</w:t>
+      </w:r>
+      <w:r>
+        <w:rPr>
+          <w:b w:val="0"/>
+        </w:rPr>
+        <w:t>.</w:t>
       </w:r>
     </w:p>
     <w:p>
-      <w:r>
-        <w:t>Conflict is detected, but no reviewer is assigned and the system silently books the first room. Show the intermediate steps and give the conclusion with its scope.</w:t>
+      <w:pPr>
+        <w:pStyle w:val="Heading3"/>
+      </w:pPr>
+      <w:r>
+        <w:t>W1 Explain the mechanism</w:t>
       </w:r>
     </w:p>
     <w:p>
-      <w:r>
-        <w:t>Teacher explanation: Escalation is incomplete and booking unauthorised. Assign responsible coordinator, provide conflict packet and preserve review status.</w:t>
+      <w:pPr>
+        <w:pStyle w:val="Heading3"/>
+      </w:pPr>
+      <w:r>
+        <w:t>Workbook question · W1</w:t>
       </w:r>
     </w:p>
     <w:p>
       <w:pPr>
-        <w:pStyle w:val="Heading3"/>
-      </w:pPr>
-      <w:r>
-        <w:t>W3 Audit the limit</w:t>
+        <w:spacing w:line="336" w:lineRule="auto" w:after="180"/>
+        <w:shd w:fill="F5F1FB"/>
+      </w:pPr>
+      <w:r>
+        <w:rPr>
+          <w:b w:val="0"/>
+        </w:rPr>
+        <w:t xml:space="preserve">Explain the weekly </w:t>
+      </w:r>
+      <w:r>
+        <w:rPr>
+          <w:b/>
+        </w:rPr>
+        <w:t>mechanism</w:t>
+      </w:r>
+      <w:r>
+        <w:rPr>
+          <w:b w:val="0"/>
+        </w:rPr>
+        <w:t xml:space="preserve"> in your own words. Use the worked scenario to name its </w:t>
+      </w:r>
+      <w:r>
+        <w:rPr>
+          <w:b/>
+        </w:rPr>
+        <w:t>input</w:t>
+      </w:r>
+      <w:r>
+        <w:rPr>
+          <w:b w:val="0"/>
+        </w:rPr>
+        <w:t xml:space="preserve">, decision rule and </w:t>
+      </w:r>
+      <w:r>
+        <w:rPr>
+          <w:b/>
+        </w:rPr>
+        <w:t>output</w:t>
+      </w:r>
+      <w:r>
+        <w:rPr>
+          <w:b w:val="0"/>
+        </w:rPr>
+        <w:t>.</w:t>
       </w:r>
     </w:p>
     <w:p>
-      <w:r>
-        <w:t>A report omits this qualification: Escalation without a responsible actor and declared fallback cannot guarantee resolution. Explain how omitting it could change a reader's interpretation, and write an accurate replacement.</w:t>
+      <w:pPr>
+        <w:pStyle w:val="Heading3"/>
+      </w:pPr>
+      <w:r>
+        <w:t>Teacher reasoning · W1</w:t>
       </w:r>
     </w:p>
     <w:p>
-      <w:r>
-        <w:t>Teacher explanation: Escalation without a responsible actor and declared fallback cannot guarantee resolution. State the observed result separately from the unverified or out-of-scope claim; preserve the original evidence rather than inventing a missing fact.</w:t>
+      <w:pPr>
+        <w:spacing w:line="336" w:lineRule="auto" w:after="180"/>
+        <w:shd w:fill="F1F6FC"/>
+      </w:pPr>
+      <w:r>
+        <w:rPr>
+          <w:b w:val="0"/>
+        </w:rPr>
+        <w:t>Teacher explanation: Escalation routes unresolved decisions to an authorised person with sufficient context. It must define owner, deadline and fallback.</w:t>
       </w:r>
     </w:p>
     <w:p>
       <w:pPr>
-        <w:pStyle w:val="Heading3"/>
-      </w:pPr>
-      <w:r>
-        <w:t>W4 Apply a new case independently</w:t>
+        <w:spacing w:line="336" w:lineRule="auto" w:after="180"/>
+        <w:shd w:fill="F1F6FC"/>
+      </w:pPr>
+      <w:r>
+        <w:rPr>
+          <w:b w:val="0"/>
+        </w:rPr>
+        <w:t>Toy workflow routes conflicting room approval to coordinator with source IDs and requested decision. While awaiting review the assistant returns needs_review and performs no booking.</w:t>
       </w:r>
     </w:p>
     <w:p>
-      <w:r>
-        <w:t>Reviewer deadline is16:00; no reply by16:00. Policy says remain pending, not auto-approve. Decide.</w:t>
+      <w:pPr>
+        <w:pStyle w:val="Heading3"/>
+      </w:pPr>
+      <w:r>
+        <w:t>W2 Trace the worked case</w:t>
       </w:r>
     </w:p>
     <w:p>
-      <w:r>
-        <w:t>Teacher explanation: Keep pending/review outcome; elapsed time is not approval. Notify through only the separately authorised channel if configured.</w:t>
+      <w:pPr>
+        <w:pStyle w:val="Heading3"/>
+      </w:pPr>
+      <w:r>
+        <w:t>Workbook question · W2</w:t>
       </w:r>
     </w:p>
     <w:p>
       <w:pPr>
-        <w:pStyle w:val="Heading3"/>
-      </w:pPr>
-      <w:r>
-        <w:t>W5 Design a revealing follow-up</w:t>
+        <w:spacing w:line="336" w:lineRule="auto" w:after="180"/>
+        <w:shd w:fill="F5F1FB"/>
+      </w:pPr>
+      <w:r>
+        <w:rPr>
+          <w:b w:val="0"/>
+        </w:rPr>
+        <w:t>Conflict is detected, but no reviewer is assigned and the system silently books the first room. Show the intermediate steps and give the conclusion with its scope.</w:t>
       </w:r>
     </w:p>
     <w:p>
-      <w:r>
-        <w:t>For the worked scenario, propose one additional case that could reveal a failure, describe its expected outcome before running it, and explain what would need to remain fixed for a fair comparison. Do not reuse W4 as a new final test after receiving feedback.</w:t>
+      <w:pPr>
+        <w:pStyle w:val="Heading3"/>
+      </w:pPr>
+      <w:r>
+        <w:t>Teacher reasoning · W2</w:t>
       </w:r>
     </w:p>
     <w:p>
-      <w:r>
-        <w:t>Teacher explanation: Accept a concrete variant of the worked input or a missing/conflicting/boundary condition, with an expectation derived from the declared procedure. Require preserved settings, original outputs and data roles. Escalation without a responsible actor and declared fallback cannot guarantee resolution. The new case should test this particular mechanism rather than merely restate the original result.</w:t>
+      <w:pPr>
+        <w:spacing w:line="336" w:lineRule="auto" w:after="180"/>
+        <w:shd w:fill="F1F6FC"/>
+      </w:pPr>
+      <w:r>
+        <w:rPr>
+          <w:b w:val="0"/>
+        </w:rPr>
+        <w:t>Teacher explanation: Escalation is incomplete and booking unauthorised. Assign responsible coordinator, provide conflict packet and preserve review status.</w:t>
       </w:r>
     </w:p>
     <w:p>
@@ -1564,37 +2799,346 @@
         <w:pStyle w:val="Heading3"/>
       </w:pPr>
       <w:r>
-        <w:t>Independent assessment and fresh retry</w:t>
+        <w:t>W3 Audit the limit</w:t>
       </w:r>
     </w:p>
     <w:p>
-      <w:r>
-        <w:t>W4: Keep pending/review outcome; elapsed time is not approval. Notify through only the separately authorised channel if configured. Require intermediate reasoning and the stated scope. Fresh retry: Review deadline passes with no response; fallback explicitly denies action. Expected reasoning: Deny action according to policy; do not infer approval from silence. If students need support, record it and reassess with another new case rather than awarding independence to a copied answer.</w:t>
+      <w:pPr>
+        <w:pStyle w:val="Heading3"/>
+      </w:pPr>
+      <w:r>
+        <w:t>Workbook question · W3</w:t>
       </w:r>
     </w:p>
     <w:p>
       <w:pPr>
-        <w:pStyle w:val="Heading3"/>
-      </w:pPr>
-      <w:r>
-        <w:t>Assess independent transfer</w:t>
+        <w:spacing w:line="336" w:lineRule="auto" w:after="180"/>
+        <w:shd w:fill="F5F1FB"/>
+      </w:pPr>
+      <w:r>
+        <w:rPr>
+          <w:b w:val="0"/>
+        </w:rPr>
+        <w:t>A report omits this qualification: Escalation without a responsible actor and declared fallback cannot guarantee resolution. Explain how omitting it could change a reader's interpretation, and write an accurate replacement.</w:t>
       </w:r>
     </w:p>
     <w:p>
-      <w:r>
-        <w:t>Selected case: Reviewer deadline is16:00; no reply by16:00. Policy says remain pending, not auto-approve. Decide.</w:t>
+      <w:pPr>
+        <w:pStyle w:val="Heading3"/>
+      </w:pPr>
+      <w:r>
+        <w:t>Teacher reasoning · W3</w:t>
       </w:r>
     </w:p>
     <w:p>
       <w:pPr>
-        <w:pStyle w:val="Heading3"/>
-      </w:pPr>
-      <w:r>
-        <w:t>Selected case answer</w:t>
+        <w:spacing w:line="336" w:lineRule="auto" w:after="180"/>
+        <w:shd w:fill="F1F6FC"/>
+      </w:pPr>
+      <w:r>
+        <w:rPr>
+          <w:b w:val="0"/>
+        </w:rPr>
+        <w:t>Teacher explanation: Escalation without a responsible actor and declared fallback cannot guarantee resolution.</w:t>
       </w:r>
     </w:p>
     <w:p>
-      <w:r>
+      <w:pPr>
+        <w:spacing w:line="336" w:lineRule="auto" w:after="180"/>
+        <w:shd w:fill="F1F6FC"/>
+      </w:pPr>
+      <w:r>
+        <w:rPr>
+          <w:b w:val="0"/>
+        </w:rPr>
+        <w:t xml:space="preserve">State the observed result separately from the unverified or out-of-scope claim; preserve the original </w:t>
+      </w:r>
+      <w:r>
+        <w:rPr>
+          <w:b/>
+        </w:rPr>
+        <w:t>evidence</w:t>
+      </w:r>
+      <w:r>
+        <w:rPr>
+          <w:b w:val="0"/>
+        </w:rPr>
+        <w:t xml:space="preserve"> rather than inventing a missing fact.</w:t>
+      </w:r>
+    </w:p>
+    <w:p>
+      <w:pPr>
+        <w:pStyle w:val="Heading3"/>
+      </w:pPr>
+      <w:r>
+        <w:t>W4 Apply a new case independently</w:t>
+      </w:r>
+    </w:p>
+    <w:p>
+      <w:pPr>
+        <w:pStyle w:val="Heading3"/>
+      </w:pPr>
+      <w:r>
+        <w:t>Workbook question · W4</w:t>
+      </w:r>
+    </w:p>
+    <w:p>
+      <w:pPr>
+        <w:spacing w:line="336" w:lineRule="auto" w:after="180"/>
+        <w:shd w:fill="F5F1FB"/>
+      </w:pPr>
+      <w:r>
+        <w:rPr>
+          <w:b w:val="0"/>
+        </w:rPr>
+        <w:t>Reviewer deadline is16:00; no reply by16:00. Policy says remain pending, not auto-approve. Decide.</w:t>
+      </w:r>
+    </w:p>
+    <w:p>
+      <w:pPr>
+        <w:pStyle w:val="Heading3"/>
+      </w:pPr>
+      <w:r>
+        <w:t>Teacher reasoning · W4</w:t>
+      </w:r>
+    </w:p>
+    <w:p>
+      <w:pPr>
+        <w:spacing w:line="336" w:lineRule="auto" w:after="180"/>
+        <w:shd w:fill="F1F6FC"/>
+      </w:pPr>
+      <w:r>
+        <w:rPr>
+          <w:b w:val="0"/>
+        </w:rPr>
+        <w:t>Teacher explanation: Keep pending/review outcome; elapsed time is not approval. Notify through only the separately authorised channel if configured.</w:t>
+      </w:r>
+    </w:p>
+    <w:p>
+      <w:pPr>
+        <w:pStyle w:val="Heading3"/>
+      </w:pPr>
+      <w:r>
+        <w:t>W5 Design a revealing follow-up</w:t>
+      </w:r>
+    </w:p>
+    <w:p>
+      <w:pPr>
+        <w:pStyle w:val="Heading3"/>
+      </w:pPr>
+      <w:r>
+        <w:t>Workbook question · W5</w:t>
+      </w:r>
+    </w:p>
+    <w:p>
+      <w:pPr>
+        <w:spacing w:line="336" w:lineRule="auto" w:after="180"/>
+        <w:shd w:fill="F5F1FB"/>
+      </w:pPr>
+      <w:r>
+        <w:rPr>
+          <w:b w:val="0"/>
+        </w:rPr>
+        <w:t>For the worked scenario, propose one additional case that could reveal a failure, describe its expected outcome before running it, and explain what would need to remain fixed for a fair comparison.</w:t>
+      </w:r>
+    </w:p>
+    <w:p>
+      <w:pPr>
+        <w:spacing w:line="336" w:lineRule="auto" w:after="180"/>
+        <w:shd w:fill="F5F1FB"/>
+      </w:pPr>
+      <w:r>
+        <w:rPr>
+          <w:b w:val="0"/>
+        </w:rPr>
+        <w:t>Do not reuse W4 as a new final test after receiving feedback.</w:t>
+      </w:r>
+    </w:p>
+    <w:p>
+      <w:pPr>
+        <w:pStyle w:val="Heading3"/>
+      </w:pPr>
+      <w:r>
+        <w:t>Teacher reasoning · W5</w:t>
+      </w:r>
+    </w:p>
+    <w:p>
+      <w:pPr>
+        <w:spacing w:line="336" w:lineRule="auto" w:after="180"/>
+        <w:shd w:fill="F1F6FC"/>
+      </w:pPr>
+      <w:r>
+        <w:rPr>
+          <w:b w:val="0"/>
+        </w:rPr>
+        <w:t xml:space="preserve">Teacher explanation: Accept a concrete variant of the worked </w:t>
+      </w:r>
+      <w:r>
+        <w:rPr>
+          <w:b/>
+        </w:rPr>
+        <w:t>input</w:t>
+      </w:r>
+      <w:r>
+        <w:rPr>
+          <w:b w:val="0"/>
+        </w:rPr>
+        <w:t xml:space="preserve"> or a missing/conflicting/boundary condition, with an expectation derived from the declared procedure.</w:t>
+      </w:r>
+    </w:p>
+    <w:p>
+      <w:pPr>
+        <w:spacing w:line="336" w:lineRule="auto" w:after="180"/>
+        <w:shd w:fill="F1F6FC"/>
+      </w:pPr>
+      <w:r>
+        <w:rPr>
+          <w:b w:val="0"/>
+        </w:rPr>
+        <w:t xml:space="preserve">Require preserved settings, original </w:t>
+      </w:r>
+      <w:r>
+        <w:rPr>
+          <w:b/>
+        </w:rPr>
+        <w:t>output</w:t>
+      </w:r>
+      <w:r>
+        <w:rPr>
+          <w:b w:val="0"/>
+        </w:rPr>
+        <w:t>s and data roles. Escalation without a responsible actor and declared fallback cannot guarantee resolution.</w:t>
+      </w:r>
+    </w:p>
+    <w:p>
+      <w:pPr>
+        <w:spacing w:line="336" w:lineRule="auto" w:after="180"/>
+        <w:shd w:fill="F1F6FC"/>
+      </w:pPr>
+      <w:r>
+        <w:rPr>
+          <w:b w:val="0"/>
+        </w:rPr>
+        <w:t xml:space="preserve">The new case should test this particular </w:t>
+      </w:r>
+      <w:r>
+        <w:rPr>
+          <w:b/>
+        </w:rPr>
+        <w:t>mechanism</w:t>
+      </w:r>
+      <w:r>
+        <w:rPr>
+          <w:b w:val="0"/>
+        </w:rPr>
+        <w:t xml:space="preserve"> rather than merely restate the original result.</w:t>
+      </w:r>
+    </w:p>
+    <w:p>
+      <w:pPr>
+        <w:pStyle w:val="Heading3"/>
+      </w:pPr>
+      <w:r>
+        <w:t>Independent assessment and fresh retry</w:t>
+      </w:r>
+    </w:p>
+    <w:p>
+      <w:pPr>
+        <w:pStyle w:val="Heading3"/>
+      </w:pPr>
+      <w:r>
+        <w:t>Teacher key · Independent assessment and fresh retry</w:t>
+      </w:r>
+    </w:p>
+    <w:p>
+      <w:pPr>
+        <w:spacing w:line="336" w:lineRule="auto" w:after="180"/>
+        <w:shd w:fill="F1F6FC"/>
+      </w:pPr>
+      <w:r>
+        <w:rPr>
+          <w:b w:val="0"/>
+        </w:rPr>
+        <w:t>W4: Keep pending/review outcome; elapsed time is not approval. Notify through only the separately authorised channel if configured. Require intermediate reasoning and the stated scope.</w:t>
+      </w:r>
+    </w:p>
+    <w:p>
+      <w:pPr>
+        <w:spacing w:line="336" w:lineRule="auto" w:after="180"/>
+        <w:shd w:fill="F1F6FC"/>
+      </w:pPr>
+      <w:r>
+        <w:rPr>
+          <w:b w:val="0"/>
+        </w:rPr>
+        <w:t>Fresh retry: Review deadline passes with no response; fallback explicitly denies action. Expected reasoning: Deny action according to policy; do not infer approval from silence.</w:t>
+      </w:r>
+    </w:p>
+    <w:p>
+      <w:pPr>
+        <w:spacing w:line="336" w:lineRule="auto" w:after="180"/>
+        <w:shd w:fill="F1F6FC"/>
+      </w:pPr>
+      <w:r>
+        <w:rPr>
+          <w:b w:val="0"/>
+        </w:rPr>
+        <w:t>If students need support, record it and reassess with another new case rather than awarding independence to a copied answer.</w:t>
+      </w:r>
+    </w:p>
+    <w:p>
+      <w:pPr>
+        <w:pStyle w:val="Heading3"/>
+      </w:pPr>
+      <w:r>
+        <w:t>Assess independent transfer</w:t>
+      </w:r>
+    </w:p>
+    <w:p>
+      <w:pPr>
+        <w:pStyle w:val="Heading3"/>
+      </w:pPr>
+      <w:r>
+        <w:t>Independent question · withhold the key</w:t>
+      </w:r>
+    </w:p>
+    <w:p>
+      <w:pPr>
+        <w:spacing w:line="336" w:lineRule="auto" w:after="180"/>
+        <w:shd w:fill="F5F1FB"/>
+      </w:pPr>
+      <w:r>
+        <w:rPr>
+          <w:b w:val="0"/>
+        </w:rPr>
+        <w:t>Selected case: Reviewer deadline is16:00; no reply by16:00. Policy says remain pending, not auto-approve. Decide.</w:t>
+      </w:r>
+    </w:p>
+    <w:p>
+      <w:pPr>
+        <w:pStyle w:val="Heading3"/>
+      </w:pPr>
+      <w:r>
+        <w:t>Selected case answer</w:t>
+      </w:r>
+    </w:p>
+    <w:p>
+      <w:pPr>
+        <w:pStyle w:val="Heading3"/>
+      </w:pPr>
+      <w:r>
+        <w:t>Teacher key · Selected case answer</w:t>
+      </w:r>
+    </w:p>
+    <w:p>
+      <w:pPr>
+        <w:spacing w:line="336" w:lineRule="auto" w:after="180"/>
+        <w:shd w:fill="F1F6FC"/>
+      </w:pPr>
+      <w:r>
+        <w:rPr>
+          <w:b w:val="0"/>
+        </w:rPr>
         <w:t>Teacher explanation: Keep pending/review outcome; elapsed time is not approval. Notify through only the separately authorised channel if configured.</w:t>
       </w:r>
     </w:p>
@@ -1701,67 +3245,281 @@
       </w:tr>
     </w:tbl>
     <w:p>
-      <w:r>
-        <w:t>Record each dimension as not yet, with support, or independent. Accept a valid alternative procedure with a defensible trace. Do not penalise an honestly recorded model failure if the learner correctly explains its evidence and limits.</w:t>
+      <w:pPr>
+        <w:pStyle w:val="Heading3"/>
+      </w:pPr>
+      <w:r>
+        <w:t>Teacher key · Selected case answer</w:t>
       </w:r>
     </w:p>
     <w:p>
       <w:pPr>
-        <w:pStyle w:val="Heading3"/>
-      </w:pPr>
-      <w:r>
-        <w:t>Feedback that the learner uses</w:t>
+        <w:spacing w:line="336" w:lineRule="auto" w:after="180"/>
+        <w:shd w:fill="F1F6FC"/>
+      </w:pPr>
+      <w:r>
+        <w:rPr>
+          <w:b w:val="0"/>
+        </w:rPr>
+        <w:t>Record each dimension as not yet, with support, or independent. Accept a valid alternative procedure with a defensible trace.</w:t>
       </w:r>
     </w:p>
     <w:p>
-      <w:r>
-        <w:t>Name the earliest unsupported step and give one action to repair it. Have the learner make that repair now and explain why. Then assess the relevant skill on a fresh, fully specified case. Confirm it was not previously practised with feedback; solve and check the new case before assigning it. A follow-up design prompt is a starting brief, not automatically an equivalent test.</w:t>
+      <w:pPr>
+        <w:spacing w:line="336" w:lineRule="auto" w:after="180"/>
+        <w:shd w:fill="F1F6FC"/>
+      </w:pPr>
+      <w:r>
+        <w:rPr>
+          <w:b w:val="0"/>
+        </w:rPr>
+        <w:t xml:space="preserve">Do not penalise an honestly recorded model failure if the learner correctly explains its </w:t>
+      </w:r>
+      <w:r>
+        <w:rPr>
+          <w:b/>
+        </w:rPr>
+        <w:t>evidence</w:t>
+      </w:r>
+      <w:r>
+        <w:rPr>
+          <w:b w:val="0"/>
+        </w:rPr>
+        <w:t xml:space="preserve"> and limits.</w:t>
       </w:r>
     </w:p>
     <w:p>
       <w:pPr>
-        <w:pStyle w:val="Heading1"/>
-      </w:pPr>
-      <w:r>
-        <w:t>06. Connect the project, support and next lesson</w:t>
+        <w:pStyle w:val="Heading3"/>
+      </w:pPr>
+      <w:r>
+        <w:t>Feedback that the learner uses</w:t>
       </w:r>
     </w:p>
     <w:p>
-      <w:r>
-        <w:t>Add a labelled human escalation workflows evidence sheet to Grounded Learning Service. Show how you can explain the mechanism and terminology of human escalation workflows. Use the supplied fictional case and keep its inputs, intermediate steps, calculation or prediction, and limitation. Connect this record to last week’s record; a matching answer without a trace is insufficient.</w:t>
+      <w:pPr>
+        <w:spacing w:line="336" w:lineRule="auto" w:after="180"/>
+      </w:pPr>
+      <w:r>
+        <w:rPr>
+          <w:b w:val="0"/>
+        </w:rPr>
+        <w:t>Name the earliest unsupported step and give one action to repair it. Have the learner make that repair now and explain why. Then assess the relevant skill on a fresh, fully specified case.</w:t>
       </w:r>
     </w:p>
     <w:p>
-      <w:r>
-        <w:t>Provide an input/procedure/result/limit frame and a calculator when needed. Ask students to identify the first step before completing the whole trace. Extension: compare two concrete variants of this mechanism while holding unrelated conditions fixed; report both successful and unsuccessful outcomes.</w:t>
+      <w:pPr>
+        <w:spacing w:line="336" w:lineRule="auto" w:after="180"/>
+      </w:pPr>
+      <w:r>
+        <w:rPr>
+          <w:b w:val="0"/>
+        </w:rPr>
+        <w:t>Confirm it was not previously practised with feedback; solve and check the new case before assigning it. A follow-up design prompt is a starting brief, not automatically an equivalent test.</w:t>
       </w:r>
     </w:p>
     <w:p>
-      <w:r>
-        <w:t>Next connection: Accessibility and user feedback. Preserve the current case record and retrieve its evidence boundary before moving on.</w:t>
+      <w:pPr>
+        <w:pStyle w:val="Heading1"/>
+      </w:pPr>
+      <w:r>
+        <w:t>06. Connect the project, support and next lesson</w:t>
       </w:r>
     </w:p>
     <w:p>
       <w:r>
-        <w:t>Retain the project ledger and assess a changed case after support. Check the relevant prerequisite before carrying this component forward.</w:t>
+        <w:t>Connect Human escalation workflows to Grounded Learning Service, adapt support and plan a later changed-case check.</w:t>
       </w:r>
     </w:p>
     <w:p>
       <w:pPr>
-        <w:pStyle w:val="Heading3"/>
-      </w:pPr>
-      <w:r>
-        <w:t>Plan the delayed return</w:t>
+        <w:spacing w:line="336" w:lineRule="auto" w:after="180"/>
+      </w:pPr>
+      <w:r>
+        <w:rPr>
+          <w:b w:val="0"/>
+        </w:rPr>
+        <w:t xml:space="preserve">Add a labelled human escalation workflows </w:t>
+      </w:r>
+      <w:r>
+        <w:rPr>
+          <w:b/>
+        </w:rPr>
+        <w:t>evidence</w:t>
+      </w:r>
+      <w:r>
+        <w:rPr>
+          <w:b w:val="0"/>
+        </w:rPr>
+        <w:t xml:space="preserve"> sheet to Grounded Learning Service. Show how you can explain the </w:t>
+      </w:r>
+      <w:r>
+        <w:rPr>
+          <w:b/>
+        </w:rPr>
+        <w:t>mechanism</w:t>
+      </w:r>
+      <w:r>
+        <w:rPr>
+          <w:b w:val="0"/>
+        </w:rPr>
+        <w:t xml:space="preserve"> and terminology of human escalation workflows.</w:t>
       </w:r>
     </w:p>
     <w:p>
-      <w:r>
-        <w:t>Suggested return points in this level: ai-6/28, ai-6/30, ai-6/33. Use actual classroom dates, adjusting for holidays and gaps. One, three and six teaching weeks are scheduling choices, not a claimed optimal spacing.</w:t>
+      <w:pPr>
+        <w:spacing w:line="336" w:lineRule="auto" w:after="180"/>
+      </w:pPr>
+      <w:r>
+        <w:rPr>
+          <w:b w:val="0"/>
+        </w:rPr>
+        <w:t xml:space="preserve">Use the supplied fictional case and keep its </w:t>
+      </w:r>
+      <w:r>
+        <w:rPr>
+          <w:b/>
+        </w:rPr>
+        <w:t>input</w:t>
+      </w:r>
+      <w:r>
+        <w:rPr>
+          <w:b w:val="0"/>
+        </w:rPr>
+        <w:t xml:space="preserve">s, intermediate steps, calculation or </w:t>
+      </w:r>
+      <w:r>
+        <w:rPr>
+          <w:b/>
+        </w:rPr>
+        <w:t>prediction</w:t>
+      </w:r>
+      <w:r>
+        <w:rPr>
+          <w:b w:val="0"/>
+        </w:rPr>
+        <w:t>, and limitation. Connect this record to last week’s record; a matching answer without a trace is insufficient.</w:t>
       </w:r>
     </w:p>
     <w:p>
-      <w:r>
-        <w:t>At a delayed check, ask for the idea from memory and a changed application. Compare with the earlier independent response and record support used. For a new level, revisit the previous capstone before checking the new prerequisites.</w:t>
+      <w:pPr>
+        <w:spacing w:line="336" w:lineRule="auto" w:after="180"/>
+      </w:pPr>
+      <w:r>
+        <w:rPr>
+          <w:b w:val="0"/>
+        </w:rPr>
+        <w:t xml:space="preserve">Provide an </w:t>
+      </w:r>
+      <w:r>
+        <w:rPr>
+          <w:b/>
+        </w:rPr>
+        <w:t>input</w:t>
+      </w:r>
+      <w:r>
+        <w:rPr>
+          <w:b w:val="0"/>
+        </w:rPr>
+        <w:t>/procedure/result/limit frame and a calculator when needed. Ask students to identify the first step before completing the whole trace.</w:t>
+      </w:r>
+    </w:p>
+    <w:p>
+      <w:pPr>
+        <w:spacing w:line="336" w:lineRule="auto" w:after="180"/>
+      </w:pPr>
+      <w:r>
+        <w:rPr>
+          <w:b w:val="0"/>
+        </w:rPr>
+        <w:t xml:space="preserve">Extension: compare two concrete variants of this </w:t>
+      </w:r>
+      <w:r>
+        <w:rPr>
+          <w:b/>
+        </w:rPr>
+        <w:t>mechanism</w:t>
+      </w:r>
+      <w:r>
+        <w:rPr>
+          <w:b w:val="0"/>
+        </w:rPr>
+        <w:t xml:space="preserve"> while holding unrelated conditions fixed; report both successful and unsuccessful outcomes.</w:t>
+      </w:r>
+    </w:p>
+    <w:p>
+      <w:pPr>
+        <w:spacing w:line="336" w:lineRule="auto" w:after="180"/>
+      </w:pPr>
+      <w:r>
+        <w:rPr>
+          <w:b w:val="0"/>
+        </w:rPr>
+        <w:t xml:space="preserve">Next connection: Accessibility and user feedback. Preserve the current case record and retrieve its </w:t>
+      </w:r>
+      <w:r>
+        <w:rPr>
+          <w:b/>
+        </w:rPr>
+        <w:t>evidence</w:t>
+      </w:r>
+      <w:r>
+        <w:rPr>
+          <w:b w:val="0"/>
+        </w:rPr>
+        <w:t xml:space="preserve"> boundary before moving on.</w:t>
+      </w:r>
+    </w:p>
+    <w:p>
+      <w:pPr>
+        <w:spacing w:line="336" w:lineRule="auto" w:after="180"/>
+      </w:pPr>
+      <w:r>
+        <w:rPr>
+          <w:b w:val="0"/>
+        </w:rPr>
+        <w:t>Retain the project ledger and assess a changed case after support. Check the relevant prerequisite before carrying this component forward.</w:t>
+      </w:r>
+    </w:p>
+    <w:p>
+      <w:pPr>
+        <w:pStyle w:val="Heading3"/>
+      </w:pPr>
+      <w:r>
+        <w:t>Plan the delayed return</w:t>
+      </w:r>
+    </w:p>
+    <w:p>
+      <w:pPr>
+        <w:spacing w:line="336" w:lineRule="auto" w:after="180"/>
+      </w:pPr>
+      <w:r>
+        <w:rPr>
+          <w:b w:val="0"/>
+        </w:rPr>
+        <w:t>Suggested return points in this level: ai-6/28, ai-6/30, ai-6/33. Use actual classroom dates, adjusting for holidays and gaps. One, three and six teaching weeks are scheduling choices, not a claimed optimal spacing.</w:t>
+      </w:r>
+    </w:p>
+    <w:p>
+      <w:pPr>
+        <w:spacing w:line="336" w:lineRule="auto" w:after="180"/>
+      </w:pPr>
+      <w:r>
+        <w:rPr>
+          <w:b w:val="0"/>
+        </w:rPr>
+        <w:t>At a delayed check, ask for the idea from memory and a changed application. Compare with the earlier independent response and record support used.</w:t>
+      </w:r>
+    </w:p>
+    <w:p>
+      <w:pPr>
+        <w:spacing w:line="336" w:lineRule="auto" w:after="180"/>
+      </w:pPr>
+      <w:r>
+        <w:rPr>
+          <w:b w:val="0"/>
+        </w:rPr>
+        <w:t>For a new level, revisit the previous capstone before checking the new prerequisites.</w:t>
       </w:r>
     </w:p>
     <w:tbl>
@@ -1921,8 +3679,26 @@
       </w:tr>
     </w:tbl>
     <w:p>
-      <w:r>
-        <w:t>Use the evidence to choose reteaching or the next step. A completed page, confidence rating or attractive project does not by itself demonstrate understanding.</w:t>
+      <w:pPr>
+        <w:spacing w:line="336" w:lineRule="auto" w:after="180"/>
+      </w:pPr>
+      <w:r>
+        <w:rPr>
+          <w:b w:val="0"/>
+        </w:rPr>
+        <w:t xml:space="preserve">Use the </w:t>
+      </w:r>
+      <w:r>
+        <w:rPr>
+          <w:b/>
+        </w:rPr>
+        <w:t>evidence</w:t>
+      </w:r>
+      <w:r>
+        <w:rPr>
+          <w:b w:val="0"/>
+        </w:rPr>
+        <w:t xml:space="preserve"> to choose reteaching or the next step. A completed page, confidence rating or attractive project does not by itself demonstrate understanding.</w:t>
       </w:r>
     </w:p>
     <w:p>
@@ -1934,8 +3710,26 @@
       </w:r>
     </w:p>
     <w:p>
-      <w:r>
-        <w:t>For the Grounded Learning Service, retain an annotated trace and the changed-case result. Name the contract or evidence that makes the deciding step valid, so another team can review it.</w:t>
+      <w:pPr>
+        <w:spacing w:line="336" w:lineRule="auto" w:after="180"/>
+      </w:pPr>
+      <w:r>
+        <w:rPr>
+          <w:b w:val="0"/>
+        </w:rPr>
+        <w:t xml:space="preserve">For the Grounded Learning Service, retain an annotated trace and the changed-case result. Name the contract or </w:t>
+      </w:r>
+      <w:r>
+        <w:rPr>
+          <w:b/>
+        </w:rPr>
+        <w:t>evidence</w:t>
+      </w:r>
+      <w:r>
+        <w:rPr>
+          <w:b w:val="0"/>
+        </w:rPr>
+        <w:t xml:space="preserve"> that makes the deciding step valid, so another team can review it.</w:t>
       </w:r>
     </w:p>
     <w:p>
@@ -1948,12 +3742,62 @@
     </w:p>
     <w:p>
       <w:r>
-        <w:t>Teaching target: Explain the mechanism and terminology of human escalation workflows</w:t>
+        <w:t>Use this preparation summary alongside the detailed Human escalation workflows lesson; it is a checklist rather than a replacement for the full sequence.</w:t>
       </w:r>
     </w:p>
     <w:p>
-      <w:r>
-        <w:t>Prepare the labelled worked-case picture, the matching workbook, fictional input cards and a place for individual responses. Check a local Python 3 environment before class; have a paper-trace version ready.</w:t>
+      <w:pPr>
+        <w:pStyle w:val="Heading3"/>
+      </w:pPr>
+      <w:r>
+        <w:t>Teaching target</w:t>
+      </w:r>
+    </w:p>
+    <w:p>
+      <w:pPr>
+        <w:spacing w:line="336" w:lineRule="auto" w:after="180"/>
+        <w:shd w:fill="EDF7F3"/>
+      </w:pPr>
+      <w:r>
+        <w:rPr>
+          <w:b w:val="0"/>
+        </w:rPr>
+        <w:t xml:space="preserve">Teaching target: Explain the </w:t>
+      </w:r>
+      <w:r>
+        <w:rPr>
+          <w:b/>
+        </w:rPr>
+        <w:t>mechanism</w:t>
+      </w:r>
+      <w:r>
+        <w:rPr>
+          <w:b w:val="0"/>
+        </w:rPr>
+        <w:t xml:space="preserve"> and terminology of human escalation workflows</w:t>
+      </w:r>
+    </w:p>
+    <w:p>
+      <w:pPr>
+        <w:spacing w:line="336" w:lineRule="auto" w:after="180"/>
+      </w:pPr>
+      <w:r>
+        <w:rPr>
+          <w:b w:val="0"/>
+        </w:rPr>
+        <w:t xml:space="preserve">Prepare the labelled worked-case picture, the matching workbook, fictional </w:t>
+      </w:r>
+      <w:r>
+        <w:rPr>
+          <w:b/>
+        </w:rPr>
+        <w:t>input</w:t>
+      </w:r>
+      <w:r>
+        <w:rPr>
+          <w:b w:val="0"/>
+        </w:rPr>
+        <w:t xml:space="preserve"> cards and a place for individual responses. Check a local Python 3 environment before class; have a paper-trace version ready.</w:t>
       </w:r>
     </w:p>
     <w:tbl>
@@ -2100,37 +3944,171 @@
       </w:tr>
     </w:tbl>
     <w:p>
-      <w:r>
+      <w:pPr>
+        <w:spacing w:line="336" w:lineRule="auto" w:after="180"/>
+      </w:pPr>
+      <w:r>
+        <w:rPr>
+          <w:b w:val="0"/>
+        </w:rPr>
         <w:t>Before class, solve the supported practice: Conflict is detected, but no reviewer is assigned and the system silently books the first room. Show the intermediate steps and give the conclusion with its scope.</w:t>
       </w:r>
     </w:p>
     <w:p>
-      <w:r>
-        <w:t>Reasoned practice answer: Teacher explanation: Escalation is incomplete and booking unauthorised. Assign responsible coordinator, provide conflict packet and preserve review status.</w:t>
+      <w:pPr>
+        <w:pStyle w:val="Heading3"/>
+      </w:pPr>
+      <w:r>
+        <w:t>Supported practice answer</w:t>
       </w:r>
     </w:p>
     <w:p>
-      <w:r>
-        <w:t>Check every learner before discussion: Use the worked case for Human escalation workflows. Proposed explanation: “The worked result establishes every future case”. Decide whether this explanation is supported. Point to the step or supplied fact that decides; explain your repair if needed.</w:t>
+      <w:pPr>
+        <w:spacing w:line="336" w:lineRule="auto" w:after="180"/>
+        <w:shd w:fill="F1F6FC"/>
+      </w:pPr>
+      <w:r>
+        <w:rPr>
+          <w:b w:val="0"/>
+        </w:rPr>
+        <w:t>Reasoned practice answer: Teacher explanation: Escalation is incomplete and booking unauthorised. Assign responsible coordinator, provide conflict packet and preserve review status.</w:t>
       </w:r>
     </w:p>
     <w:p>
-      <w:r>
-        <w:t>Misconception repair: Escalation without a responsible actor and declared fallback cannot guarantee resolution.</w:t>
+      <w:pPr>
+        <w:spacing w:line="336" w:lineRule="auto" w:after="180"/>
+      </w:pPr>
+      <w:r>
+        <w:rPr>
+          <w:b w:val="0"/>
+        </w:rPr>
+        <w:t>Check every learner before discussion: Use the worked case for Human escalation workflows. Proposed explanation: “The worked result establishes every future case”. Decide whether this explanation is supported.</w:t>
       </w:r>
     </w:p>
     <w:p>
-      <w:r>
-        <w:t>Support: read the exact case aloud, enlarge the labelled picture, supply input cards and model only the first deciding step. Accept a spoken explanation or drawing; retain the reasoning goal.</w:t>
+      <w:pPr>
+        <w:spacing w:line="336" w:lineRule="auto" w:after="180"/>
+      </w:pPr>
+      <w:r>
+        <w:rPr>
+          <w:b w:val="0"/>
+        </w:rPr>
+        <w:t>Point to the step or supplied fact that decides; explain your repair if needed.</w:t>
       </w:r>
     </w:p>
     <w:p>
-      <w:r>
-        <w:t>Extension: No supervisor is currently reachable. Require a prediction and a reason before comparing. Expected result: State unresolved status and use the institution’s approved waiting procedure. Reason: Lack of a human reply does not expand the bot’s authority.</w:t>
+      <w:pPr>
+        <w:pStyle w:val="Heading3"/>
+      </w:pPr>
+      <w:r>
+        <w:t>Repair the misconception</w:t>
       </w:r>
     </w:p>
     <w:p>
-      <w:r>
+      <w:pPr>
+        <w:spacing w:line="336" w:lineRule="auto" w:after="180"/>
+        <w:shd w:fill="FFF5E6"/>
+      </w:pPr>
+      <w:r>
+        <w:rPr>
+          <w:b w:val="0"/>
+        </w:rPr>
+        <w:t>Misconception repair: Escalation without a responsible actor and declared fallback cannot guarantee resolution.</w:t>
+      </w:r>
+    </w:p>
+    <w:p>
+      <w:pPr>
+        <w:pStyle w:val="Heading3"/>
+      </w:pPr>
+      <w:r>
+        <w:t>Support without giving away the answer</w:t>
+      </w:r>
+    </w:p>
+    <w:p>
+      <w:pPr>
+        <w:spacing w:line="336" w:lineRule="auto" w:after="180"/>
+        <w:shd w:fill="F1F6F8"/>
+      </w:pPr>
+      <w:r>
+        <w:rPr>
+          <w:b w:val="0"/>
+        </w:rPr>
+        <w:t xml:space="preserve">Support: read the exact case aloud, enlarge the labelled picture, supply </w:t>
+      </w:r>
+      <w:r>
+        <w:rPr>
+          <w:b/>
+        </w:rPr>
+        <w:t>input</w:t>
+      </w:r>
+      <w:r>
+        <w:rPr>
+          <w:b w:val="0"/>
+        </w:rPr>
+        <w:t xml:space="preserve"> cards and model only the first deciding step. Accept a spoken explanation or drawing; retain the reasoning goal.</w:t>
+      </w:r>
+    </w:p>
+    <w:p>
+      <w:pPr>
+        <w:pStyle w:val="Heading3"/>
+      </w:pPr>
+      <w:r>
+        <w:t>Extend the reasoning</w:t>
+      </w:r>
+    </w:p>
+    <w:p>
+      <w:pPr>
+        <w:spacing w:line="336" w:lineRule="auto" w:after="180"/>
+        <w:shd w:fill="F5F1FB"/>
+      </w:pPr>
+      <w:r>
+        <w:rPr>
+          <w:b w:val="0"/>
+        </w:rPr>
+        <w:t xml:space="preserve">Extension: No supervisor is currently reachable. Require a </w:t>
+      </w:r>
+      <w:r>
+        <w:rPr>
+          <w:b/>
+        </w:rPr>
+        <w:t>prediction</w:t>
+      </w:r>
+      <w:r>
+        <w:rPr>
+          <w:b w:val="0"/>
+        </w:rPr>
+        <w:t xml:space="preserve"> and a reason before comparing. Expected result: State unresolved status and use the institution’s approved waiting procedure.</w:t>
+      </w:r>
+    </w:p>
+    <w:p>
+      <w:pPr>
+        <w:spacing w:line="336" w:lineRule="auto" w:after="180"/>
+        <w:shd w:fill="F5F1FB"/>
+      </w:pPr>
+      <w:r>
+        <w:rPr>
+          <w:b w:val="0"/>
+        </w:rPr>
+        <w:t>Reason: Lack of a human reply does not expand the bot’s authority.</w:t>
+      </w:r>
+    </w:p>
+    <w:p>
+      <w:pPr>
+        <w:pStyle w:val="Heading3"/>
+      </w:pPr>
+      <w:r>
+        <w:t>Protect the independent attempt</w:t>
+      </w:r>
+    </w:p>
+    <w:p>
+      <w:pPr>
+        <w:spacing w:line="336" w:lineRule="auto" w:after="180"/>
+        <w:shd w:fill="FFF5E6"/>
+      </w:pPr>
+      <w:r>
+        <w:rPr>
+          <w:b w:val="0"/>
+        </w:rPr>
         <w:t>Independent assessment: withhold the reserved answer until the learner has attempted the new case. Record support separately from correctness.</w:t>
       </w:r>
     </w:p>
@@ -2319,46 +4297,943 @@
       </w:tr>
     </w:tbl>
     <w:p>
-      <w:r>
-        <w:t>Project checkpoint: Prepare the demonstration. Gather reproducible instructions, evidence, access checks and remaining limitations.</w:t>
+      <w:pPr>
+        <w:pStyle w:val="Heading3"/>
+      </w:pPr>
+      <w:r>
+        <w:t>Project checkpoint</w:t>
       </w:r>
     </w:p>
     <w:p>
-      <w:r>
-        <w:t>Use the weekly teacher answer for topic-specific reasoning. A saved progress tick is an activity record; judge mastery from the learner’s explanation and evidence.</w:t>
+      <w:pPr>
+        <w:spacing w:line="336" w:lineRule="auto" w:after="180"/>
+        <w:shd w:fill="EDF7F3"/>
+      </w:pPr>
+      <w:r>
+        <w:rPr>
+          <w:b w:val="0"/>
+        </w:rPr>
+        <w:t xml:space="preserve">Project checkpoint: Prepare the demonstration. Gather reproducible instructions, </w:t>
+      </w:r>
+      <w:r>
+        <w:rPr>
+          <w:b/>
+        </w:rPr>
+        <w:t>evidence</w:t>
+      </w:r>
+      <w:r>
+        <w:rPr>
+          <w:b w:val="0"/>
+        </w:rPr>
+        <w:t>, access checks and remaining limitations.</w:t>
       </w:r>
     </w:p>
     <w:p>
       <w:pPr>
-        <w:pStyle w:val="Heading1"/>
-      </w:pPr>
-      <w:r>
-        <w:t>08. Use feedback, labs and repair paths</w:t>
+        <w:spacing w:line="336" w:lineRule="auto" w:after="180"/>
+      </w:pPr>
+      <w:r>
+        <w:rPr>
+          <w:b w:val="0"/>
+        </w:rPr>
+        <w:t xml:space="preserve">Use the weekly teacher answer for topic-specific reasoning. A saved progress tick is an activity record; judge mastery from the learner’s explanation and </w:t>
+      </w:r>
+      <w:r>
+        <w:rPr>
+          <w:b/>
+        </w:rPr>
+        <w:t>evidence</w:t>
+      </w:r>
+      <w:r>
+        <w:rPr>
+          <w:b w:val="0"/>
+        </w:rPr>
+        <w:t>.</w:t>
       </w:r>
     </w:p>
     <w:p>
-      <w:r>
-        <w:t>Use the two formative questions as supported practice, not as independent mastery scores. Discuss the deciding evidence rather than accepting a guessed selection.</w:t>
+      <w:pPr>
+        <w:pStyle w:val="Heading1"/>
+      </w:pPr>
+      <w:r>
+        <w:t>08. Use feedback, labs and repair paths</w:t>
       </w:r>
     </w:p>
     <w:p>
       <w:r>
-        <w:t>The feedback comes from the reviewed public worked case. Do not reveal the separately reserved independent teacher answer until the learner has attempted that case.</w:t>
+        <w:t>Use feedback, earlier review and portfolios purposefully. Apply the coding routine only when this lesson has an executable lab.</w:t>
       </w:r>
     </w:p>
     <w:p>
-      <w:r>
-        <w:t>Ask students to predict before running code. Preserve errors and actual outputs; collect a changed test and an explanation. The branch-boundary and indexing lessons deliberately include failure cases.</w:t>
+      <w:pPr>
+        <w:spacing w:line="336" w:lineRule="auto" w:after="180"/>
+      </w:pPr>
+      <w:r>
+        <w:rPr>
+          <w:b w:val="0"/>
+        </w:rPr>
+        <w:t xml:space="preserve">Use the two formative questions as supported practice, not as independent mastery scores. Discuss the deciding </w:t>
+      </w:r>
+      <w:r>
+        <w:rPr>
+          <w:b/>
+        </w:rPr>
+        <w:t>evidence</w:t>
+      </w:r>
+      <w:r>
+        <w:rPr>
+          <w:b w:val="0"/>
+        </w:rPr>
+        <w:t xml:space="preserve"> rather than accepting a guessed selection.</w:t>
       </w:r>
     </w:p>
     <w:p>
-      <w:r>
-        <w:t>Use the earlier worked-explanation links to address a specific missing building block, then return to the current question. Adapt this suggestion after observing the learner; it is not an automatic diagnosis.</w:t>
+      <w:pPr>
+        <w:spacing w:line="336" w:lineRule="auto" w:after="180"/>
+      </w:pPr>
+      <w:r>
+        <w:rPr>
+          <w:b w:val="0"/>
+        </w:rPr>
+        <w:t>The feedback comes from the reviewed public worked case. Do not reveal the separately reserved independent teacher answer until the learner has attempted that case.</w:t>
       </w:r>
     </w:p>
     <w:p>
-      <w:r>
-        <w:t>Collect the completed-work portfolio as evidence. Record support separately from correctness, and assess explanation, trace/test and limitations. Progress ticks and quiz selections alone do not establish mastery.</w:t>
+      <w:pPr>
+        <w:pStyle w:val="Heading3"/>
+      </w:pPr>
+      <w:r>
+        <w:t>For later coding lessons</w:t>
+      </w:r>
+    </w:p>
+    <w:p>
+      <w:r>
+        <w:t>This week has no code block. Use this routine when a later lesson includes an executable lab.</w:t>
+      </w:r>
+    </w:p>
+    <w:p>
+      <w:pPr>
+        <w:spacing w:line="336" w:lineRule="auto" w:after="180"/>
+        <w:shd w:fill="F1F6F8"/>
+      </w:pPr>
+      <w:r>
+        <w:rPr>
+          <w:b w:val="0"/>
+        </w:rPr>
+        <w:t xml:space="preserve">Ask students to predict before running code. Preserve errors and actual </w:t>
+      </w:r>
+      <w:r>
+        <w:rPr>
+          <w:b/>
+        </w:rPr>
+        <w:t>output</w:t>
+      </w:r>
+      <w:r>
+        <w:rPr>
+          <w:b w:val="0"/>
+        </w:rPr>
+        <w:t>s; collect a changed test and an explanation. The branch-boundary and indexing lessons deliberately include failure cases.</w:t>
+      </w:r>
+    </w:p>
+    <w:p>
+      <w:pPr>
+        <w:spacing w:line="336" w:lineRule="auto" w:after="180"/>
+      </w:pPr>
+      <w:r>
+        <w:rPr>
+          <w:b w:val="0"/>
+        </w:rPr>
+        <w:t>Use the earlier worked-explanation links to address a specific missing building block, then return to the current question. Adapt this suggestion after observing the learner; it is not an automatic diagnosis.</w:t>
+      </w:r>
+    </w:p>
+    <w:p>
+      <w:pPr>
+        <w:spacing w:line="336" w:lineRule="auto" w:after="180"/>
+      </w:pPr>
+      <w:r>
+        <w:rPr>
+          <w:b w:val="0"/>
+        </w:rPr>
+        <w:t xml:space="preserve">Collect the completed-work portfolio as </w:t>
+      </w:r>
+      <w:r>
+        <w:rPr>
+          <w:b/>
+        </w:rPr>
+        <w:t>evidence</w:t>
+      </w:r>
+      <w:r>
+        <w:rPr>
+          <w:b w:val="0"/>
+        </w:rPr>
+        <w:t>. Record support separately from correctness, and assess explanation, trace/test and limitations. Progress ticks and quiz selections alone do not establish mastery.</w:t>
+      </w:r>
+    </w:p>
+    <w:p>
+      <w:pPr>
+        <w:pStyle w:val="Heading1"/>
+      </w:pPr>
+      <w:r>
+        <w:t>09. Visual concept journey</w:t>
+      </w:r>
+    </w:p>
+    <w:p>
+      <w:r>
+        <w:t>Show one Human escalation workflows graphic at a time, request a prediction and discuss its trace before the independent assessment.</w:t>
+      </w:r>
+    </w:p>
+    <w:p>
+      <w:pPr>
+        <w:spacing w:line="336" w:lineRule="auto" w:after="180"/>
+      </w:pPr>
+      <w:r>
+        <w:rPr>
+          <w:b w:val="0"/>
+        </w:rPr>
+        <w:t xml:space="preserve">Use one picture at a time. Hide a worked result before asking for a </w:t>
+      </w:r>
+      <w:r>
+        <w:rPr>
+          <w:b/>
+        </w:rPr>
+        <w:t>prediction</w:t>
+      </w:r>
+      <w:r>
+        <w:rPr>
+          <w:b w:val="0"/>
+        </w:rPr>
+        <w:t>, then reveal it for feedback. These are supported teaching cases; retain the separate independent assessment for a fresh first attempt.</w:t>
+      </w:r>
+    </w:p>
+    <w:p>
+      <w:pPr>
+        <w:pStyle w:val="Heading3"/>
+      </w:pPr>
+      <w:r>
+        <w:t>01. Human escalation workflows: the case</w:t>
+      </w:r>
+    </w:p>
+    <w:p>
+      <w:r>
+        <w:drawing>
+          <wp:inline xmlns:a="http://schemas.openxmlformats.org/drawingml/2006/main" xmlns:pic="http://schemas.openxmlformats.org/drawingml/2006/picture">
+            <wp:extent cx="5486400" cy="2834640"/>
+            <wp:docPr id="2" name="Picture 2" descr="A useful human handoff. A learner asks whether a damaged laboratory bottle is safe; the bot handles lesson notes only. Supplied facts: The contract excludes equipment certification. An assigned adult supervisor handles equipment concerns."/>
+            <wp:cNvGraphicFramePr>
+              <a:graphicFrameLocks noChangeAspect="1"/>
+            </wp:cNvGraphicFramePr>
+            <a:graphic>
+              <a:graphicData uri="http://schemas.openxmlformats.org/drawingml/2006/picture">
+                <pic:pic>
+                  <pic:nvPicPr>
+                    <pic:cNvPr id="0" name="academy-story-ai-6-27-01.png"/>
+                    <pic:cNvPicPr/>
+                  </pic:nvPicPr>
+                  <pic:blipFill>
+                    <a:blip r:embed="rId10"/>
+                    <a:stretch>
+                      <a:fillRect/>
+                    </a:stretch>
+                  </pic:blipFill>
+                  <pic:spPr>
+                    <a:xfrm>
+                      <a:off x="0" y="0"/>
+                      <a:ext cx="5486400" cy="2834640"/>
+                    </a:xfrm>
+                    <a:prstGeom prst="rect"/>
+                  </pic:spPr>
+                </pic:pic>
+              </a:graphicData>
+            </a:graphic>
+          </wp:inline>
+        </w:drawing>
+      </w:r>
+    </w:p>
+    <w:p>
+      <w:pPr>
+        <w:spacing w:line="336" w:lineRule="auto" w:after="180"/>
+      </w:pPr>
+      <w:r>
+        <w:rPr>
+          <w:b w:val="0"/>
+        </w:rPr>
+        <w:t>A useful human handoff. A learner asks whether a damaged laboratory bottle is safe; the bot handles lesson notes only. Supplied facts: The contract excludes equipment certification.</w:t>
+      </w:r>
+    </w:p>
+    <w:p>
+      <w:pPr>
+        <w:spacing w:line="336" w:lineRule="auto" w:after="180"/>
+      </w:pPr>
+      <w:r>
+        <w:rPr>
+          <w:b w:val="0"/>
+        </w:rPr>
+        <w:t>An assigned adult supervisor handles equipment concerns.</w:t>
+      </w:r>
+    </w:p>
+    <w:p>
+      <w:pPr>
+        <w:spacing w:line="336" w:lineRule="auto" w:after="180"/>
+        <w:shd w:fill="F5F1FB"/>
+      </w:pPr>
+      <w:r>
+        <w:rPr>
+          <w:b w:val="0"/>
+        </w:rPr>
+        <w:t>Point to the given fact that matters most. Explain why it matters.</w:t>
+      </w:r>
+    </w:p>
+    <w:p>
+      <w:pPr>
+        <w:pStyle w:val="Heading3"/>
+      </w:pPr>
+      <w:r>
+        <w:t>Discuss while showing the picture</w:t>
+      </w:r>
+    </w:p>
+    <w:p>
+      <w:pPr>
+        <w:spacing w:line="336" w:lineRule="auto" w:after="180"/>
+        <w:shd w:fill="F1F6F8"/>
+      </w:pPr>
+      <w:r>
+        <w:rPr>
+          <w:b w:val="0"/>
+        </w:rPr>
+        <w:t>Teacher prompt: Point to the given fact that matters most. Explain why it matters. Ask learners to describe one label or arrow in ordinary words. Use the adjacent transcript if the image is difficult to see.</w:t>
+      </w:r>
+    </w:p>
+    <w:p>
+      <w:pPr>
+        <w:pStyle w:val="Heading3"/>
+      </w:pPr>
+      <w:r>
+        <w:t>02. Follow the deciding steps</w:t>
+      </w:r>
+    </w:p>
+    <w:p>
+      <w:r>
+        <w:drawing>
+          <wp:inline xmlns:a="http://schemas.openxmlformats.org/drawingml/2006/main" xmlns:pic="http://schemas.openxmlformats.org/drawingml/2006/picture">
+            <wp:extent cx="5486400" cy="3182112"/>
+            <wp:docPr id="3" name="Picture 3" descr="Recognise boundary: The requested judgement is outside this service’s authority. → Route the question: Give the designated supervisor route without inventing a verdict. → Preserve reported facts: Record the concern as reported, not as a confirmed diagnosis."/>
+            <wp:cNvGraphicFramePr>
+              <a:graphicFrameLocks noChangeAspect="1"/>
+            </wp:cNvGraphicFramePr>
+            <a:graphic>
+              <a:graphicData uri="http://schemas.openxmlformats.org/drawingml/2006/picture">
+                <pic:pic>
+                  <pic:nvPicPr>
+                    <pic:cNvPr id="0" name="academy-story-ai-6-27-02.png"/>
+                    <pic:cNvPicPr/>
+                  </pic:nvPicPr>
+                  <pic:blipFill>
+                    <a:blip r:embed="rId11"/>
+                    <a:stretch>
+                      <a:fillRect/>
+                    </a:stretch>
+                  </pic:blipFill>
+                  <pic:spPr>
+                    <a:xfrm>
+                      <a:off x="0" y="0"/>
+                      <a:ext cx="5486400" cy="3182112"/>
+                    </a:xfrm>
+                    <a:prstGeom prst="rect"/>
+                  </pic:spPr>
+                </pic:pic>
+              </a:graphicData>
+            </a:graphic>
+          </wp:inline>
+        </w:drawing>
+      </w:r>
+    </w:p>
+    <w:p>
+      <w:pPr>
+        <w:spacing w:line="336" w:lineRule="auto" w:after="180"/>
+      </w:pPr>
+      <w:r>
+        <w:rPr>
+          <w:b w:val="0"/>
+        </w:rPr>
+        <w:t>Recognise boundary: The requested judgement is outside this service’s authority. → Route the question: Give the designated supervisor route without inventing a verdict. → Preserve reported facts: Record the concern as reported, not as a confirmed diagnosis.</w:t>
+      </w:r>
+    </w:p>
+    <w:p>
+      <w:pPr>
+        <w:spacing w:line="336" w:lineRule="auto" w:after="180"/>
+        <w:shd w:fill="F5F1FB"/>
+      </w:pPr>
+      <w:r>
+        <w:rPr>
+          <w:b w:val="0"/>
+        </w:rPr>
+        <w:t xml:space="preserve">Point to each numbered stage and explain which recorded </w:t>
+      </w:r>
+      <w:r>
+        <w:rPr>
+          <w:b/>
+        </w:rPr>
+        <w:t>input</w:t>
+      </w:r>
+      <w:r>
+        <w:rPr>
+          <w:b w:val="0"/>
+        </w:rPr>
+        <w:t xml:space="preserve"> it uses.</w:t>
+      </w:r>
+    </w:p>
+    <w:p>
+      <w:pPr>
+        <w:pStyle w:val="Heading3"/>
+      </w:pPr>
+      <w:r>
+        <w:t>Discuss while showing the picture</w:t>
+      </w:r>
+    </w:p>
+    <w:p>
+      <w:pPr>
+        <w:spacing w:line="336" w:lineRule="auto" w:after="180"/>
+        <w:shd w:fill="F1F6F8"/>
+      </w:pPr>
+      <w:r>
+        <w:rPr>
+          <w:b w:val="0"/>
+        </w:rPr>
+        <w:t xml:space="preserve">Teacher prompt: Point to each numbered stage and explain which recorded </w:t>
+      </w:r>
+      <w:r>
+        <w:rPr>
+          <w:b/>
+        </w:rPr>
+        <w:t>input</w:t>
+      </w:r>
+      <w:r>
+        <w:rPr>
+          <w:b w:val="0"/>
+        </w:rPr>
+        <w:t xml:space="preserve"> it uses. Ask learners to describe one label or arrow in ordinary words. Use the adjacent transcript if the image is difficult to see.</w:t>
+      </w:r>
+    </w:p>
+    <w:p>
+      <w:pPr>
+        <w:pStyle w:val="Heading3"/>
+      </w:pPr>
+      <w:r>
+        <w:t>03. Human escalation workflows — evidence trace</w:t>
+      </w:r>
+    </w:p>
+    <w:p>
+      <w:r>
+        <w:drawing>
+          <wp:inline xmlns:a="http://schemas.openxmlformats.org/drawingml/2006/main" xmlns:pic="http://schemas.openxmlformats.org/drawingml/2006/picture">
+            <wp:extent cx="5486400" cy="2996184"/>
+            <wp:docPr id="4" name="Picture 4" descr="Human escalation workflows — evidence trace. Conflict is detected, but no reviewer is assigned and the system silently books the first room. | Toy workflow routes conflicting room approval to coordinator with source IDs and requested decision. While awaiting review the assistant returns needs_review and performs no booking. | Escalation is incomplete and booking unauthorised. Assign responsible coordinator, provide conflict packet and preserve review status."/>
+            <wp:cNvGraphicFramePr>
+              <a:graphicFrameLocks noChangeAspect="1"/>
+            </wp:cNvGraphicFramePr>
+            <a:graphic>
+              <a:graphicData uri="http://schemas.openxmlformats.org/drawingml/2006/picture">
+                <pic:pic>
+                  <pic:nvPicPr>
+                    <pic:cNvPr id="0" name="academy-story-ai-6-27-03.png"/>
+                    <pic:cNvPicPr/>
+                  </pic:nvPicPr>
+                  <pic:blipFill>
+                    <a:blip r:embed="rId12"/>
+                    <a:stretch>
+                      <a:fillRect/>
+                    </a:stretch>
+                  </pic:blipFill>
+                  <pic:spPr>
+                    <a:xfrm>
+                      <a:off x="0" y="0"/>
+                      <a:ext cx="5486400" cy="2996184"/>
+                    </a:xfrm>
+                    <a:prstGeom prst="rect"/>
+                  </pic:spPr>
+                </pic:pic>
+              </a:graphicData>
+            </a:graphic>
+          </wp:inline>
+        </w:drawing>
+      </w:r>
+    </w:p>
+    <w:p>
+      <w:pPr>
+        <w:spacing w:line="336" w:lineRule="auto" w:after="180"/>
+      </w:pPr>
+      <w:r>
+        <w:rPr>
+          <w:b w:val="0"/>
+        </w:rPr>
+        <w:t xml:space="preserve">Human escalation workflows — </w:t>
+      </w:r>
+      <w:r>
+        <w:rPr>
+          <w:b/>
+        </w:rPr>
+        <w:t>evidence</w:t>
+      </w:r>
+      <w:r>
+        <w:rPr>
+          <w:b w:val="0"/>
+        </w:rPr>
+        <w:t xml:space="preserve"> trace.</w:t>
+      </w:r>
+    </w:p>
+    <w:p>
+      <w:pPr>
+        <w:spacing w:line="336" w:lineRule="auto" w:after="180"/>
+      </w:pPr>
+      <w:r>
+        <w:rPr>
+          <w:b w:val="0"/>
+        </w:rPr>
+        <w:t>Conflict is detected, but no reviewer is assigned and the system silently books the first room. | Toy workflow routes conflicting room approval to coordinator with source IDs and requested decision.</w:t>
+      </w:r>
+    </w:p>
+    <w:p>
+      <w:pPr>
+        <w:spacing w:line="336" w:lineRule="auto" w:after="180"/>
+      </w:pPr>
+      <w:r>
+        <w:rPr>
+          <w:b w:val="0"/>
+        </w:rPr>
+        <w:t>While awaiting review the assistant returns needs_review and performs no booking. | Escalation is incomplete and booking unauthorised. Assign responsible coordinator, provide conflict packet and preserve review status.</w:t>
+      </w:r>
+    </w:p>
+    <w:p>
+      <w:pPr>
+        <w:spacing w:line="336" w:lineRule="auto" w:after="180"/>
+        <w:shd w:fill="F5F1FB"/>
+      </w:pPr>
+      <w:r>
+        <w:rPr>
+          <w:b w:val="0"/>
+        </w:rPr>
+        <w:t>Read the labels and values. Explain the relationship the model shows.</w:t>
+      </w:r>
+    </w:p>
+    <w:p>
+      <w:pPr>
+        <w:pStyle w:val="Heading3"/>
+      </w:pPr>
+      <w:r>
+        <w:t>Discuss while showing the picture</w:t>
+      </w:r>
+    </w:p>
+    <w:p>
+      <w:pPr>
+        <w:spacing w:line="336" w:lineRule="auto" w:after="180"/>
+        <w:shd w:fill="F1F6F8"/>
+      </w:pPr>
+      <w:r>
+        <w:rPr>
+          <w:b w:val="0"/>
+        </w:rPr>
+        <w:t>Teacher prompt: Read the labels and values. Explain the relationship the model shows. Ask learners to describe one label or arrow in ordinary words. Use the adjacent transcript if the image is difficult to see.</w:t>
+      </w:r>
+    </w:p>
+    <w:p>
+      <w:pPr>
+        <w:pStyle w:val="Heading3"/>
+      </w:pPr>
+      <w:r>
+        <w:t>04. Change one thing. Trace what follows.</w:t>
+      </w:r>
+    </w:p>
+    <w:p>
+      <w:r>
+        <w:drawing>
+          <wp:inline xmlns:a="http://schemas.openxmlformats.org/drawingml/2006/main" xmlns:pic="http://schemas.openxmlformats.org/drawingml/2006/picture">
+            <wp:extent cx="5486400" cy="3026664"/>
+            <wp:docPr id="5" name="Picture 5" descr="Original case: Record the concern as reported, not as a confirmed diagnosis. Changed condition: No supervisor is currently reachable. Expected result: State unresolved status and use the institution’s approved waiting procedure. Reason: Lack of a human reply does not expand the bot’s authority."/>
+            <wp:cNvGraphicFramePr>
+              <a:graphicFrameLocks noChangeAspect="1"/>
+            </wp:cNvGraphicFramePr>
+            <a:graphic>
+              <a:graphicData uri="http://schemas.openxmlformats.org/drawingml/2006/picture">
+                <pic:pic>
+                  <pic:nvPicPr>
+                    <pic:cNvPr id="0" name="academy-story-ai-6-27-04.png"/>
+                    <pic:cNvPicPr/>
+                  </pic:nvPicPr>
+                  <pic:blipFill>
+                    <a:blip r:embed="rId13"/>
+                    <a:stretch>
+                      <a:fillRect/>
+                    </a:stretch>
+                  </pic:blipFill>
+                  <pic:spPr>
+                    <a:xfrm>
+                      <a:off x="0" y="0"/>
+                      <a:ext cx="5486400" cy="3026664"/>
+                    </a:xfrm>
+                    <a:prstGeom prst="rect"/>
+                  </pic:spPr>
+                </pic:pic>
+              </a:graphicData>
+            </a:graphic>
+          </wp:inline>
+        </w:drawing>
+      </w:r>
+    </w:p>
+    <w:p>
+      <w:pPr>
+        <w:spacing w:line="336" w:lineRule="auto" w:after="180"/>
+      </w:pPr>
+      <w:r>
+        <w:rPr>
+          <w:b w:val="0"/>
+        </w:rPr>
+        <w:t>Original case: Record the concern as reported, not as a confirmed diagnosis. Changed condition: No supervisor is currently reachable.</w:t>
+      </w:r>
+    </w:p>
+    <w:p>
+      <w:pPr>
+        <w:spacing w:line="336" w:lineRule="auto" w:after="180"/>
+      </w:pPr>
+      <w:r>
+        <w:rPr>
+          <w:b w:val="0"/>
+        </w:rPr>
+        <w:t>Expected result: State unresolved status and use the institution’s approved waiting procedure. Reason: Lack of a human reply does not expand the bot’s authority.</w:t>
+      </w:r>
+    </w:p>
+    <w:p>
+      <w:pPr>
+        <w:spacing w:line="336" w:lineRule="auto" w:after="180"/>
+        <w:shd w:fill="F5F1FB"/>
+      </w:pPr>
+      <w:r>
+        <w:rPr>
+          <w:b w:val="0"/>
+        </w:rPr>
+        <w:t>Predict before checking the worked changed-case result. Name what changed and what the supplied facts allow you to conclude.</w:t>
+      </w:r>
+    </w:p>
+    <w:p>
+      <w:pPr>
+        <w:pStyle w:val="Heading3"/>
+      </w:pPr>
+      <w:r>
+        <w:t>Discuss while showing the picture</w:t>
+      </w:r>
+    </w:p>
+    <w:p>
+      <w:pPr>
+        <w:spacing w:line="336" w:lineRule="auto" w:after="180"/>
+        <w:shd w:fill="F1F6F8"/>
+      </w:pPr>
+      <w:r>
+        <w:rPr>
+          <w:b w:val="0"/>
+        </w:rPr>
+        <w:t>Teacher prompt: Predict before checking the worked changed-case result. Name what changed and what the supplied facts allow you to conclude. Ask learners to describe one label or arrow in ordinary words.</w:t>
+      </w:r>
+    </w:p>
+    <w:p>
+      <w:pPr>
+        <w:spacing w:line="336" w:lineRule="auto" w:after="180"/>
+        <w:shd w:fill="F1F6F8"/>
+      </w:pPr>
+      <w:r>
+        <w:rPr>
+          <w:b w:val="0"/>
+        </w:rPr>
+        <w:t>Use the adjacent transcript if the image is difficult to see. Changed-case reasoning: Lack of a human reply does not expand the bot’s authority.</w:t>
+      </w:r>
+    </w:p>
+    <w:p>
+      <w:pPr>
+        <w:pStyle w:val="Heading3"/>
+      </w:pPr>
+      <w:r>
+        <w:t>05. Connect the explanation to its limit</w:t>
+      </w:r>
+    </w:p>
+    <w:p>
+      <w:r>
+        <w:drawing>
+          <wp:inline xmlns:a="http://schemas.openxmlformats.org/drawingml/2006/main" xmlns:pic="http://schemas.openxmlformats.org/drawingml/2006/picture">
+            <wp:extent cx="5486400" cy="2834640"/>
+            <wp:docPr id="6" name="Picture 6" descr="Escalation needs an appropriate person and accurate context. Model confidence cannot replace required authority or physical inspection. Limit: This is a fictional workflow, not a real laboratory safety procedure; institutions define authorised responses."/>
+            <wp:cNvGraphicFramePr>
+              <a:graphicFrameLocks noChangeAspect="1"/>
+            </wp:cNvGraphicFramePr>
+            <a:graphic>
+              <a:graphicData uri="http://schemas.openxmlformats.org/drawingml/2006/picture">
+                <pic:pic>
+                  <pic:nvPicPr>
+                    <pic:cNvPr id="0" name="academy-story-ai-6-27-05.png"/>
+                    <pic:cNvPicPr/>
+                  </pic:nvPicPr>
+                  <pic:blipFill>
+                    <a:blip r:embed="rId14"/>
+                    <a:stretch>
+                      <a:fillRect/>
+                    </a:stretch>
+                  </pic:blipFill>
+                  <pic:spPr>
+                    <a:xfrm>
+                      <a:off x="0" y="0"/>
+                      <a:ext cx="5486400" cy="2834640"/>
+                    </a:xfrm>
+                    <a:prstGeom prst="rect"/>
+                  </pic:spPr>
+                </pic:pic>
+              </a:graphicData>
+            </a:graphic>
+          </wp:inline>
+        </w:drawing>
+      </w:r>
+    </w:p>
+    <w:p>
+      <w:pPr>
+        <w:spacing w:line="336" w:lineRule="auto" w:after="180"/>
+      </w:pPr>
+      <w:r>
+        <w:rPr>
+          <w:b w:val="0"/>
+        </w:rPr>
+        <w:t>Escalation needs an appropriate person and accurate context. Model confidence cannot replace required authority or physical inspection.</w:t>
+      </w:r>
+    </w:p>
+    <w:p>
+      <w:pPr>
+        <w:spacing w:line="336" w:lineRule="auto" w:after="180"/>
+      </w:pPr>
+      <w:r>
+        <w:rPr>
+          <w:b w:val="0"/>
+        </w:rPr>
+        <w:t>Limit: This is a fictional workflow, not a real laboratory safety procedure; institutions define authorised responses.</w:t>
+      </w:r>
+    </w:p>
+    <w:p>
+      <w:pPr>
+        <w:spacing w:line="336" w:lineRule="auto" w:after="180"/>
+        <w:shd w:fill="F5F1FB"/>
+      </w:pPr>
+      <w:r>
+        <w:rPr>
+          <w:b w:val="0"/>
+        </w:rPr>
+        <w:t>Explain the case, then point to a limit on the claim.</w:t>
+      </w:r>
+    </w:p>
+    <w:p>
+      <w:pPr>
+        <w:pStyle w:val="Heading3"/>
+      </w:pPr>
+      <w:r>
+        <w:t>Discuss while showing the picture</w:t>
+      </w:r>
+    </w:p>
+    <w:p>
+      <w:pPr>
+        <w:spacing w:line="336" w:lineRule="auto" w:after="180"/>
+        <w:shd w:fill="F1F6F8"/>
+      </w:pPr>
+      <w:r>
+        <w:rPr>
+          <w:b w:val="0"/>
+        </w:rPr>
+        <w:t>Teacher prompt: Explain the case, then point to a limit on the claim. Ask learners to describe one label or arrow in ordinary words. Use the adjacent transcript if the image is difficult to see.</w:t>
+      </w:r>
+    </w:p>
+    <w:p>
+      <w:pPr>
+        <w:spacing w:line="336" w:lineRule="auto" w:after="180"/>
+        <w:shd w:fill="F1F6F8"/>
+      </w:pPr>
+      <w:r>
+        <w:rPr>
+          <w:b w:val="0"/>
+        </w:rPr>
+        <w:t>Keep the stated scope: This is a fictional workflow, not a real laboratory safety procedure; institutions define authorised responses.</w:t>
+      </w:r>
+    </w:p>
+    <w:p>
+      <w:pPr>
+        <w:pStyle w:val="Heading3"/>
+      </w:pPr>
+      <w:r>
+        <w:t>06. Make the idea visible in your project</w:t>
+      </w:r>
+    </w:p>
+    <w:p>
+      <w:r>
+        <w:drawing>
+          <wp:inline xmlns:a="http://schemas.openxmlformats.org/drawingml/2006/main" xmlns:pic="http://schemas.openxmlformats.org/drawingml/2006/picture">
+            <wp:extent cx="5486400" cy="3529584"/>
+            <wp:docPr id="7" name="Picture 7" descr="For the Grounded Learning Service, retain an annotated trace and the changed-case result. Name the contract or evidence that makes the deciding step valid, so another team can review it. Draw your input, deciding step, result and limit. Supported question: Identify the exact service boundary in the bottle question. What accurate information belongs in the supervisor handoff, and what remains unresolved if nobody is reachable?"/>
+            <wp:cNvGraphicFramePr>
+              <a:graphicFrameLocks noChangeAspect="1"/>
+            </wp:cNvGraphicFramePr>
+            <a:graphic>
+              <a:graphicData uri="http://schemas.openxmlformats.org/drawingml/2006/picture">
+                <pic:pic>
+                  <pic:nvPicPr>
+                    <pic:cNvPr id="0" name="academy-story-ai-6-27-06.png"/>
+                    <pic:cNvPicPr/>
+                  </pic:nvPicPr>
+                  <pic:blipFill>
+                    <a:blip r:embed="rId15"/>
+                    <a:stretch>
+                      <a:fillRect/>
+                    </a:stretch>
+                  </pic:blipFill>
+                  <pic:spPr>
+                    <a:xfrm>
+                      <a:off x="0" y="0"/>
+                      <a:ext cx="5486400" cy="3529584"/>
+                    </a:xfrm>
+                    <a:prstGeom prst="rect"/>
+                  </pic:spPr>
+                </pic:pic>
+              </a:graphicData>
+            </a:graphic>
+          </wp:inline>
+        </w:drawing>
+      </w:r>
+    </w:p>
+    <w:p>
+      <w:pPr>
+        <w:spacing w:line="336" w:lineRule="auto" w:after="180"/>
+      </w:pPr>
+      <w:r>
+        <w:rPr>
+          <w:b w:val="0"/>
+        </w:rPr>
+        <w:t xml:space="preserve">For the Grounded Learning Service, retain an annotated trace and the changed-case result. Name the contract or </w:t>
+      </w:r>
+      <w:r>
+        <w:rPr>
+          <w:b/>
+        </w:rPr>
+        <w:t>evidence</w:t>
+      </w:r>
+      <w:r>
+        <w:rPr>
+          <w:b w:val="0"/>
+        </w:rPr>
+        <w:t xml:space="preserve"> that makes the deciding step valid, so another team can review it.</w:t>
+      </w:r>
+    </w:p>
+    <w:p>
+      <w:pPr>
+        <w:spacing w:line="336" w:lineRule="auto" w:after="180"/>
+      </w:pPr>
+      <w:r>
+        <w:rPr>
+          <w:b w:val="0"/>
+        </w:rPr>
+        <w:t xml:space="preserve">Draw your </w:t>
+      </w:r>
+      <w:r>
+        <w:rPr>
+          <w:b/>
+        </w:rPr>
+        <w:t>input</w:t>
+      </w:r>
+      <w:r>
+        <w:rPr>
+          <w:b w:val="0"/>
+        </w:rPr>
+        <w:t>, deciding step, result and limit. Supported question: Identify the exact service boundary in the bottle question.</w:t>
+      </w:r>
+    </w:p>
+    <w:p>
+      <w:pPr>
+        <w:spacing w:line="336" w:lineRule="auto" w:after="180"/>
+      </w:pPr>
+      <w:r>
+        <w:rPr>
+          <w:b w:val="0"/>
+        </w:rPr>
+        <w:t>What accurate information belongs in the supervisor handoff, and what remains unresolved if nobody is reachable?</w:t>
+      </w:r>
+    </w:p>
+    <w:p>
+      <w:pPr>
+        <w:spacing w:line="336" w:lineRule="auto" w:after="180"/>
+        <w:shd w:fill="F5F1FB"/>
+      </w:pPr>
+      <w:r>
+        <w:rPr>
+          <w:b w:val="0"/>
+        </w:rPr>
+        <w:t xml:space="preserve">Draw your project trace and justify the deciding step using </w:t>
+      </w:r>
+      <w:r>
+        <w:rPr>
+          <w:b/>
+        </w:rPr>
+        <w:t>evidence</w:t>
+      </w:r>
+      <w:r>
+        <w:rPr>
+          <w:b w:val="0"/>
+        </w:rPr>
+        <w:t>.</w:t>
+      </w:r>
+    </w:p>
+    <w:p>
+      <w:pPr>
+        <w:pStyle w:val="Heading3"/>
+      </w:pPr>
+      <w:r>
+        <w:t>Discuss while showing the picture</w:t>
+      </w:r>
+    </w:p>
+    <w:p>
+      <w:pPr>
+        <w:spacing w:line="336" w:lineRule="auto" w:after="180"/>
+        <w:shd w:fill="F1F6F8"/>
+      </w:pPr>
+      <w:r>
+        <w:rPr>
+          <w:b w:val="0"/>
+        </w:rPr>
+        <w:t xml:space="preserve">Teacher prompt: Draw your project trace and justify the deciding step using </w:t>
+      </w:r>
+      <w:r>
+        <w:rPr>
+          <w:b/>
+        </w:rPr>
+        <w:t>evidence</w:t>
+      </w:r>
+      <w:r>
+        <w:rPr>
+          <w:b w:val="0"/>
+        </w:rPr>
+        <w:t>. Ask learners to describe one label or arrow in ordinary words. Use the adjacent transcript if the image is difficult to see.</w:t>
+      </w:r>
+    </w:p>
+    <w:p>
+      <w:pPr>
+        <w:spacing w:line="336" w:lineRule="auto" w:after="180"/>
+        <w:shd w:fill="F1F6F8"/>
+      </w:pPr>
+      <w:r>
+        <w:rPr>
+          <w:b w:val="0"/>
+        </w:rPr>
+        <w:t>Supported practice key: The requested judgement is outside this service’s authority. Give the designated supervisor route without inventing a verdict. Record the concern as reported, not as a confirmed diagnosis.</w:t>
+      </w:r>
+    </w:p>
+    <w:p>
+      <w:pPr>
+        <w:spacing w:line="336" w:lineRule="auto" w:after="180"/>
+        <w:shd w:fill="F1F6F8"/>
+      </w:pPr>
+      <w:r>
+        <w:rPr>
+          <w:b w:val="0"/>
+        </w:rPr>
+        <w:t>Changed case: State unresolved status and use the institution’s approved waiting procedure. Lack of a human reply does not expand the bot’s authority.</w:t>
       </w:r>
     </w:p>
     <w:sectPr>

--- a/downloads/teacher/ai-6-week-27.docx
+++ b/downloads/teacher/ai-6-week-27.docx
@@ -137,7 +137,7 @@
           </w:tcPr>
           <w:p>
             <w:r>
-              <w:t>Sections 1–6; record the brief recall in the workbook.</w:t>
+              <w:t>Use Your mission, Notice the evidence, See how it works, Words that unlock the idea and Follow a worked example; record recall in the workbook.</w:t>
             </w:r>
           </w:p>
         </w:tc>
@@ -169,7 +169,7 @@
           </w:tcPr>
           <w:p>
             <w:r>
-              <w:t>Sections 7–10; use the matching workbook W2 and misconception check.</w:t>
+              <w:t>Use Find and repair a mistake, Practise together and Build your understanding; use the matching workbook W2 and Individual reasoning check.</w:t>
             </w:r>
           </w:p>
         </w:tc>
@@ -201,7 +201,7 @@
           </w:tcPr>
           <w:p>
             <w:r>
-              <w:t>Sections 9 and 11–14. Give extra time to finish the full task set; use Section 15 when the week includes a coding lab.</w:t>
+              <w:t>Use Run the investigation, Connect your project and Try a new case independently. Allow extra time for the full task set. When code is supplied, use the examples in See how it works or Follow a worked example and the browser lab in Supported practice, repair and portfolio.</w:t>
             </w:r>
           </w:p>
         </w:tc>
@@ -422,7 +422,7 @@
         <w:rPr>
           <w:b w:val="0"/>
         </w:rPr>
-        <w:t>Version v2 writes schema2. Version v1 reads only schema1. A rollback to v1 after v2 writes data cannot safely proceed without migration or a compatible reader.</w:t>
+        <w:t>Version v2 writes schema 2. Version v1 reads only schema 1. A rollback to v1 after v2 writes data cannot safely proceed without migration or a compatible reader.</w:t>
       </w:r>
     </w:p>
     <w:p>
@@ -1968,7 +1968,7 @@
         <w:rPr>
           <w:b w:val="0"/>
         </w:rPr>
-        <w:t xml:space="preserve">Use the worked example in Sections 3 and 6. Collect a </w:t>
+        <w:t xml:space="preserve">Use See how it works and Follow a worked example. Collect a </w:t>
       </w:r>
       <w:r>
         <w:rPr>
@@ -2369,7 +2369,7 @@
         <w:rPr>
           <w:b w:val="0"/>
         </w:rPr>
-        <w:t xml:space="preserve">Use Section 9 for the </w:t>
+        <w:t xml:space="preserve">Use Run the investigation for the </w:t>
       </w:r>
       <w:r>
         <w:rPr>
@@ -3873,7 +3873,7 @@
           </w:tcPr>
           <w:p>
             <w:r>
-              <w:t>Sections 1–6; record the brief recall in the workbook.</w:t>
+              <w:t>Use Your mission, Notice the evidence, See how it works, Words that unlock the idea and Follow a worked example; record recall in the workbook.</w:t>
             </w:r>
           </w:p>
         </w:tc>
@@ -3905,7 +3905,7 @@
           </w:tcPr>
           <w:p>
             <w:r>
-              <w:t>Sections 7–10; use the matching workbook W2 and misconception check.</w:t>
+              <w:t>Use Find and repair a mistake, Practise together and Build your understanding; use the matching workbook W2 and Individual reasoning check.</w:t>
             </w:r>
           </w:p>
         </w:tc>
@@ -3937,7 +3937,7 @@
           </w:tcPr>
           <w:p>
             <w:r>
-              <w:t>Sections 9 and 11–14. Give extra time to finish the full task set; use Section 15 when the week includes a coding lab.</w:t>
+              <w:t>Use Run the investigation, Connect your project and Try a new case independently. Allow extra time for the full task set. When code is supplied, use the examples in See how it works or Follow a worked example and the browser lab in Supported practice, repair and portfolio.</w:t>
             </w:r>
           </w:p>
         </w:tc>

--- a/downloads/teacher/ai-6-week-27.docx
+++ b/downloads/teacher/ai-6-week-27.docx
@@ -25,20 +25,38 @@
         <w:pStyle w:val="Heading1"/>
       </w:pPr>
       <w:r>
-        <w:t>01. Prepare the purpose, prerequisites and materials</w:t>
+        <w:t>Ask who can decide, what they need and what remains pending.</w:t>
       </w:r>
     </w:p>
     <w:p>
       <w:r>
-        <w:t>Prepare Human escalation workflows: check the target, prerequisites, resources and adaptable teaching schedule.</w:t>
+        <w:t>Teach scoped reviewer routes, accurate reported facts and explicit communication limits.</w:t>
       </w:r>
     </w:p>
     <w:p>
-      <w:pPr>
-        <w:pStyle w:val="Heading3"/>
-      </w:pPr>
-      <w:r>
-        <w:t>Teach the learning cycle</w:t>
+      <w:r>
+        <w:t>Model incomplete handoff → assign correct role → inspect unreachable case → assess deadline reasoning → record unresolved fallback.</w:t>
+      </w:r>
+    </w:p>
+    <w:p>
+      <w:pPr>
+        <w:pStyle w:val="Heading1"/>
+      </w:pPr>
+      <w:r>
+        <w:t>01. Prepare the connected service investigation</w:t>
+      </w:r>
+    </w:p>
+    <w:p>
+      <w:r>
+        <w:t>Keep modelling, shared practice and independent evidence distinct.</w:t>
+      </w:r>
+    </w:p>
+    <w:p>
+      <w:pPr>
+        <w:pStyle w:val="Heading2"/>
+      </w:pPr>
+      <w:r>
+        <w:t>Target and main teaching plan</w:t>
       </w:r>
     </w:p>
     <w:p>
@@ -243,18 +261,21 @@
     </w:p>
     <w:p>
       <w:pPr>
-        <w:pStyle w:val="Heading3"/>
-      </w:pPr>
-      <w:r>
-        <w:t>Retrieval answer guidance</w:t>
+        <w:pStyle w:val="Heading2"/>
+      </w:pPr>
+      <w:r>
+        <w:t>Preparation and prerequisite</w:t>
       </w:r>
     </w:p>
     <w:p>
       <w:pPr>
-        <w:pStyle w:val="Heading3"/>
-      </w:pPr>
-      <w:r>
-        <w:t>Incident investigation</w:t>
+        <w:spacing w:line="336" w:lineRule="auto" w:after="180"/>
+      </w:pPr>
+      <w:r>
+        <w:rPr>
+          <w:b w:val="0"/>
+        </w:rPr>
+        <w:t>Lesson and workbook; paper and pencil</w:t>
       </w:r>
     </w:p>
     <w:p>
@@ -265,7 +286,7 @@
         <w:rPr>
           <w:b w:val="0"/>
         </w:rPr>
-        <w:t>Without opening the old lesson, explain one key idea from Incident investigation. Give an example and a mistake that the idea helps you avoid.</w:t>
+        <w:t>Calculator and optional local Python 3 for arithmetic; no live API or private data</w:t>
       </w:r>
     </w:p>
     <w:p>
@@ -276,19 +297,7 @@
         <w:rPr>
           <w:b w:val="0"/>
         </w:rPr>
-        <w:t xml:space="preserve">Look for: Explain the </w:t>
-      </w:r>
-      <w:r>
-        <w:rPr>
-          <w:b/>
-        </w:rPr>
-        <w:t>mechanism</w:t>
-      </w:r>
-      <w:r>
-        <w:rPr>
-          <w:b w:val="0"/>
-        </w:rPr>
-        <w:t xml:space="preserve"> and terminology of incident investigation</w:t>
+        <w:t>Prepare the fresh retry separately and withhold its solution until after collection</w:t>
       </w:r>
     </w:p>
     <w:p>
@@ -299,31 +308,31 @@
         <w:rPr>
           <w:b w:val="0"/>
         </w:rPr>
-        <w:t xml:space="preserve">Reference example, not the only acceptable wording: Teacher explanation: Incident investigation preserves a timeline and distinguishes </w:t>
+        <w:t xml:space="preserve">A result depends on the </w:t>
       </w:r>
       <w:r>
         <w:rPr>
           <w:b/>
         </w:rPr>
-        <w:t>observation</w:t>
+        <w:t>input</w:t>
       </w:r>
       <w:r>
         <w:rPr>
           <w:b w:val="0"/>
         </w:rPr>
-        <w:t xml:space="preserve"> from hypothesis. Repair before </w:t>
+        <w:t xml:space="preserve">s, procedure and conditions that produced it. Preserve data roles and distinguish observed outcomes from </w:t>
       </w:r>
       <w:r>
         <w:rPr>
           <w:b/>
         </w:rPr>
-        <w:t>evidence</w:t>
+        <w:t>prediction</w:t>
       </w:r>
       <w:r>
         <w:rPr>
           <w:b w:val="0"/>
         </w:rPr>
-        <w:t xml:space="preserve"> collection can erase clues.</w:t>
+        <w:t>s or unmeasured conditions.</w:t>
       </w:r>
     </w:p>
     <w:p>
@@ -334,27 +343,15 @@
         <w:rPr>
           <w:b w:val="0"/>
         </w:rPr>
-        <w:t xml:space="preserve">Record timestamps, versions, requests, authorised actions and outcomes with minimised logs. Separate immediate containment from diagnosis. Compare candidate explanations against </w:t>
-      </w:r>
-      <w:r>
-        <w:rPr>
-          <w:b/>
-        </w:rPr>
-        <w:t>evidence</w:t>
-      </w:r>
-      <w:r>
-        <w:rPr>
-          <w:b w:val="0"/>
-        </w:rPr>
-        <w:t>.</w:t>
+        <w:t>If the prior concept cannot be explained, use a short retrieval activity before this chapter.</w:t>
       </w:r>
     </w:p>
     <w:p>
       <w:pPr>
-        <w:pStyle w:val="Heading3"/>
-      </w:pPr>
-      <w:r>
-        <w:t>Release and rollback</w:t>
+        <w:pStyle w:val="Heading2"/>
+      </w:pPr>
+      <w:r>
+        <w:t>Opening retrieval</w:t>
       </w:r>
     </w:p>
     <w:p>
@@ -365,7 +362,7 @@
         <w:rPr>
           <w:b w:val="0"/>
         </w:rPr>
-        <w:t>Without opening the old lesson, explain one key idea from Release and rollback. Give an example and a mistake that the idea helps you avoid.</w:t>
+        <w:t>Without opening the old lesson, explain one key idea from Incident investigation. Give an example and a mistake that the idea helps you avoid.</w:t>
       </w:r>
     </w:p>
     <w:p>
@@ -388,7 +385,7 @@
         <w:rPr>
           <w:b w:val="0"/>
         </w:rPr>
-        <w:t xml:space="preserve"> and terminology of release and rollback</w:t>
+        <w:t xml:space="preserve"> and terminology of incident investigation</w:t>
       </w:r>
     </w:p>
     <w:p>
@@ -399,19 +396,31 @@
         <w:rPr>
           <w:b w:val="0"/>
         </w:rPr>
-        <w:t xml:space="preserve">Reference example, not the only acceptable wording: Teacher explanation: Release records bind code, configuration, data schema and evaluation </w:t>
+        <w:t xml:space="preserve">Reference example, not the only acceptable wording: Teacher explanation: Incident investigation preserves a timeline and distinguishes </w:t>
       </w:r>
       <w:r>
         <w:rPr>
           <w:b/>
         </w:rPr>
+        <w:t>observation</w:t>
+      </w:r>
+      <w:r>
+        <w:rPr>
+          <w:b w:val="0"/>
+        </w:rPr>
+        <w:t xml:space="preserve"> from hypothesis. Repair before </w:t>
+      </w:r>
+      <w:r>
+        <w:rPr>
+          <w:b/>
+        </w:rPr>
         <w:t>evidence</w:t>
       </w:r>
       <w:r>
         <w:rPr>
           <w:b w:val="0"/>
         </w:rPr>
-        <w:t>. Rollback requires compatibility with the current stored data.</w:t>
+        <w:t xml:space="preserve"> collection can erase clues.</w:t>
       </w:r>
     </w:p>
     <w:p>
@@ -422,15 +431,30 @@
         <w:rPr>
           <w:b w:val="0"/>
         </w:rPr>
-        <w:t>Version v2 writes schema 2. Version v1 reads only schema 1. A rollback to v1 after v2 writes data cannot safely proceed without migration or a compatible reader.</w:t>
+        <w:t xml:space="preserve">Record timestamps, versions, requests, authorised actions and outcomes with minimised logs. Separate immediate containment from diagnosis. Compare candidate explanations against </w:t>
+      </w:r>
+      <w:r>
+        <w:rPr>
+          <w:b/>
+        </w:rPr>
+        <w:t>evidence</w:t>
+      </w:r>
+      <w:r>
+        <w:rPr>
+          <w:b w:val="0"/>
+        </w:rPr>
+        <w:t>.</w:t>
       </w:r>
     </w:p>
     <w:p>
       <w:pPr>
-        <w:pStyle w:val="Heading3"/>
-      </w:pPr>
-      <w:r>
-        <w:t>Caching and stale information</w:t>
+        <w:spacing w:line="336" w:lineRule="auto" w:after="180"/>
+      </w:pPr>
+      <w:r>
+        <w:rPr>
+          <w:b w:val="0"/>
+        </w:rPr>
+        <w:t>Without opening the old lesson, explain one key idea from Release and rollback. Give an example and a mistake that the idea helps you avoid.</w:t>
       </w:r>
     </w:p>
     <w:p>
@@ -441,7 +465,19 @@
         <w:rPr>
           <w:b w:val="0"/>
         </w:rPr>
-        <w:t>Without opening the old lesson, explain one key idea from Caching and stale information. Give an example and a mistake that the idea helps you avoid.</w:t>
+        <w:t xml:space="preserve">Look for: Explain the </w:t>
+      </w:r>
+      <w:r>
+        <w:rPr>
+          <w:b/>
+        </w:rPr>
+        <w:t>mechanism</w:t>
+      </w:r>
+      <w:r>
+        <w:rPr>
+          <w:b w:val="0"/>
+        </w:rPr>
+        <w:t xml:space="preserve"> and terminology of release and rollback</w:t>
       </w:r>
     </w:p>
     <w:p>
@@ -452,19 +488,19 @@
         <w:rPr>
           <w:b w:val="0"/>
         </w:rPr>
-        <w:t xml:space="preserve">Look for: Explain the </w:t>
+        <w:t xml:space="preserve">Reference example, not the only acceptable wording: Teacher explanation: Release records bind code, configuration, data schema and evaluation </w:t>
       </w:r>
       <w:r>
         <w:rPr>
           <w:b/>
         </w:rPr>
-        <w:t>mechanism</w:t>
+        <w:t>evidence</w:t>
       </w:r>
       <w:r>
         <w:rPr>
           <w:b w:val="0"/>
         </w:rPr>
-        <w:t xml:space="preserve"> and terminology of caching and stale information</w:t>
+        <w:t>. Rollback requires compatibility with the current stored data.</w:t>
       </w:r>
     </w:p>
     <w:p>
@@ -475,7 +511,7 @@
         <w:rPr>
           <w:b w:val="0"/>
         </w:rPr>
-        <w:t>Reference example, not the only acceptable wording: Teacher explanation: Caching reuses results but needs freshness and access-aware keys. A cached answer must not cross role or corpus-version boundaries.</w:t>
+        <w:t>Version v2 writes schema 2. Version v1 reads only schema 1. A rollback to v1 after v2 writes data cannot safely proceed without migration or a compatible reader.</w:t>
       </w:r>
     </w:p>
     <w:p>
@@ -486,7 +522,7 @@
         <w:rPr>
           <w:b w:val="0"/>
         </w:rPr>
-        <w:t>Cache key includes query, role, corpus version and procedure version. Entry valid only while age&lt;TTL. At exact TTL it expires. Teacher and student results never share a role-agnostic key.</w:t>
+        <w:t>Without opening the old lesson, explain one key idea from Caching and stale information. Give an example and a mistake that the idea helps you avoid.</w:t>
       </w:r>
     </w:p>
     <w:p>
@@ -497,7 +533,19 @@
         <w:rPr>
           <w:b w:val="0"/>
         </w:rPr>
-        <w:t>Two 45-minute sessions. Escalation routes unresolved decisions to an authorised person with sufficient context. It must define owner, deadline and fallback.</w:t>
+        <w:t xml:space="preserve">Look for: Explain the </w:t>
+      </w:r>
+      <w:r>
+        <w:rPr>
+          <w:b/>
+        </w:rPr>
+        <w:t>mechanism</w:t>
+      </w:r>
+      <w:r>
+        <w:rPr>
+          <w:b w:val="0"/>
+        </w:rPr>
+        <w:t xml:space="preserve"> and terminology of caching and stale information</w:t>
       </w:r>
     </w:p>
     <w:p>
@@ -508,19 +556,7 @@
         <w:rPr>
           <w:b w:val="0"/>
         </w:rPr>
-        <w:t xml:space="preserve">Use the supplied constructed scenarios to make the </w:t>
-      </w:r>
-      <w:r>
-        <w:rPr>
-          <w:b/>
-        </w:rPr>
-        <w:t>mechanism</w:t>
-      </w:r>
-      <w:r>
-        <w:rPr>
-          <w:b w:val="0"/>
-        </w:rPr>
-        <w:t xml:space="preserve"> inspectable. Collect W4 before sharing solutions.</w:t>
+        <w:t>Reference example, not the only acceptable wording: Teacher explanation: Caching reuses results but needs freshness and access-aware keys. A cached answer must not cross role or corpus-version boundaries.</w:t>
       </w:r>
     </w:p>
     <w:p>
@@ -531,27 +567,15 @@
         <w:rPr>
           <w:b w:val="0"/>
         </w:rPr>
-        <w:t xml:space="preserve">Students should name intermediate </w:t>
-      </w:r>
-      <w:r>
-        <w:rPr>
-          <w:b/>
-        </w:rPr>
-        <w:t>evidence</w:t>
-      </w:r>
-      <w:r>
-        <w:rPr>
-          <w:b w:val="0"/>
-        </w:rPr>
-        <w:t xml:space="preserve"> and limitations; classroom pacing and learning effectiveness remain unvalidated.</w:t>
+        <w:t>Cache key includes query, role, corpus version and procedure version. Entry valid only while age&lt;TTL. At exact TTL it expires. Teacher and student results never share a role-agnostic key.</w:t>
       </w:r>
     </w:p>
     <w:p>
       <w:pPr>
-        <w:pStyle w:val="Heading3"/>
-      </w:pPr>
-      <w:r>
-        <w:t>Outcomes</w:t>
+        <w:pStyle w:val="Heading2"/>
+      </w:pPr>
+      <w:r>
+        <w:t>Pictured end goal</w:t>
       </w:r>
     </w:p>
     <w:p>
@@ -562,41 +586,23 @@
         <w:rPr>
           <w:b w:val="0"/>
         </w:rPr>
-        <w:t xml:space="preserve">Explain the </w:t>
-      </w:r>
-      <w:r>
-        <w:rPr>
-          <w:b/>
-        </w:rPr>
-        <w:t>mechanism</w:t>
-      </w:r>
-      <w:r>
-        <w:rPr>
-          <w:b w:val="0"/>
-        </w:rPr>
-        <w:t xml:space="preserve"> and terminology of human escalation workflows</w:t>
+        <w:t>Explain human escalation workflows using the deciding step in this fictional service.</w:t>
       </w:r>
     </w:p>
     <w:p>
       <w:pPr>
-        <w:spacing w:line="336" w:lineRule="auto" w:after="180"/>
-      </w:pPr>
-      <w:r>
-        <w:rPr>
-          <w:b w:val="0"/>
-        </w:rPr>
-        <w:t>Apply the stated procedure to a new case with a traceable result</w:t>
+        <w:pStyle w:val="Heading2"/>
+      </w:pPr>
+      <w:r>
+        <w:t>Earlier wording, alternatives and picture transcripts · reference / check after trying</w:t>
       </w:r>
     </w:p>
     <w:p>
       <w:pPr>
-        <w:spacing w:line="336" w:lineRule="auto" w:after="180"/>
-      </w:pPr>
-      <w:r>
-        <w:rPr>
-          <w:b w:val="0"/>
-        </w:rPr>
-        <w:t>Identify an assumption or limitation and design a revealing follow-up</w:t>
+        <w:pStyle w:val="Heading3"/>
+      </w:pPr>
+      <w:r>
+        <w:t>Teach the learning cycle</w:t>
       </w:r>
     </w:p>
     <w:p>
@@ -604,83 +610,74 @@
         <w:pStyle w:val="Heading3"/>
       </w:pPr>
       <w:r>
-        <w:t>Preparation</w:t>
+        <w:t>Retrieval answer guidance</w:t>
       </w:r>
     </w:p>
     <w:p>
       <w:pPr>
-        <w:spacing w:line="336" w:lineRule="auto" w:after="180"/>
-      </w:pPr>
-      <w:r>
-        <w:rPr>
-          <w:b w:val="0"/>
-        </w:rPr>
-        <w:t>Lesson and workbook; paper and pencil</w:t>
+        <w:pStyle w:val="Heading3"/>
+      </w:pPr>
+      <w:r>
+        <w:t>Incident investigation</w:t>
       </w:r>
     </w:p>
     <w:p>
       <w:pPr>
-        <w:spacing w:line="336" w:lineRule="auto" w:after="180"/>
-      </w:pPr>
-      <w:r>
-        <w:rPr>
-          <w:b w:val="0"/>
-        </w:rPr>
-        <w:t>Calculator and optional local Python 3 for arithmetic; no live API or private data</w:t>
+        <w:pStyle w:val="Heading3"/>
+      </w:pPr>
+      <w:r>
+        <w:t>Release and rollback</w:t>
       </w:r>
     </w:p>
     <w:p>
       <w:pPr>
-        <w:spacing w:line="336" w:lineRule="auto" w:after="180"/>
-      </w:pPr>
-      <w:r>
-        <w:rPr>
-          <w:b w:val="0"/>
-        </w:rPr>
-        <w:t>Prepare the fresh retry separately and withhold its solution until after collection</w:t>
+        <w:pStyle w:val="Heading3"/>
+      </w:pPr>
+      <w:r>
+        <w:t>Caching and stale information</w:t>
       </w:r>
     </w:p>
     <w:p>
       <w:pPr>
-        <w:pStyle w:val="Heading3"/>
-      </w:pPr>
-      <w:r>
-        <w:t>Prerequisite answer</w:t>
+        <w:spacing w:line="336" w:lineRule="auto" w:after="180"/>
+      </w:pPr>
+      <w:r>
+        <w:rPr>
+          <w:b w:val="0"/>
+        </w:rPr>
+        <w:t xml:space="preserve">Use the three-session teaching cycle above, with extra time as needed. Escalation routes unresolved decisions to an authorised person with sufficient context. It must define owner, deadline and fallback. Use the supplied constructed scenarios to make the </w:t>
+      </w:r>
+      <w:r>
+        <w:rPr>
+          <w:b/>
+        </w:rPr>
+        <w:t>mechanism</w:t>
+      </w:r>
+      <w:r>
+        <w:rPr>
+          <w:b w:val="0"/>
+        </w:rPr>
+        <w:t xml:space="preserve"> inspectable. Collect W4 before sharing solutions. Students should name intermediate </w:t>
+      </w:r>
+      <w:r>
+        <w:rPr>
+          <w:b/>
+        </w:rPr>
+        <w:t>evidence</w:t>
+      </w:r>
+      <w:r>
+        <w:rPr>
+          <w:b w:val="0"/>
+        </w:rPr>
+        <w:t xml:space="preserve"> and limitations; classroom pacing and learning effectiveness remain unvalidated.</w:t>
       </w:r>
     </w:p>
     <w:p>
       <w:pPr>
-        <w:spacing w:line="336" w:lineRule="auto" w:after="180"/>
-      </w:pPr>
-      <w:r>
-        <w:rPr>
-          <w:b w:val="0"/>
-        </w:rPr>
-        <w:t xml:space="preserve">A result depends on the </w:t>
-      </w:r>
-      <w:r>
-        <w:rPr>
-          <w:b/>
-        </w:rPr>
-        <w:t>input</w:t>
-      </w:r>
-      <w:r>
-        <w:rPr>
-          <w:b w:val="0"/>
-        </w:rPr>
-        <w:t xml:space="preserve">s, procedure and conditions that produced it. Preserve data roles and distinguish observed outcomes from </w:t>
-      </w:r>
-      <w:r>
-        <w:rPr>
-          <w:b/>
-        </w:rPr>
-        <w:t>prediction</w:t>
-      </w:r>
-      <w:r>
-        <w:rPr>
-          <w:b w:val="0"/>
-        </w:rPr>
-        <w:t>s or unmeasured conditions.</w:t>
+        <w:pStyle w:val="Heading3"/>
+      </w:pPr>
+      <w:r>
+        <w:t>Outcomes</w:t>
       </w:r>
     </w:p>
     <w:p>
@@ -691,15 +688,30 @@
         <w:rPr>
           <w:b w:val="0"/>
         </w:rPr>
-        <w:t>If the prior concept cannot be explained, use a short retrieval activity before this chapter.</w:t>
+        <w:t xml:space="preserve">Explain the </w:t>
+      </w:r>
+      <w:r>
+        <w:rPr>
+          <w:b/>
+        </w:rPr>
+        <w:t>mechanism</w:t>
+      </w:r>
+      <w:r>
+        <w:rPr>
+          <w:b w:val="0"/>
+        </w:rPr>
+        <w:t xml:space="preserve"> and terminology of human escalation workflows</w:t>
       </w:r>
     </w:p>
     <w:p>
       <w:pPr>
-        <w:pStyle w:val="Heading3"/>
-      </w:pPr>
-      <w:r>
-        <w:t>End goal for the pictorial case</w:t>
+        <w:spacing w:line="336" w:lineRule="auto" w:after="180"/>
+      </w:pPr>
+      <w:r>
+        <w:rPr>
+          <w:b w:val="0"/>
+        </w:rPr>
+        <w:t>Apply the stated procedure to a new case with a traceable result</w:t>
       </w:r>
     </w:p>
     <w:p>
@@ -710,31 +722,31 @@
         <w:rPr>
           <w:b w:val="0"/>
         </w:rPr>
-        <w:t>Explain human escalation workflows using the deciding step in this fictional service.</w:t>
+        <w:t>Identify an assumption or limitation and design a revealing follow-up</w:t>
       </w:r>
     </w:p>
     <w:p>
       <w:pPr>
-        <w:spacing w:line="336" w:lineRule="auto" w:after="180"/>
-      </w:pPr>
-      <w:r>
-        <w:rPr>
-          <w:b w:val="0"/>
-        </w:rPr>
-        <w:t>This added worked case illustrates the week’s main idea. Retain all original and connected topics; schedule its practice within the teaching cycle.</w:t>
+        <w:pStyle w:val="Heading3"/>
+      </w:pPr>
+      <w:r>
+        <w:t>Preparation</w:t>
       </w:r>
     </w:p>
     <w:p>
       <w:pPr>
-        <w:pStyle w:val="Heading1"/>
-      </w:pPr>
-      <w:r>
-        <w:t>02. Explain and model the mechanism</w:t>
+        <w:pStyle w:val="Heading3"/>
+      </w:pPr>
+      <w:r>
+        <w:t>Prerequisite answer</w:t>
       </w:r>
     </w:p>
     <w:p>
-      <w:r>
-        <w:t>Model Human escalation workflows using the supplied case, labelled mechanism and reasoning. Make the scope of each conclusion explicit.</w:t>
+      <w:pPr>
+        <w:pStyle w:val="Heading3"/>
+      </w:pPr>
+      <w:r>
+        <w:t>End goal for the pictorial case</w:t>
       </w:r>
     </w:p>
     <w:p>
@@ -745,37 +757,28 @@
         <w:rPr>
           <w:b w:val="0"/>
         </w:rPr>
-        <w:t>Escalation routes unresolved decisions to an authorised person with sufficient context. It must define owner, deadline and fallback.</w:t>
+        <w:t>This added worked case illustrates the week’s main idea. Retain all original and connected topics; schedule its practice within the teaching cycle.</w:t>
       </w:r>
     </w:p>
     <w:p>
       <w:pPr>
-        <w:pStyle w:val="Heading3"/>
-      </w:pPr>
-      <w:r>
-        <w:t>Explain Human escalation workflows · 1</w:t>
+        <w:pStyle w:val="Heading1"/>
+      </w:pPr>
+      <w:r>
+        <w:t>02. Teach a complete handoff without inventing delivery or approval</w:t>
       </w:r>
     </w:p>
     <w:p>
-      <w:pPr>
-        <w:spacing w:line="336" w:lineRule="auto" w:after="180"/>
-      </w:pPr>
-      <w:r>
-        <w:rPr>
-          <w:b w:val="0"/>
-        </w:rPr>
-        <w:t>Begin by writing the question the procedure is intended to answer. Identify the information already supplied, the information it will produce and the information still missing.</w:t>
+      <w:r>
+        <w:t>Use accurate context, the correct owner and an explicit unresolved fallback.</w:t>
       </w:r>
     </w:p>
     <w:p>
       <w:pPr>
-        <w:spacing w:line="336" w:lineRule="auto" w:after="180"/>
-      </w:pPr>
-      <w:r>
-        <w:rPr>
-          <w:b w:val="0"/>
-        </w:rPr>
-        <w:t>These are constructed classroom examples; they do not require live accounts, private records or an external service. Do not treat a plausible explanation as a measured outcome.</w:t>
+        <w:pStyle w:val="Heading2"/>
+      </w:pPr>
+      <w:r>
+        <w:t>Definitions and complete fictional handoff contract</w:t>
       </w:r>
     </w:p>
     <w:p>
@@ -786,15 +789,1295 @@
         <w:rPr>
           <w:b w:val="0"/>
         </w:rPr>
-        <w:t>Toy workflow routes conflicting room approval to coordinator with source IDs and requested decision. While awaiting review the assistant returns needs_review and performs no booking.</w:t>
+        <w:t>Escalation routes unresolved decisions to an authorised person with sufficient context. It must define owner, deadline and fallback.</w:t>
       </w:r>
     </w:p>
     <w:p>
       <w:pPr>
+        <w:spacing w:line="336" w:lineRule="auto" w:after="180"/>
+      </w:pPr>
+      <w:r>
+        <w:rPr>
+          <w:b w:val="0"/>
+        </w:rPr>
+        <w:t>Toy workflow routes conflicting room approval to coordinator with source IDs and requested decision. While awaiting review the assistant returns needs_review and performs no booking.</w:t>
+      </w:r>
+    </w:p>
+    <w:tbl>
+      <w:tblPr>
+        <w:tblStyle w:val="LightShading-Accent1"/>
+        <w:tblW w:type="auto" w:w="0"/>
+        <w:tblLook w:firstColumn="1" w:firstRow="1" w:lastColumn="0" w:lastRow="0" w:noHBand="0" w:noVBand="1" w:val="04A0"/>
+      </w:tblPr>
+      <w:tblGrid>
+        <w:gridCol w:w="5112"/>
+        <w:gridCol w:w="5112"/>
+      </w:tblGrid>
+      <w:tr>
+        <w:trPr>
+          <w:tblHeader/>
+        </w:trPr>
+        <w:tc>
+          <w:tcPr>
+            <w:tcW w:type="dxa" w:w="5112"/>
+          </w:tcPr>
+          <w:p>
+            <w:r>
+              <w:t>Handoff element</w:t>
+            </w:r>
+          </w:p>
+        </w:tc>
+        <w:tc>
+          <w:tcPr>
+            <w:tcW w:type="dxa" w:w="5112"/>
+          </w:tcPr>
+          <w:p>
+            <w:r>
+              <w:t>Complete fictional classroom rule</w:t>
+            </w:r>
+          </w:p>
+        </w:tc>
+      </w:tr>
+      <w:tr>
+        <w:tc>
+          <w:tcPr>
+            <w:tcW w:type="dxa" w:w="5112"/>
+          </w:tcPr>
+          <w:p>
+            <w:r>
+              <w:t>Case and conflict</w:t>
+            </w:r>
+          </w:p>
+        </w:tc>
+        <w:tc>
+          <w:tcPr>
+            <w:tcW w:type="dxa" w:w="5112"/>
+          </w:tcPr>
+          <w:p>
+            <w:r>
+              <w:t>ROOM-C1: fictional source S1 says B12; S2 says D4</w:t>
+            </w:r>
+          </w:p>
+        </w:tc>
+      </w:tr>
+      <w:tr>
+        <w:tc>
+          <w:tcPr>
+            <w:tcW w:type="dxa" w:w="5112"/>
+          </w:tcPr>
+          <w:p>
+            <w:r>
+              <w:t>Requested decision</w:t>
+            </w:r>
+          </w:p>
+        </w:tc>
+        <w:tc>
+          <w:tcPr>
+            <w:tcW w:type="dxa" w:w="5112"/>
+          </w:tcPr>
+          <w:p>
+            <w:r>
+              <w:t>Resolve which room is approved; no assistant-selected booking</w:t>
+            </w:r>
+          </w:p>
+        </w:tc>
+      </w:tr>
+      <w:tr>
+        <w:tc>
+          <w:tcPr>
+            <w:tcW w:type="dxa" w:w="5112"/>
+          </w:tcPr>
+          <w:p>
+            <w:r>
+              <w:t>Responsible reviewer</w:t>
+            </w:r>
+          </w:p>
+        </w:tc>
+        <w:tc>
+          <w:tcPr>
+            <w:tcW w:type="dxa" w:w="5112"/>
+          </w:tcPr>
+          <w:p>
+            <w:r>
+              <w:t>Trusted coordinator role handles room_conflict</w:t>
+            </w:r>
+          </w:p>
+        </w:tc>
+      </w:tr>
+      <w:tr>
+        <w:tc>
+          <w:tcPr>
+            <w:tcW w:type="dxa" w:w="5112"/>
+          </w:tcPr>
+          <w:p>
+            <w:r>
+              <w:t>Evidence packet</w:t>
+            </w:r>
+          </w:p>
+        </w:tc>
+        <w:tc>
+          <w:tcPr>
+            <w:tcW w:type="dxa" w:w="5112"/>
+          </w:tcPr>
+          <w:p>
+            <w:r>
+              <w:t>Fictional case/source IDs, reported facts and unresolved question; minimum necessary context</w:t>
+            </w:r>
+          </w:p>
+        </w:tc>
+      </w:tr>
+      <w:tr>
+        <w:tc>
+          <w:tcPr>
+            <w:tcW w:type="dxa" w:w="5112"/>
+          </w:tcPr>
+          <w:p>
+            <w:r>
+              <w:t>Added local deadline</w:t>
+            </w:r>
+          </w:p>
+        </w:tc>
+        <w:tc>
+          <w:tcPr>
+            <w:tcW w:type="dxa" w:w="5112"/>
+          </w:tcPr>
+          <w:p>
+            <w:r>
+              <w:t>Virtual minute 30; exact equality is due, but never automatic approval</w:t>
+            </w:r>
+          </w:p>
+        </w:tc>
+      </w:tr>
+      <w:tr>
+        <w:tc>
+          <w:tcPr>
+            <w:tcW w:type="dxa" w:w="5112"/>
+          </w:tcPr>
+          <w:p>
+            <w:r>
+              <w:t>Fallback</w:t>
+            </w:r>
+          </w:p>
+        </w:tc>
+        <w:tc>
+          <w:tcPr>
+            <w:tcW w:type="dxa" w:w="5112"/>
+          </w:tcPr>
+          <w:p>
+            <w:r>
+              <w:t>Keep needs_review; no booking or certification</w:t>
+            </w:r>
+          </w:p>
+        </w:tc>
+      </w:tr>
+      <w:tr>
+        <w:tc>
+          <w:tcPr>
+            <w:tcW w:type="dxa" w:w="5112"/>
+          </w:tcPr>
+          <w:p>
+            <w:r>
+              <w:t>Picture route</w:t>
+            </w:r>
+          </w:p>
+        </w:tc>
+        <w:tc>
+          <w:tcPr>
+            <w:tcW w:type="dxa" w:w="5112"/>
+          </w:tcPr>
+          <w:p>
+            <w:r>
+              <w:t>Lesson-notes-only service routes reported equipment concern to assigned adult supervisor</w:t>
+            </w:r>
+          </w:p>
+        </w:tc>
+      </w:tr>
+      <w:tr>
+        <w:tc>
+          <w:tcPr>
+            <w:tcW w:type="dxa" w:w="5112"/>
+          </w:tcPr>
+          <w:p>
+            <w:r>
+              <w:t>Communication scope</w:t>
+            </w:r>
+          </w:p>
+        </w:tc>
+        <w:tc>
+          <w:tcPr>
+            <w:tcW w:type="dxa" w:w="5112"/>
+          </w:tcPr>
+          <w:p>
+            <w:r>
+              <w:t>Local packet/route only; no message sent and no human review claimed</w:t>
+            </w:r>
+          </w:p>
+        </w:tc>
+      </w:tr>
+      <w:tr>
+        <w:tc>
+          <w:tcPr>
+            <w:tcW w:type="dxa" w:w="5112"/>
+          </w:tcPr>
+          <w:p>
+            <w:r>
+              <w:t>Real-world scope</w:t>
+            </w:r>
+          </w:p>
+        </w:tc>
+        <w:tc>
+          <w:tcPr>
+            <w:tcW w:type="dxa" w:w="5112"/>
+          </w:tcPr>
+          <w:p>
+            <w:r>
+              <w:t>Fictional workflow; institutions define actual authorized responses and channels</w:t>
+            </w:r>
+          </w:p>
+        </w:tc>
+      </w:tr>
+    </w:tbl>
+    <w:p>
+      <w:pPr>
+        <w:pStyle w:val="Heading2"/>
+      </w:pPr>
+      <w:r>
+        <w:t>Main state ledger and checked reasoning</w:t>
+      </w:r>
+    </w:p>
+    <w:tbl>
+      <w:tblPr>
+        <w:tblStyle w:val="LightShading-Accent1"/>
+        <w:tblW w:type="auto" w:w="0"/>
+        <w:tblLook w:firstColumn="1" w:firstRow="1" w:lastColumn="0" w:lastRow="0" w:noHBand="0" w:noVBand="1" w:val="04A0"/>
+      </w:tblPr>
+      <w:tblGrid>
+        <w:gridCol w:w="3408"/>
+        <w:gridCol w:w="3408"/>
+        <w:gridCol w:w="3408"/>
+      </w:tblGrid>
+      <w:tr>
+        <w:trPr>
+          <w:tblHeader/>
+        </w:trPr>
+        <w:tc>
+          <w:tcPr>
+            <w:tcW w:type="dxa" w:w="3408"/>
+          </w:tcPr>
+          <w:p>
+            <w:r>
+              <w:t>Main conflict state</w:t>
+            </w:r>
+          </w:p>
+        </w:tc>
+        <w:tc>
+          <w:tcPr>
+            <w:tcW w:type="dxa" w:w="3408"/>
+          </w:tcPr>
+          <w:p>
+            <w:r>
+              <w:t>Required handoff interpretation</w:t>
+            </w:r>
+          </w:p>
+        </w:tc>
+        <w:tc>
+          <w:tcPr>
+            <w:tcW w:type="dxa" w:w="3408"/>
+          </w:tcPr>
+          <w:p>
+            <w:r>
+              <w:t>Allowed action in model</w:t>
+            </w:r>
+          </w:p>
+        </w:tc>
+      </w:tr>
+      <w:tr>
+        <w:tc>
+          <w:tcPr>
+            <w:tcW w:type="dxa" w:w="3408"/>
+          </w:tcPr>
+          <w:p>
+            <w:r>
+              <w:t>No reviewer assigned</w:t>
+            </w:r>
+          </w:p>
+        </w:tc>
+        <w:tc>
+          <w:tcPr>
+            <w:tcW w:type="dxa" w:w="3408"/>
+          </w:tcPr>
+          <w:p>
+            <w:r>
+              <w:t>Escalation incomplete; choosing first room is unauthorized</w:t>
+            </w:r>
+          </w:p>
+        </w:tc>
+        <w:tc>
+          <w:tcPr>
+            <w:tcW w:type="dxa" w:w="3408"/>
+          </w:tcPr>
+          <w:p>
+            <w:r>
+              <w:t>Needs review; no booking</w:t>
+            </w:r>
+          </w:p>
+        </w:tc>
+      </w:tr>
+      <w:tr>
+        <w:tc>
+          <w:tcPr>
+            <w:tcW w:type="dxa" w:w="3408"/>
+          </w:tcPr>
+          <w:p>
+            <w:r>
+              <w:t>Coordinator assigned with S1/S2 packet</w:t>
+            </w:r>
+          </w:p>
+        </w:tc>
+        <w:tc>
+          <w:tcPr>
+            <w:tcW w:type="dxa" w:w="3408"/>
+          </w:tcPr>
+          <w:p>
+            <w:r>
+              <w:t>Packet and route specified</w:t>
+            </w:r>
+          </w:p>
+        </w:tc>
+        <w:tc>
+          <w:tcPr>
+            <w:tcW w:type="dxa" w:w="3408"/>
+          </w:tcPr>
+          <w:p>
+            <w:r>
+              <w:t>Still needs review; no booking</w:t>
+            </w:r>
+          </w:p>
+        </w:tc>
+      </w:tr>
+      <w:tr>
+        <w:tc>
+          <w:tcPr>
+            <w:tcW w:type="dxa" w:w="3408"/>
+          </w:tcPr>
+          <w:p>
+            <w:r>
+              <w:t>Coordinator unreachable</w:t>
+            </w:r>
+          </w:p>
+        </w:tc>
+        <w:tc>
+          <w:tcPr>
+            <w:tcW w:type="dxa" w:w="3408"/>
+          </w:tcPr>
+          <w:p>
+            <w:r>
+              <w:t>Delivery/review not established</w:t>
+            </w:r>
+          </w:p>
+        </w:tc>
+        <w:tc>
+          <w:tcPr>
+            <w:tcW w:type="dxa" w:w="3408"/>
+          </w:tcPr>
+          <w:p>
+            <w:r>
+              <w:t>Keep unresolved; use only separately authorized fallback if configured</w:t>
+            </w:r>
+          </w:p>
+        </w:tc>
+      </w:tr>
+      <w:tr>
+        <w:tc>
+          <w:tcPr>
+            <w:tcW w:type="dxa" w:w="3408"/>
+          </w:tcPr>
+          <w:p>
+            <w:r>
+              <w:t>Local deadline reached without decision</w:t>
+            </w:r>
+          </w:p>
+        </w:tc>
+        <w:tc>
+          <w:tcPr>
+            <w:tcW w:type="dxa" w:w="3408"/>
+          </w:tcPr>
+          <w:p>
+            <w:r>
+              <w:t>Overdue, not approved</w:t>
+            </w:r>
+          </w:p>
+        </w:tc>
+        <w:tc>
+          <w:tcPr>
+            <w:tcW w:type="dxa" w:w="3408"/>
+          </w:tcPr>
+          <w:p>
+            <w:r>
+              <w:t>Needs review; no booking</w:t>
+            </w:r>
+          </w:p>
+        </w:tc>
+      </w:tr>
+      <w:tr>
+        <w:tc>
+          <w:tcPr>
+            <w:tcW w:type="dxa" w:w="3408"/>
+          </w:tcPr>
+          <w:p>
+            <w:r>
+              <w:t>Wrong reviewer role</w:t>
+            </w:r>
+          </w:p>
+        </w:tc>
+        <w:tc>
+          <w:tcPr>
+            <w:tcW w:type="dxa" w:w="3408"/>
+          </w:tcPr>
+          <w:p>
+            <w:r>
+              <w:t>Assignment does not match required authority</w:t>
+            </w:r>
+          </w:p>
+        </w:tc>
+        <w:tc>
+          <w:tcPr>
+            <w:tcW w:type="dxa" w:w="3408"/>
+          </w:tcPr>
+          <w:p>
+            <w:r>
+              <w:t>Keep unresolved</w:t>
+            </w:r>
+          </w:p>
+        </w:tc>
+      </w:tr>
+      <w:tr>
+        <w:tc>
+          <w:tcPr>
+            <w:tcW w:type="dxa" w:w="3408"/>
+          </w:tcPr>
+          <w:p>
+            <w:r>
+              <w:t>Handoff ready in code</w:t>
+            </w:r>
+          </w:p>
+        </w:tc>
+        <w:tc>
+          <w:tcPr>
+            <w:tcW w:type="dxa" w:w="3408"/>
+          </w:tcPr>
+          <w:p>
+            <w:r>
+              <w:t>Packet plus assigned/reachable symbolic route</w:t>
+            </w:r>
+          </w:p>
+        </w:tc>
+        <w:tc>
+          <w:tcPr>
+            <w:tcW w:type="dxa" w:w="3408"/>
+          </w:tcPr>
+          <w:p>
+            <w:r>
+              <w:t>No actual sending, receipt, decision or execution</w:t>
+            </w:r>
+          </w:p>
+        </w:tc>
+      </w:tr>
+    </w:tbl>
+    <w:p>
+      <w:pPr>
+        <w:spacing w:line="336" w:lineRule="auto" w:after="180"/>
+      </w:pPr>
+      <w:r>
+        <w:rPr>
+          <w:b w:val="0"/>
+        </w:rPr>
+        <w:t>Main conflict needs the responsible coordinator, S1/S2 evidence and a precise requested decision; no first-room booking is authorized. An assigned or reachable symbolic reviewer does not mean a real message was delivered or a decision received. Minute-30 equality makes the added local fixture overdue, still needs_review.</w:t>
+      </w:r>
+    </w:p>
+    <w:p>
+      <w:pPr>
+        <w:spacing w:line="336" w:lineRule="auto" w:after="180"/>
+      </w:pPr>
+      <w:r>
+        <w:rPr>
+          <w:b w:val="0"/>
+        </w:rPr>
+        <w:t>Picture lesson-notes bot cannot certify equipment: preserve the learner’s report as unverified, identify the designated supervisor route and keep unresolved status if unreachable. This is not an institutional laboratory procedure. Selected 16:00 case remains pending/review with no autoapproval; notification is allowed only through a separately authorized configured channel, not performed by this lesson code.</w:t>
+      </w:r>
+    </w:p>
+    <w:p>
+      <w:pPr>
         <w:pStyle w:val="Heading3"/>
       </w:pPr>
       <w:r>
-        <w:t>Explain Human escalation workflows · 2</w:t>
+        <w:t>Human escalation workflows — evidence trace</w:t>
+      </w:r>
+    </w:p>
+    <w:tbl>
+      <w:tblPr>
+        <w:tblStyle w:val="LightShading-Accent1"/>
+        <w:tblW w:type="auto" w:w="0"/>
+        <w:tblLook w:firstColumn="1" w:firstRow="1" w:lastColumn="0" w:lastRow="0" w:noHBand="0" w:noVBand="1" w:val="04A0"/>
+      </w:tblPr>
+      <w:tblGrid>
+        <w:gridCol w:w="3408"/>
+        <w:gridCol w:w="3408"/>
+        <w:gridCol w:w="3408"/>
+      </w:tblGrid>
+      <w:tr>
+        <w:trPr>
+          <w:tblHeader/>
+        </w:trPr>
+        <w:tc>
+          <w:tcPr>
+            <w:tcW w:type="dxa" w:w="3408"/>
+          </w:tcPr>
+          <w:p>
+            <w:r>
+              <w:t>Input and scope</w:t>
+            </w:r>
+          </w:p>
+        </w:tc>
+        <w:tc>
+          <w:tcPr>
+            <w:tcW w:type="dxa" w:w="3408"/>
+          </w:tcPr>
+          <w:p>
+            <w:r>
+              <w:t>Check or calculation</w:t>
+            </w:r>
+          </w:p>
+        </w:tc>
+        <w:tc>
+          <w:tcPr>
+            <w:tcW w:type="dxa" w:w="3408"/>
+          </w:tcPr>
+          <w:p>
+            <w:r>
+              <w:t>Conclusion and limit</w:t>
+            </w:r>
+          </w:p>
+        </w:tc>
+      </w:tr>
+      <w:tr>
+        <w:tc>
+          <w:tcPr>
+            <w:tcW w:type="dxa" w:w="3408"/>
+          </w:tcPr>
+          <w:p>
+            <w:r>
+              <w:t>Conflict is detected, but no reviewer is assigned and the system silently books the first room.</w:t>
+            </w:r>
+          </w:p>
+        </w:tc>
+        <w:tc>
+          <w:tcPr>
+            <w:tcW w:type="dxa" w:w="3408"/>
+          </w:tcPr>
+          <w:p>
+            <w:r>
+              <w:t>Toy workflow routes conflicting room approval to coordinator with source IDs and requested decision. While awaiting review the assistant returns needs_review and performs no booking.</w:t>
+            </w:r>
+          </w:p>
+        </w:tc>
+        <w:tc>
+          <w:tcPr>
+            <w:tcW w:type="dxa" w:w="3408"/>
+          </w:tcPr>
+          <w:p>
+            <w:r>
+              <w:t>Escalation is incomplete and booking unauthorised. Assign responsible coordinator, provide conflict packet and preserve review status.</w:t>
+            </w:r>
+          </w:p>
+        </w:tc>
+      </w:tr>
+    </w:tbl>
+    <w:p>
+      <w:r>
+        <w:t>The figure connects this chapter's worked input, declared procedure and result. Read the complete worked reasoning for qualifiers and intermediate steps; the abbreviated labels do not replace that reasoning.</w:t>
+      </w:r>
+    </w:p>
+    <w:p>
+      <w:pPr>
+        <w:spacing w:line="336" w:lineRule="auto" w:after="180"/>
+      </w:pPr>
+      <w:r>
+        <w:rPr>
+          <w:b w:val="0"/>
+        </w:rPr>
+        <w:t>Guided: Escalation is incomplete and booking unauthorised. Assign responsible coordinator, provide conflict packet and preserve review status.</w:t>
+      </w:r>
+    </w:p>
+    <w:p>
+      <w:pPr>
+        <w:spacing w:line="336" w:lineRule="auto" w:after="180"/>
+      </w:pPr>
+      <w:r>
+        <w:rPr>
+          <w:b w:val="0"/>
+        </w:rPr>
+        <w:t>Qualification: Escalation without a responsible actor and declared fallback cannot guarantee resolution.</w:t>
+      </w:r>
+    </w:p>
+    <w:p>
+      <w:pPr>
+        <w:spacing w:line="336" w:lineRule="auto" w:after="180"/>
+      </w:pPr>
+      <w:r>
+        <w:rPr>
+          <w:b w:val="0"/>
+        </w:rPr>
+        <w:t xml:space="preserve">Exit: accept a concrete variation with its predicted outcome and a stated condition that would challenge the </w:t>
+      </w:r>
+      <w:r>
+        <w:rPr>
+          <w:b/>
+        </w:rPr>
+        <w:t>mechanism</w:t>
+      </w:r>
+      <w:r>
+        <w:rPr>
+          <w:b w:val="0"/>
+        </w:rPr>
+        <w:t xml:space="preserve">; reject a claim resting on unmeasured </w:t>
+      </w:r>
+      <w:r>
+        <w:rPr>
+          <w:b/>
+        </w:rPr>
+        <w:t>evidence</w:t>
+      </w:r>
+      <w:r>
+        <w:rPr>
+          <w:b w:val="0"/>
+        </w:rPr>
+        <w:t>.</w:t>
+      </w:r>
+    </w:p>
+    <w:p>
+      <w:pPr>
+        <w:spacing w:line="336" w:lineRule="auto" w:after="180"/>
+      </w:pPr>
+      <w:r>
+        <w:rPr>
+          <w:b w:val="0"/>
+        </w:rPr>
+        <w:t>Conflict is detected, but no reviewer is assigned and the system silently books the first room.</w:t>
+      </w:r>
+    </w:p>
+    <w:p>
+      <w:pPr>
+        <w:spacing w:line="336" w:lineRule="auto" w:after="180"/>
+      </w:pPr>
+      <w:r>
+        <w:rPr>
+          <w:b w:val="0"/>
+        </w:rPr>
+        <w:t>Escalation is incomplete and booking unauthorised. Assign responsible coordinator, provide conflict packet and preserve review status.</w:t>
+      </w:r>
+    </w:p>
+    <w:p>
+      <w:pPr>
+        <w:spacing w:line="336" w:lineRule="auto" w:after="180"/>
+      </w:pPr>
+      <w:r>
+        <w:rPr>
+          <w:b w:val="0"/>
+        </w:rPr>
+        <w:t xml:space="preserve">Compare the intermediate </w:t>
+      </w:r>
+      <w:r>
+        <w:rPr>
+          <w:b/>
+        </w:rPr>
+        <w:t>evidence</w:t>
+      </w:r>
+      <w:r>
+        <w:rPr>
+          <w:b w:val="0"/>
+        </w:rPr>
+        <w:t xml:space="preserve"> with the final statement. Explain why each number or decision follows from the stated </w:t>
+      </w:r>
+      <w:r>
+        <w:rPr>
+          <w:b/>
+        </w:rPr>
+        <w:t>input</w:t>
+      </w:r>
+      <w:r>
+        <w:rPr>
+          <w:b w:val="0"/>
+        </w:rPr>
+        <w:t xml:space="preserve">s. The conclusion belongs to this scenario and procedure; changing the </w:t>
+      </w:r>
+      <w:r>
+        <w:rPr>
+          <w:b/>
+        </w:rPr>
+        <w:t>input</w:t>
+      </w:r>
+      <w:r>
+        <w:rPr>
+          <w:b w:val="0"/>
+        </w:rPr>
+        <w:t xml:space="preserve">s, evaluation population or authority can change what it establishes. Retain only authorized, minimized </w:t>
+      </w:r>
+      <w:r>
+        <w:rPr>
+          <w:b/>
+        </w:rPr>
+        <w:t>evidence</w:t>
+      </w:r>
+      <w:r>
+        <w:rPr>
+          <w:b w:val="0"/>
+        </w:rPr>
+        <w:t xml:space="preserve"> without unnecessary private content so a later revision can be compared honestly.</w:t>
+      </w:r>
+    </w:p>
+    <w:p>
+      <w:pPr>
+        <w:pStyle w:val="Heading2"/>
+      </w:pPr>
+      <w:r>
+        <w:t>Authority, timeout and communication probes</w:t>
+      </w:r>
+    </w:p>
+    <w:tbl>
+      <w:tblPr>
+        <w:tblStyle w:val="LightShading-Accent1"/>
+        <w:tblW w:type="auto" w:w="0"/>
+        <w:tblLook w:firstColumn="1" w:firstRow="1" w:lastColumn="0" w:lastRow="0" w:noHBand="0" w:noVBand="1" w:val="04A0"/>
+      </w:tblPr>
+      <w:tblGrid>
+        <w:gridCol w:w="5112"/>
+        <w:gridCol w:w="5112"/>
+      </w:tblGrid>
+      <w:tr>
+        <w:trPr>
+          <w:tblHeader/>
+        </w:trPr>
+        <w:tc>
+          <w:tcPr>
+            <w:tcW w:type="dxa" w:w="5112"/>
+          </w:tcPr>
+          <w:p>
+            <w:r>
+              <w:t>Escalation probe</w:t>
+            </w:r>
+          </w:p>
+        </w:tc>
+        <w:tc>
+          <w:tcPr>
+            <w:tcW w:type="dxa" w:w="5112"/>
+          </w:tcPr>
+          <w:p>
+            <w:r>
+              <w:t>Expected interpretation</w:t>
+            </w:r>
+          </w:p>
+        </w:tc>
+      </w:tr>
+      <w:tr>
+        <w:tc>
+          <w:tcPr>
+            <w:tcW w:type="dxa" w:w="5112"/>
+          </w:tcPr>
+          <w:p>
+            <w:r>
+              <w:t>Conflicting cards, no assigned reviewer</w:t>
+            </w:r>
+          </w:p>
+        </w:tc>
+        <w:tc>
+          <w:tcPr>
+            <w:tcW w:type="dxa" w:w="5112"/>
+          </w:tcPr>
+          <w:p>
+            <w:r>
+              <w:t>Incomplete route; do not pick first room</w:t>
+            </w:r>
+          </w:p>
+        </w:tc>
+      </w:tr>
+      <w:tr>
+        <w:tc>
+          <w:tcPr>
+            <w:tcW w:type="dxa" w:w="5112"/>
+          </w:tcPr>
+          <w:p>
+            <w:r>
+              <w:t>Assigned person lacks the relevant scope</w:t>
+            </w:r>
+          </w:p>
+        </w:tc>
+        <w:tc>
+          <w:tcPr>
+            <w:tcW w:type="dxa" w:w="5112"/>
+          </w:tcPr>
+          <w:p>
+            <w:r>
+              <w:t>Still no valid decision route</w:t>
+            </w:r>
+          </w:p>
+        </w:tc>
+      </w:tr>
+      <w:tr>
+        <w:tc>
+          <w:tcPr>
+            <w:tcW w:type="dxa" w:w="5112"/>
+          </w:tcPr>
+          <w:p>
+            <w:r>
+              <w:t>Packet contains only “please help”</w:t>
+            </w:r>
+          </w:p>
+        </w:tc>
+        <w:tc>
+          <w:tcPr>
+            <w:tcW w:type="dxa" w:w="5112"/>
+          </w:tcPr>
+          <w:p>
+            <w:r>
+              <w:t>Add case, source IDs, precise unresolved decision, owner and deadline</w:t>
+            </w:r>
+          </w:p>
+        </w:tc>
+      </w:tr>
+      <w:tr>
+        <w:tc>
+          <w:tcPr>
+            <w:tcW w:type="dxa" w:w="5112"/>
+          </w:tcPr>
+          <w:p>
+            <w:r>
+              <w:t>Reported concern recorded as confirmed diagnosis</w:t>
+            </w:r>
+          </w:p>
+        </w:tc>
+        <w:tc>
+          <w:tcPr>
+            <w:tcW w:type="dxa" w:w="5112"/>
+          </w:tcPr>
+          <w:p>
+            <w:r>
+              <w:t>Misstates evidence; preserve reported status</w:t>
+            </w:r>
+          </w:p>
+        </w:tc>
+      </w:tr>
+      <w:tr>
+        <w:tc>
+          <w:tcPr>
+            <w:tcW w:type="dxa" w:w="5112"/>
+          </w:tcPr>
+          <w:p>
+            <w:r>
+              <w:t>Reviewer not reachable</w:t>
+            </w:r>
+          </w:p>
+        </w:tc>
+        <w:tc>
+          <w:tcPr>
+            <w:tcW w:type="dxa" w:w="5112"/>
+          </w:tcPr>
+          <w:p>
+            <w:r>
+              <w:t>Keep unresolved; no invented contact or verdict</w:t>
+            </w:r>
+          </w:p>
+        </w:tc>
+      </w:tr>
+      <w:tr>
+        <w:tc>
+          <w:tcPr>
+            <w:tcW w:type="dxa" w:w="5112"/>
+          </w:tcPr>
+          <w:p>
+            <w:r>
+              <w:t>Deadline expires without reply</w:t>
+            </w:r>
+          </w:p>
+        </w:tc>
+        <w:tc>
+          <w:tcPr>
+            <w:tcW w:type="dxa" w:w="5112"/>
+          </w:tcPr>
+          <w:p>
+            <w:r>
+              <w:t>Pending/review persists under the declared no-autoapproval policy</w:t>
+            </w:r>
+          </w:p>
+        </w:tc>
+      </w:tr>
+      <w:tr>
+        <w:tc>
+          <w:tcPr>
+            <w:tcW w:type="dxa" w:w="5112"/>
+          </w:tcPr>
+          <w:p>
+            <w:r>
+              <w:t>Notification channel is absent or unauthorized</w:t>
+            </w:r>
+          </w:p>
+        </w:tc>
+        <w:tc>
+          <w:tcPr>
+            <w:tcW w:type="dxa" w:w="5112"/>
+          </w:tcPr>
+          <w:p>
+            <w:r>
+              <w:t>Do not claim or send a notification</w:t>
+            </w:r>
+          </w:p>
+        </w:tc>
+      </w:tr>
+      <w:tr>
+        <w:tc>
+          <w:tcPr>
+            <w:tcW w:type="dxa" w:w="5112"/>
+          </w:tcPr>
+          <w:p>
+            <w:r>
+              <w:t>Packet ready in a mock</w:t>
+            </w:r>
+          </w:p>
+        </w:tc>
+        <w:tc>
+          <w:tcPr>
+            <w:tcW w:type="dxa" w:w="5112"/>
+          </w:tcPr>
+          <w:p>
+            <w:r>
+              <w:t>Not proof of delivery, receipt, review or approval</w:t>
+            </w:r>
+          </w:p>
+        </w:tc>
+      </w:tr>
+      <w:tr>
+        <w:tc>
+          <w:tcPr>
+            <w:tcW w:type="dxa" w:w="5112"/>
+          </w:tcPr>
+          <w:p>
+            <w:r>
+              <w:t>Model highly confident</w:t>
+            </w:r>
+          </w:p>
+        </w:tc>
+        <w:tc>
+          <w:tcPr>
+            <w:tcW w:type="dxa" w:w="5112"/>
+          </w:tcPr>
+          <w:p>
+            <w:r>
+              <w:t>Confidence does not replace required authority</w:t>
+            </w:r>
+          </w:p>
+        </w:tc>
+      </w:tr>
+    </w:tbl>
+    <w:p>
+      <w:pPr>
+        <w:pStyle w:val="Heading2"/>
+      </w:pPr>
+      <w:r>
+        <w:t>Separate reported equipment concern and service boundary</w:t>
+      </w:r>
+    </w:p>
+    <w:p>
+      <w:pPr>
+        <w:spacing w:line="336" w:lineRule="auto" w:after="180"/>
+      </w:pPr>
+      <w:r>
+        <w:rPr>
+          <w:b w:val="0"/>
+        </w:rPr>
+        <w:t>A useful human handoff. A learner asks whether a damaged laboratory bottle is safe; the bot handles lesson notes only.</w:t>
+      </w:r>
+    </w:p>
+    <w:p>
+      <w:pPr>
+        <w:spacing w:line="336" w:lineRule="auto" w:after="180"/>
+      </w:pPr>
+      <w:r>
+        <w:rPr>
+          <w:b w:val="0"/>
+        </w:rPr>
+        <w:t>The contract excludes equipment certification. An assigned adult supervisor handles equipment concerns.</w:t>
+      </w:r>
+    </w:p>
+    <w:p>
+      <w:pPr>
+        <w:spacing w:line="336" w:lineRule="auto" w:after="180"/>
+      </w:pPr>
+      <w:r>
+        <w:rPr>
+          <w:b w:val="0"/>
+        </w:rPr>
+        <w:t>The picture uses a different service boundary: a lesson-notes bot is asked to certify a reported damaged laboratory bottle. The packet must say “learner reports damage; physical condition not verified, ” rather than inventing a diagnosis or a safe/unsafe certificate. Route the concern to the designated adult supervisor under the fictional contract.</w:t>
+      </w:r>
+    </w:p>
+    <w:p>
+      <w:pPr>
+        <w:spacing w:line="336" w:lineRule="auto" w:after="180"/>
+      </w:pPr>
+      <w:r>
+        <w:rPr>
+          <w:b w:val="0"/>
+        </w:rPr>
+        <w:t>If nobody is reachable, the concern remains unresolved and the bot gains no inspection authority. A separately configured authorized fallback may be named, but neither contact nor approval should be invented. This example teaches authority and accurate handoff records, not a real laboratory response procedure.</w:t>
+      </w:r>
+    </w:p>
+    <w:p>
+      <w:pPr>
+        <w:pStyle w:val="Heading2"/>
+      </w:pPr>
+      <w:r>
+        <w:t>Picture trace and unreachable-owner key</w:t>
+      </w:r>
+    </w:p>
+    <w:p>
+      <w:r>
+        <w:drawing>
+          <wp:inline xmlns:a="http://schemas.openxmlformats.org/drawingml/2006/main" xmlns:pic="http://schemas.openxmlformats.org/drawingml/2006/picture">
+            <wp:extent cx="5486400" cy="3182112"/>
+            <wp:docPr id="1" name="Picture 1" descr="Recognise boundary: The requested judgement is outside this service’s authority. → Route the question: Give the designated supervisor route without inventing a verdict. → Preserve reported facts: Record the concern as reported, not as a confirmed diagnosis."/>
+            <wp:cNvGraphicFramePr>
+              <a:graphicFrameLocks noChangeAspect="1"/>
+            </wp:cNvGraphicFramePr>
+            <a:graphic>
+              <a:graphicData uri="http://schemas.openxmlformats.org/drawingml/2006/picture">
+                <pic:pic>
+                  <pic:nvPicPr>
+                    <pic:cNvPr id="0" name="academy-story-ai-6-27-02.png"/>
+                    <pic:cNvPicPr/>
+                  </pic:nvPicPr>
+                  <pic:blipFill>
+                    <a:blip r:embed="rId9"/>
+                    <a:stretch>
+                      <a:fillRect/>
+                    </a:stretch>
+                  </pic:blipFill>
+                  <pic:spPr>
+                    <a:xfrm>
+                      <a:off x="0" y="0"/>
+                      <a:ext cx="5486400" cy="3182112"/>
+                    </a:xfrm>
+                    <a:prstGeom prst="rect"/>
+                  </pic:spPr>
+                </pic:pic>
+              </a:graphicData>
+            </a:graphic>
+          </wp:inline>
+        </w:drawing>
+      </w:r>
+    </w:p>
+    <w:p>
+      <w:pPr>
+        <w:pStyle w:val="Heading3"/>
+      </w:pPr>
+      <w:r>
+        <w:t>Read the picture one step at a time</w:t>
+      </w:r>
+    </w:p>
+    <w:tbl>
+      <w:tblPr>
+        <w:tblStyle w:val="LightShading-Accent1"/>
+        <w:tblW w:type="auto" w:w="0"/>
+        <w:tblLook w:firstColumn="1" w:firstRow="1" w:lastColumn="0" w:lastRow="0" w:noHBand="0" w:noVBand="1" w:val="04A0"/>
+      </w:tblPr>
+      <w:tblGrid>
+        <w:gridCol w:w="5112"/>
+        <w:gridCol w:w="5112"/>
+      </w:tblGrid>
+      <w:tr>
+        <w:trPr>
+          <w:tblHeader/>
+        </w:trPr>
+        <w:tc>
+          <w:tcPr>
+            <w:tcW w:type="dxa" w:w="5112"/>
+          </w:tcPr>
+          <w:p>
+            <w:r>
+              <w:t>Step</w:t>
+            </w:r>
+          </w:p>
+        </w:tc>
+        <w:tc>
+          <w:tcPr>
+            <w:tcW w:type="dxa" w:w="5112"/>
+          </w:tcPr>
+          <w:p>
+            <w:r>
+              <w:t>What happens and why</w:t>
+            </w:r>
+          </w:p>
+        </w:tc>
+      </w:tr>
+      <w:tr>
+        <w:tc>
+          <w:tcPr>
+            <w:tcW w:type="dxa" w:w="5112"/>
+          </w:tcPr>
+          <w:p>
+            <w:r>
+              <w:t>1. Recognise boundary</w:t>
+            </w:r>
+          </w:p>
+        </w:tc>
+        <w:tc>
+          <w:tcPr>
+            <w:tcW w:type="dxa" w:w="5112"/>
+          </w:tcPr>
+          <w:p>
+            <w:r>
+              <w:t>The requested judgement is outside this service’s authority.</w:t>
+            </w:r>
+          </w:p>
+        </w:tc>
+      </w:tr>
+      <w:tr>
+        <w:tc>
+          <w:tcPr>
+            <w:tcW w:type="dxa" w:w="5112"/>
+          </w:tcPr>
+          <w:p>
+            <w:r>
+              <w:t>2. Route the question</w:t>
+            </w:r>
+          </w:p>
+        </w:tc>
+        <w:tc>
+          <w:tcPr>
+            <w:tcW w:type="dxa" w:w="5112"/>
+          </w:tcPr>
+          <w:p>
+            <w:r>
+              <w:t>Give the designated supervisor route without inventing a verdict.</w:t>
+            </w:r>
+          </w:p>
+        </w:tc>
+      </w:tr>
+      <w:tr>
+        <w:tc>
+          <w:tcPr>
+            <w:tcW w:type="dxa" w:w="5112"/>
+          </w:tcPr>
+          <w:p>
+            <w:r>
+              <w:t>3. Preserve reported facts</w:t>
+            </w:r>
+          </w:p>
+        </w:tc>
+        <w:tc>
+          <w:tcPr>
+            <w:tcW w:type="dxa" w:w="5112"/>
+          </w:tcPr>
+          <w:p>
+            <w:r>
+              <w:t>Record the concern as reported, not as a confirmed diagnosis.</w:t>
+            </w:r>
+          </w:p>
+        </w:tc>
+      </w:tr>
+    </w:tbl>
+    <w:p>
+      <w:r>
+        <w:t>Match each pictured step to the supplied facts. This is a worked teaching case, not an independent assessment.</w:t>
+      </w:r>
+    </w:p>
+    <w:p>
+      <w:pPr>
+        <w:spacing w:line="336" w:lineRule="auto" w:after="180"/>
+      </w:pPr>
+      <w:r>
+        <w:rPr>
+          <w:b w:val="0"/>
+        </w:rPr>
+        <w:t>Escalation needs an appropriate person and accurate context. Model confidence cannot replace required authority or physical inspection.</w:t>
+      </w:r>
+    </w:p>
+    <w:p>
+      <w:pPr>
+        <w:spacing w:line="336" w:lineRule="auto" w:after="180"/>
+      </w:pPr>
+      <w:r>
+        <w:rPr>
+          <w:b w:val="0"/>
+        </w:rPr>
+        <w:t>This is a fictional workflow, not a real laboratory safety procedure; institutions define authorised responses.</w:t>
+      </w:r>
+    </w:p>
+    <w:p>
+      <w:pPr>
+        <w:spacing w:line="336" w:lineRule="auto" w:after="180"/>
+      </w:pPr>
+      <w:r>
+        <w:rPr>
+          <w:b w:val="0"/>
+        </w:rPr>
+        <w:t>Change: No supervisor is currently reachable.</w:t>
+      </w:r>
+    </w:p>
+    <w:p>
+      <w:pPr>
+        <w:spacing w:line="336" w:lineRule="auto" w:after="180"/>
+      </w:pPr>
+      <w:r>
+        <w:rPr>
+          <w:b/>
+        </w:rPr>
+        <w:t>Prediction</w:t>
+      </w:r>
+      <w:r>
+        <w:rPr>
+          <w:b w:val="0"/>
+        </w:rPr>
+        <w:t>: State unresolved status and use the institution’s approved waiting procedure.</w:t>
+      </w:r>
+    </w:p>
+    <w:p>
+      <w:pPr>
+        <w:spacing w:line="336" w:lineRule="auto" w:after="180"/>
+      </w:pPr>
+      <w:r>
+        <w:rPr>
+          <w:b w:val="0"/>
+        </w:rPr>
+        <w:t>Reason: Lack of a human reply does not expand the bot’s authority.</w:t>
+      </w:r>
+    </w:p>
+    <w:p>
+      <w:pPr>
+        <w:pStyle w:val="Heading2"/>
+      </w:pPr>
+      <w:r>
+        <w:t>Earlier wording, alternatives and picture transcripts · reference / check after trying</w:t>
+      </w:r>
+    </w:p>
+    <w:p>
+      <w:pPr>
+        <w:spacing w:line="336" w:lineRule="auto" w:after="180"/>
+      </w:pPr>
+      <w:r>
+        <w:rPr>
+          <w:b w:val="0"/>
+        </w:rPr>
+        <w:t>Begin by writing the question the procedure is intended to answer. Identify the information already supplied, the information it will produce and the information still missing.</w:t>
+      </w:r>
+    </w:p>
+    <w:p>
+      <w:pPr>
+        <w:spacing w:line="336" w:lineRule="auto" w:after="180"/>
+      </w:pPr>
+      <w:r>
+        <w:rPr>
+          <w:b w:val="0"/>
+        </w:rPr>
+        <w:t>These are constructed classroom examples; they do not require live accounts, private records or an external service. Do not treat a plausible explanation as a measured outcome.</w:t>
       </w:r>
     </w:p>
     <w:p>
@@ -950,99 +2233,30 @@
         <w:pStyle w:val="Heading3"/>
       </w:pPr>
       <w:r>
-        <w:t>Human escalation workflows — evidence trace</w:t>
-      </w:r>
-    </w:p>
-    <w:tbl>
-      <w:tblPr>
-        <w:tblStyle w:val="LightShading-Accent1"/>
-        <w:tblW w:type="auto" w:w="0"/>
-        <w:tblLook w:firstColumn="1" w:firstRow="1" w:lastColumn="0" w:lastRow="0" w:noHBand="0" w:noVBand="1" w:val="04A0"/>
-      </w:tblPr>
-      <w:tblGrid>
-        <w:gridCol w:w="3408"/>
-        <w:gridCol w:w="3408"/>
-        <w:gridCol w:w="3408"/>
-      </w:tblGrid>
-      <w:tr>
-        <w:trPr>
-          <w:tblHeader/>
-        </w:trPr>
-        <w:tc>
-          <w:tcPr>
-            <w:tcW w:type="dxa" w:w="3408"/>
-          </w:tcPr>
-          <w:p>
-            <w:r>
-              <w:t>Input and scope</w:t>
-            </w:r>
-          </w:p>
-        </w:tc>
-        <w:tc>
-          <w:tcPr>
-            <w:tcW w:type="dxa" w:w="3408"/>
-          </w:tcPr>
-          <w:p>
-            <w:r>
-              <w:t>Check or calculation</w:t>
-            </w:r>
-          </w:p>
-        </w:tc>
-        <w:tc>
-          <w:tcPr>
-            <w:tcW w:type="dxa" w:w="3408"/>
-          </w:tcPr>
-          <w:p>
-            <w:r>
-              <w:t>Conclusion and limit</w:t>
-            </w:r>
-          </w:p>
-        </w:tc>
-      </w:tr>
-      <w:tr>
-        <w:tc>
-          <w:tcPr>
-            <w:tcW w:type="dxa" w:w="3408"/>
-          </w:tcPr>
-          <w:p>
-            <w:r>
-              <w:t>Conflict is detected, but no reviewer is assigned and the system silently books the first room.</w:t>
-            </w:r>
-          </w:p>
-        </w:tc>
-        <w:tc>
-          <w:tcPr>
-            <w:tcW w:type="dxa" w:w="3408"/>
-          </w:tcPr>
-          <w:p>
-            <w:r>
-              <w:t>Toy workflow routes conflicting room approval to coordinator with source IDs and requested decision. While awaiting review the assistant returns needs_review and performs no booking.</w:t>
-            </w:r>
-          </w:p>
-        </w:tc>
-        <w:tc>
-          <w:tcPr>
-            <w:tcW w:type="dxa" w:w="3408"/>
-          </w:tcPr>
-          <w:p>
-            <w:r>
-              <w:t>Escalation is incomplete and booking unauthorised. Assign responsible coordinator, provide conflict packet and preserve review status.</w:t>
-            </w:r>
-          </w:p>
-        </w:tc>
-      </w:tr>
-    </w:tbl>
-    <w:p>
-      <w:r>
-        <w:t>The figure connects this chapter's worked input, declared procedure and result. Read the complete worked reasoning for qualifiers and intermediate steps; the abbreviated labels do not replace that reasoning.</w:t>
+        <w:t>Model the reasoning aloud</w:t>
       </w:r>
     </w:p>
     <w:p>
       <w:pPr>
-        <w:pStyle w:val="Heading3"/>
-      </w:pPr>
-      <w:r>
-        <w:t>Explain Human escalation workflows · 3</w:t>
+        <w:spacing w:line="336" w:lineRule="auto" w:after="180"/>
+      </w:pPr>
+      <w:r>
+        <w:rPr>
+          <w:b w:val="0"/>
+        </w:rPr>
+        <w:t xml:space="preserve">Use the complete worked example below before asking learners to complete W2. Reveal a small part, invite a </w:t>
+      </w:r>
+      <w:r>
+        <w:rPr>
+          <w:b/>
+        </w:rPr>
+        <w:t>prediction</w:t>
+      </w:r>
+      <w:r>
+        <w:rPr>
+          <w:b w:val="0"/>
+        </w:rPr>
+        <w:t>, then explain the deciding step.</w:t>
       </w:r>
     </w:p>
     <w:p>
@@ -1053,183 +2267,7 @@
         <w:rPr>
           <w:b w:val="0"/>
         </w:rPr>
-        <w:t>Guided: Escalation is incomplete and booking unauthorised. Assign responsible coordinator, provide conflict packet and preserve review status.</w:t>
-      </w:r>
-    </w:p>
-    <w:p>
-      <w:pPr>
-        <w:spacing w:line="336" w:lineRule="auto" w:after="180"/>
-      </w:pPr>
-      <w:r>
-        <w:rPr>
-          <w:b w:val="0"/>
-        </w:rPr>
-        <w:t>Qualification: Escalation without a responsible actor and declared fallback cannot guarantee resolution.</w:t>
-      </w:r>
-    </w:p>
-    <w:p>
-      <w:pPr>
-        <w:spacing w:line="336" w:lineRule="auto" w:after="180"/>
-      </w:pPr>
-      <w:r>
-        <w:rPr>
-          <w:b w:val="0"/>
-        </w:rPr>
-        <w:t xml:space="preserve">Exit: accept a concrete variation with its predicted outcome and a stated condition that would challenge the </w:t>
-      </w:r>
-      <w:r>
-        <w:rPr>
-          <w:b/>
-        </w:rPr>
-        <w:t>mechanism</w:t>
-      </w:r>
-      <w:r>
-        <w:rPr>
-          <w:b w:val="0"/>
-        </w:rPr>
-        <w:t xml:space="preserve">; reject a claim resting on unmeasured </w:t>
-      </w:r>
-      <w:r>
-        <w:rPr>
-          <w:b/>
-        </w:rPr>
-        <w:t>evidence</w:t>
-      </w:r>
-      <w:r>
-        <w:rPr>
-          <w:b w:val="0"/>
-        </w:rPr>
-        <w:t>.</w:t>
-      </w:r>
-    </w:p>
-    <w:p>
-      <w:pPr>
-        <w:pStyle w:val="Heading3"/>
-      </w:pPr>
-      <w:r>
-        <w:t>Model the reasoning aloud</w:t>
-      </w:r>
-    </w:p>
-    <w:p>
-      <w:pPr>
-        <w:spacing w:line="336" w:lineRule="auto" w:after="180"/>
-      </w:pPr>
-      <w:r>
-        <w:rPr>
-          <w:b w:val="0"/>
-        </w:rPr>
-        <w:t xml:space="preserve">Use the complete worked example below before asking learners to complete W2. Reveal a small part, invite a </w:t>
-      </w:r>
-      <w:r>
-        <w:rPr>
-          <w:b/>
-        </w:rPr>
-        <w:t>prediction</w:t>
-      </w:r>
-      <w:r>
-        <w:rPr>
-          <w:b w:val="0"/>
-        </w:rPr>
-        <w:t>, then explain the deciding step.</w:t>
-      </w:r>
-    </w:p>
-    <w:p>
-      <w:pPr>
-        <w:spacing w:line="336" w:lineRule="auto" w:after="180"/>
-      </w:pPr>
-      <w:r>
-        <w:rPr>
-          <w:b w:val="0"/>
-        </w:rPr>
         <w:t>These teacher notes contain solutions; do not reveal the independent case answer during modelling.</w:t>
-      </w:r>
-    </w:p>
-    <w:p>
-      <w:pPr>
-        <w:spacing w:line="336" w:lineRule="auto" w:after="180"/>
-      </w:pPr>
-      <w:r>
-        <w:rPr>
-          <w:b w:val="0"/>
-        </w:rPr>
-        <w:t>Conflict is detected, but no reviewer is assigned and the system silently books the first room.</w:t>
-      </w:r>
-    </w:p>
-    <w:p>
-      <w:pPr>
-        <w:spacing w:line="336" w:lineRule="auto" w:after="180"/>
-      </w:pPr>
-      <w:r>
-        <w:rPr>
-          <w:b w:val="0"/>
-        </w:rPr>
-        <w:t>Escalation is incomplete and booking unauthorised. Assign responsible coordinator, provide conflict packet and preserve review status.</w:t>
-      </w:r>
-    </w:p>
-    <w:p>
-      <w:pPr>
-        <w:pStyle w:val="Heading3"/>
-      </w:pPr>
-      <w:r>
-        <w:t>Model the reasoning aloud · 4</w:t>
-      </w:r>
-    </w:p>
-    <w:p>
-      <w:pPr>
-        <w:spacing w:line="336" w:lineRule="auto" w:after="180"/>
-      </w:pPr>
-      <w:r>
-        <w:rPr>
-          <w:b w:val="0"/>
-        </w:rPr>
-        <w:t xml:space="preserve">Compare the intermediate </w:t>
-      </w:r>
-      <w:r>
-        <w:rPr>
-          <w:b/>
-        </w:rPr>
-        <w:t>evidence</w:t>
-      </w:r>
-      <w:r>
-        <w:rPr>
-          <w:b w:val="0"/>
-        </w:rPr>
-        <w:t xml:space="preserve"> with the final statement. Explain why each number or decision follows from the stated </w:t>
-      </w:r>
-      <w:r>
-        <w:rPr>
-          <w:b/>
-        </w:rPr>
-        <w:t>input</w:t>
-      </w:r>
-      <w:r>
-        <w:rPr>
-          <w:b w:val="0"/>
-        </w:rPr>
-        <w:t>s.</w:t>
-      </w:r>
-    </w:p>
-    <w:p>
-      <w:pPr>
-        <w:spacing w:line="336" w:lineRule="auto" w:after="180"/>
-      </w:pPr>
-      <w:r>
-        <w:rPr>
-          <w:b w:val="0"/>
-        </w:rPr>
-        <w:t xml:space="preserve">The conclusion belongs to this scenario and procedure; changing the </w:t>
-      </w:r>
-      <w:r>
-        <w:rPr>
-          <w:b/>
-        </w:rPr>
-        <w:t>input</w:t>
-      </w:r>
-      <w:r>
-        <w:rPr>
-          <w:b w:val="0"/>
-        </w:rPr>
-        <w:t>s, evaluation population or authority can change what it establishes. Retain the raw record so a later revision can be compared honestly.</w:t>
       </w:r>
     </w:p>
     <w:tbl>
@@ -1355,41 +2393,10 @@
     </w:p>
     <w:p>
       <w:pPr>
-        <w:spacing w:line="336" w:lineRule="auto" w:after="180"/>
-      </w:pPr>
-      <w:r>
-        <w:rPr>
-          <w:b w:val="0"/>
-        </w:rPr>
-        <w:t>A useful human handoff. A learner asks whether a damaged laboratory bottle is safe; the bot handles lesson notes only.</w:t>
-      </w:r>
-    </w:p>
-    <w:p>
-      <w:pPr>
         <w:pStyle w:val="Heading3"/>
       </w:pPr>
       <w:r>
         <w:t>The facts we will use</w:t>
-      </w:r>
-    </w:p>
-    <w:p>
-      <w:pPr>
-        <w:pStyle w:val="Heading3"/>
-      </w:pPr>
-      <w:r>
-        <w:t>Supplied facts</w:t>
-      </w:r>
-    </w:p>
-    <w:p>
-      <w:pPr>
-        <w:spacing w:line="336" w:lineRule="auto" w:after="180"/>
-        <w:shd w:fill="F1F6FC"/>
-      </w:pPr>
-      <w:r>
-        <w:rPr>
-          <w:b w:val="0"/>
-        </w:rPr>
-        <w:t>The contract excludes equipment certification. An assigned adult supervisor handles equipment concerns.</w:t>
       </w:r>
     </w:p>
     <w:p>
@@ -1397,7 +2404,7 @@
         <w:drawing>
           <wp:inline xmlns:a="http://schemas.openxmlformats.org/drawingml/2006/main" xmlns:pic="http://schemas.openxmlformats.org/drawingml/2006/picture">
             <wp:extent cx="5486400" cy="5261429"/>
-            <wp:docPr id="1" name="Picture 1" descr="Human escalation workflows. Recognise boundary: The requested judgement is outside this service’s authority.. Route the question: Give the designated supervisor route without inventing a verdict.. Preserve reported facts: Record the concern as reported, not as a confirmed diagnosis."/>
+            <wp:docPr id="2" name="Picture 2" descr="Human escalation workflows. Recognise boundary: The requested judgement is outside this service’s authority.. Route the question: Give the designated supervisor route without inventing a verdict.. Preserve reported facts: Record the concern as reported, not as a confirmed diagnosis."/>
             <wp:cNvGraphicFramePr>
               <a:graphicFrameLocks noChangeAspect="1"/>
             </wp:cNvGraphicFramePr>
@@ -1409,7 +2416,7 @@
                     <pic:cNvPicPr/>
                   </pic:nvPicPr>
                   <pic:blipFill>
-                    <a:blip r:embed="rId9"/>
+                    <a:blip r:embed="rId10"/>
                     <a:stretch>
                       <a:fillRect/>
                     </a:stretch>
@@ -1433,114 +2440,7 @@
         <w:pStyle w:val="Heading3"/>
       </w:pPr>
       <w:r>
-        <w:t>Read the picture one step at a time</w:t>
-      </w:r>
-    </w:p>
-    <w:tbl>
-      <w:tblPr>
-        <w:tblStyle w:val="LightShading-Accent1"/>
-        <w:tblW w:type="auto" w:w="0"/>
-        <w:tblLook w:firstColumn="1" w:firstRow="1" w:lastColumn="0" w:lastRow="0" w:noHBand="0" w:noVBand="1" w:val="04A0"/>
-      </w:tblPr>
-      <w:tblGrid>
-        <w:gridCol w:w="5112"/>
-        <w:gridCol w:w="5112"/>
-      </w:tblGrid>
-      <w:tr>
-        <w:trPr>
-          <w:tblHeader/>
-        </w:trPr>
-        <w:tc>
-          <w:tcPr>
-            <w:tcW w:type="dxa" w:w="5112"/>
-          </w:tcPr>
-          <w:p>
-            <w:r>
-              <w:t>Step</w:t>
-            </w:r>
-          </w:p>
-        </w:tc>
-        <w:tc>
-          <w:tcPr>
-            <w:tcW w:type="dxa" w:w="5112"/>
-          </w:tcPr>
-          <w:p>
-            <w:r>
-              <w:t>What happens and why</w:t>
-            </w:r>
-          </w:p>
-        </w:tc>
-      </w:tr>
-      <w:tr>
-        <w:tc>
-          <w:tcPr>
-            <w:tcW w:type="dxa" w:w="5112"/>
-          </w:tcPr>
-          <w:p>
-            <w:r>
-              <w:t>1. Recognise boundary</w:t>
-            </w:r>
-          </w:p>
-        </w:tc>
-        <w:tc>
-          <w:tcPr>
-            <w:tcW w:type="dxa" w:w="5112"/>
-          </w:tcPr>
-          <w:p>
-            <w:r>
-              <w:t>The requested judgement is outside this service’s authority.</w:t>
-            </w:r>
-          </w:p>
-        </w:tc>
-      </w:tr>
-      <w:tr>
-        <w:tc>
-          <w:tcPr>
-            <w:tcW w:type="dxa" w:w="5112"/>
-          </w:tcPr>
-          <w:p>
-            <w:r>
-              <w:t>2. Route the question</w:t>
-            </w:r>
-          </w:p>
-        </w:tc>
-        <w:tc>
-          <w:tcPr>
-            <w:tcW w:type="dxa" w:w="5112"/>
-          </w:tcPr>
-          <w:p>
-            <w:r>
-              <w:t>Give the designated supervisor route without inventing a verdict.</w:t>
-            </w:r>
-          </w:p>
-        </w:tc>
-      </w:tr>
-      <w:tr>
-        <w:tc>
-          <w:tcPr>
-            <w:tcW w:type="dxa" w:w="5112"/>
-          </w:tcPr>
-          <w:p>
-            <w:r>
-              <w:t>3. Preserve reported facts</w:t>
-            </w:r>
-          </w:p>
-        </w:tc>
-        <w:tc>
-          <w:tcPr>
-            <w:tcW w:type="dxa" w:w="5112"/>
-          </w:tcPr>
-          <w:p>
-            <w:r>
-              <w:t>Record the concern as reported, not as a confirmed diagnosis.</w:t>
-            </w:r>
-          </w:p>
-        </w:tc>
-      </w:tr>
-    </w:tbl>
-    <w:p>
-      <w:r>
-        <w:t>Match each pictured step to the supplied facts. This is a worked teaching case, not an independent assessment.</w:t>
+        <w:t>Why this result follows</w:t>
       </w:r>
     </w:p>
     <w:p>
@@ -1548,7 +2448,7 @@
         <w:pStyle w:val="Heading3"/>
       </w:pPr>
       <w:r>
-        <w:t>Why this result follows</w:t>
+        <w:t>What this example does not establish</w:t>
       </w:r>
     </w:p>
     <w:p>
@@ -1556,137 +2456,168 @@
         <w:pStyle w:val="Heading3"/>
       </w:pPr>
       <w:r>
-        <w:t>Why the result follows</w:t>
+        <w:t>Change one thing in the pictured case</w:t>
       </w:r>
     </w:p>
     <w:p>
       <w:pPr>
-        <w:spacing w:line="336" w:lineRule="auto" w:after="180"/>
-        <w:shd w:fill="F1F6FC"/>
-      </w:pPr>
-      <w:r>
-        <w:rPr>
-          <w:b w:val="0"/>
-        </w:rPr>
-        <w:t>Escalation needs an appropriate person and accurate context. Model confidence cannot replace required authority or physical inspection.</w:t>
+        <w:pStyle w:val="Heading3"/>
+      </w:pPr>
+      <w:r>
+        <w:t>Ask while showing the picture</w:t>
       </w:r>
     </w:p>
     <w:p>
       <w:pPr>
-        <w:pStyle w:val="Heading3"/>
-      </w:pPr>
-      <w:r>
-        <w:t>What this example does not establish</w:t>
+        <w:spacing w:line="336" w:lineRule="auto" w:after="180"/>
+      </w:pPr>
+      <w:r>
+        <w:rPr>
+          <w:b w:val="0"/>
+        </w:rPr>
+        <w:t xml:space="preserve">Cover the result. Ask learners to name the </w:t>
+      </w:r>
+      <w:r>
+        <w:rPr>
+          <w:b/>
+        </w:rPr>
+        <w:t>input</w:t>
+      </w:r>
+      <w:r>
+        <w:rPr>
+          <w:b w:val="0"/>
+        </w:rPr>
+        <w:t xml:space="preserve">s and predict the next step. Uncover one step, connect the icon to the actual procedure, and explain its </w:t>
+      </w:r>
+      <w:r>
+        <w:rPr>
+          <w:b/>
+        </w:rPr>
+        <w:t>evidence</w:t>
+      </w:r>
+      <w:r>
+        <w:rPr>
+          <w:b w:val="0"/>
+        </w:rPr>
+        <w:t>. Then change the supplied condition and compare.</w:t>
       </w:r>
     </w:p>
     <w:p>
       <w:pPr>
-        <w:pStyle w:val="Heading3"/>
-      </w:pPr>
-      <w:r>
-        <w:t>Keep the stated limit</w:t>
+        <w:spacing w:line="336" w:lineRule="auto" w:after="180"/>
+      </w:pPr>
+      <w:r>
+        <w:rPr>
+          <w:b w:val="0"/>
+        </w:rPr>
+        <w:t>The picture is a representation; it does not document execution of a real AI model.</w:t>
       </w:r>
     </w:p>
     <w:p>
       <w:pPr>
-        <w:spacing w:line="336" w:lineRule="auto" w:after="180"/>
-        <w:shd w:fill="FFF5E6"/>
-      </w:pPr>
-      <w:r>
-        <w:rPr>
-          <w:b w:val="0"/>
-        </w:rPr>
-        <w:t>This is a fictional workflow, not a real laboratory safety procedure; institutions define authorised responses.</w:t>
+        <w:pStyle w:val="Heading1"/>
+      </w:pPr>
+      <w:r>
+        <w:t>03. Model a step,then remove help</w:t>
       </w:r>
     </w:p>
     <w:p>
-      <w:pPr>
-        <w:pStyle w:val="Heading3"/>
-      </w:pPr>
-      <w:r>
-        <w:t>Change one thing in the pictured case</w:t>
+      <w:r>
+        <w:t>Collect each learner’s reasoning before showing a key.</w:t>
       </w:r>
     </w:p>
     <w:p>
       <w:pPr>
-        <w:pStyle w:val="Heading3"/>
-      </w:pPr>
-      <w:r>
-        <w:t>Change one thing</w:t>
+        <w:pStyle w:val="Heading2"/>
+      </w:pPr>
+      <w:r>
+        <w:t>Current completion task and checked reasoning</w:t>
       </w:r>
     </w:p>
     <w:p>
       <w:pPr>
         <w:spacing w:line="336" w:lineRule="auto" w:after="180"/>
-        <w:shd w:fill="F5F1FB"/>
       </w:pPr>
       <w:r>
         <w:rPr>
           <w:b w:val="0"/>
         </w:rPr>
-        <w:t>Change: No supervisor is currently reachable.</w:t>
+        <w:t>Completion task: Conflict is detected, but no reviewer is assigned and the system silently books the first room. Show the intermediate steps and give the conclusion with its scope.</w:t>
       </w:r>
     </w:p>
     <w:p>
       <w:pPr>
-        <w:pStyle w:val="Heading3"/>
-      </w:pPr>
-      <w:r>
-        <w:t>Predicted result</w:t>
+        <w:spacing w:line="336" w:lineRule="auto" w:after="180"/>
+      </w:pPr>
+      <w:r>
+        <w:rPr>
+          <w:b w:val="0"/>
+        </w:rPr>
+        <w:t>Teacher check: Teacher explanation: Escalation is incomplete and booking unauthorised. Assign responsible coordinator, provide conflict packet and preserve review status.</w:t>
       </w:r>
     </w:p>
     <w:p>
       <w:pPr>
         <w:spacing w:line="336" w:lineRule="auto" w:after="180"/>
-        <w:shd w:fill="F1F6FC"/>
-      </w:pPr>
+      </w:pPr>
+      <w:r>
+        <w:rPr>
+          <w:b w:val="0"/>
+        </w:rPr>
+        <w:t xml:space="preserve">Start by identifying the given </w:t>
+      </w:r>
       <w:r>
         <w:rPr>
           <w:b/>
         </w:rPr>
-        <w:t>Prediction</w:t>
+        <w:t>input</w:t>
       </w:r>
       <w:r>
         <w:rPr>
           <w:b w:val="0"/>
         </w:rPr>
-        <w:t>: State unresolved status and use the institution’s approved waiting procedure.</w:t>
+        <w:t>s together. Leave the intermediate steps blank. If needed, model one step, then withdraw that help on the next step. Move to a full trace only when the partial trace is understood.</w:t>
       </w:r>
     </w:p>
     <w:p>
       <w:pPr>
-        <w:pStyle w:val="Heading3"/>
-      </w:pPr>
-      <w:r>
-        <w:t>Why the result follows</w:t>
+        <w:spacing w:line="336" w:lineRule="auto" w:after="180"/>
+      </w:pPr>
+      <w:r>
+        <w:rPr>
+          <w:b w:val="0"/>
+        </w:rPr>
+        <w:t>For partners, alternate explainer and checker; collect a response from every learner before discussion.</w:t>
       </w:r>
     </w:p>
     <w:p>
       <w:pPr>
-        <w:spacing w:line="336" w:lineRule="auto" w:after="180"/>
-        <w:shd w:fill="F1F6FC"/>
-      </w:pPr>
-      <w:r>
-        <w:rPr>
-          <w:b w:val="0"/>
-        </w:rPr>
-        <w:t>Reason: Lack of a human reply does not expand the bot’s authority.</w:t>
+        <w:pStyle w:val="Heading2"/>
+      </w:pPr>
+      <w:r>
+        <w:t>Individual misconception check</w:t>
       </w:r>
     </w:p>
     <w:p>
       <w:pPr>
-        <w:pStyle w:val="Heading3"/>
-      </w:pPr>
-      <w:r>
-        <w:t>Ask while showing the picture</w:t>
+        <w:spacing w:line="336" w:lineRule="auto" w:after="180"/>
+      </w:pPr>
+      <w:r>
+        <w:rPr>
+          <w:b w:val="0"/>
+        </w:rPr>
+        <w:t>Use the worked case for Human escalation workflows. Proposed explanation: “The worked result establishes every future case”. Decide whether this explanation is supported.</w:t>
       </w:r>
     </w:p>
     <w:p>
       <w:pPr>
-        <w:pStyle w:val="Heading3"/>
-      </w:pPr>
-      <w:r>
-        <w:t>Ask while showing the picture · 5</w:t>
+        <w:spacing w:line="336" w:lineRule="auto" w:after="180"/>
+      </w:pPr>
+      <w:r>
+        <w:rPr>
+          <w:b w:val="0"/>
+        </w:rPr>
+        <w:t>Point to the step or supplied fact that decides; explain your repair if needed.</w:t>
       </w:r>
     </w:p>
     <w:p>
@@ -1697,31 +2628,7 @@
         <w:rPr>
           <w:b w:val="0"/>
         </w:rPr>
-        <w:t xml:space="preserve">Cover the result. Ask learners to name the </w:t>
-      </w:r>
-      <w:r>
-        <w:rPr>
-          <w:b/>
-        </w:rPr>
-        <w:t>input</w:t>
-      </w:r>
-      <w:r>
-        <w:rPr>
-          <w:b w:val="0"/>
-        </w:rPr>
-        <w:t xml:space="preserve">s and predict the next step. Uncover one step, connect the icon to the actual procedure, and explain its </w:t>
-      </w:r>
-      <w:r>
-        <w:rPr>
-          <w:b/>
-        </w:rPr>
-        <w:t>evidence</w:t>
-      </w:r>
-      <w:r>
-        <w:rPr>
-          <w:b w:val="0"/>
-        </w:rPr>
-        <w:t>. Then change the supplied condition and compare.</w:t>
+        <w:t>Expected correction: Escalation without a responsible actor and declared fallback cannot guarantee resolution.</w:t>
       </w:r>
     </w:p>
     <w:p>
@@ -1732,20 +2639,190 @@
         <w:rPr>
           <w:b w:val="0"/>
         </w:rPr>
-        <w:t>The picture is a representation; it does not document execution of a real AI model.</w:t>
+        <w:t>Collect explanations, not only yes/no votes. If a misunderstanding is common, re-model the relevant step for the class.</w:t>
       </w:r>
     </w:p>
     <w:p>
       <w:pPr>
-        <w:pStyle w:val="Heading1"/>
-      </w:pPr>
-      <w:r>
-        <w:t>03. Demonstrate and guide practice</w:t>
+        <w:spacing w:line="336" w:lineRule="auto" w:after="180"/>
+      </w:pPr>
+      <w:r>
+        <w:rPr>
+          <w:b w:val="0"/>
+        </w:rPr>
+        <w:t>If it affects a few learners, give a short targeted group explanation while others solve a more demanding variation.</w:t>
       </w:r>
     </w:p>
     <w:p>
-      <w:r>
-        <w:t>Demonstrate Human escalation workflows, reduce support deliberately and check individual reasoning before discussing answers.</w:t>
+      <w:pPr>
+        <w:pStyle w:val="Heading2"/>
+      </w:pPr>
+      <w:r>
+        <w:t>Pictured reasoning and changed case</w:t>
+      </w:r>
+    </w:p>
+    <w:p>
+      <w:pPr>
+        <w:spacing w:line="336" w:lineRule="auto" w:after="180"/>
+      </w:pPr>
+      <w:r>
+        <w:rPr>
+          <w:b w:val="0"/>
+        </w:rPr>
+        <w:t>Identify the exact service boundary in the bottle question. What accurate information belongs in the supervisor handoff, and what remains unresolved if nobody is reachable?</w:t>
+      </w:r>
+    </w:p>
+    <w:p>
+      <w:pPr>
+        <w:spacing w:line="336" w:lineRule="auto" w:after="180"/>
+      </w:pPr>
+      <w:r>
+        <w:rPr>
+          <w:b w:val="0"/>
+        </w:rPr>
+        <w:t>The requested judgement is outside this service’s authority. Give the designated supervisor route without inventing a verdict. Record the concern as reported, not as a confirmed diagnosis.</w:t>
+      </w:r>
+    </w:p>
+    <w:p>
+      <w:pPr>
+        <w:spacing w:line="336" w:lineRule="auto" w:after="180"/>
+      </w:pPr>
+      <w:r>
+        <w:rPr>
+          <w:b w:val="0"/>
+        </w:rPr>
+        <w:t>Changed case: State unresolved status and use the institution’s approved waiting procedure. Lack of a human reply does not expand the bot’s authority.</w:t>
+      </w:r>
+    </w:p>
+    <w:p>
+      <w:pPr>
+        <w:spacing w:line="336" w:lineRule="auto" w:after="180"/>
+      </w:pPr>
+      <w:r>
+        <w:rPr>
+          <w:b w:val="0"/>
+        </w:rPr>
+        <w:t>Changed-case reasoning: State unresolved status and use the institution’s approved waiting procedure. Lack of a human reply does not expand the bot’s authority.</w:t>
+      </w:r>
+    </w:p>
+    <w:p>
+      <w:pPr>
+        <w:spacing w:line="336" w:lineRule="auto" w:after="180"/>
+      </w:pPr>
+      <w:r>
+        <w:rPr>
+          <w:b w:val="0"/>
+        </w:rPr>
+        <w:t xml:space="preserve">Collect each learner’s explanation before discussion. Use the first missing connection between </w:t>
+      </w:r>
+      <w:r>
+        <w:rPr>
+          <w:b/>
+        </w:rPr>
+        <w:t>input</w:t>
+      </w:r>
+      <w:r>
+        <w:rPr>
+          <w:b w:val="0"/>
+        </w:rPr>
+        <w:t xml:space="preserve">, deciding step and result to choose support. This question is worked-case practice, not fresh mastery </w:t>
+      </w:r>
+      <w:r>
+        <w:rPr>
+          <w:b/>
+        </w:rPr>
+        <w:t>evidence</w:t>
+      </w:r>
+      <w:r>
+        <w:rPr>
+          <w:b w:val="0"/>
+        </w:rPr>
+        <w:t>.</w:t>
+      </w:r>
+    </w:p>
+    <w:p>
+      <w:pPr>
+        <w:pStyle w:val="Heading2"/>
+      </w:pPr>
+      <w:r>
+        <w:t>Accessible support and extension</w:t>
+      </w:r>
+    </w:p>
+    <w:p>
+      <w:pPr>
+        <w:spacing w:line="336" w:lineRule="auto" w:after="180"/>
+      </w:pPr>
+      <w:r>
+        <w:rPr>
+          <w:b w:val="0"/>
+        </w:rPr>
+        <w:t xml:space="preserve">Use See how it works and Follow a worked example. Collect a </w:t>
+      </w:r>
+      <w:r>
+        <w:rPr>
+          <w:b/>
+        </w:rPr>
+        <w:t>prediction</w:t>
+      </w:r>
+      <w:r>
+        <w:rPr>
+          <w:b w:val="0"/>
+        </w:rPr>
+        <w:t xml:space="preserve"> before revealing its result; ask the learner to point to each intermediate fact.</w:t>
+      </w:r>
+    </w:p>
+    <w:p>
+      <w:pPr>
+        <w:spacing w:line="336" w:lineRule="auto" w:after="180"/>
+      </w:pPr>
+      <w:r>
+        <w:rPr>
+          <w:b w:val="0"/>
+        </w:rPr>
+        <w:t xml:space="preserve">Provide an </w:t>
+      </w:r>
+      <w:r>
+        <w:rPr>
+          <w:b/>
+        </w:rPr>
+        <w:t>input</w:t>
+      </w:r>
+      <w:r>
+        <w:rPr>
+          <w:b w:val="0"/>
+        </w:rPr>
+        <w:t>/procedure/result/limit frame and a calculator when needed. Ask students to identify the first step before completing the whole trace.</w:t>
+      </w:r>
+    </w:p>
+    <w:p>
+      <w:pPr>
+        <w:spacing w:line="336" w:lineRule="auto" w:after="180"/>
+      </w:pPr>
+      <w:r>
+        <w:rPr>
+          <w:b w:val="0"/>
+        </w:rPr>
+        <w:t xml:space="preserve">Extension: compare two concrete variants of this </w:t>
+      </w:r>
+      <w:r>
+        <w:rPr>
+          <w:b/>
+        </w:rPr>
+        <w:t>mechanism</w:t>
+      </w:r>
+      <w:r>
+        <w:rPr>
+          <w:b w:val="0"/>
+        </w:rPr>
+        <w:t xml:space="preserve"> while holding unrelated conditions fixed; report both successful and unsuccessful outcomes.</w:t>
+      </w:r>
+    </w:p>
+    <w:p>
+      <w:pPr>
+        <w:pStyle w:val="Heading2"/>
+      </w:pPr>
+      <w:r>
+        <w:t>Earlier wording, alternatives and picture transcripts · reference / check after trying</w:t>
       </w:r>
     </w:p>
     <w:tbl>
@@ -1962,71 +3039,26 @@
     </w:tbl>
     <w:p>
       <w:pPr>
-        <w:spacing w:line="336" w:lineRule="auto" w:after="180"/>
-      </w:pPr>
-      <w:r>
-        <w:rPr>
-          <w:b w:val="0"/>
-        </w:rPr>
-        <w:t xml:space="preserve">Use See how it works and Follow a worked example. Collect a </w:t>
-      </w:r>
-      <w:r>
-        <w:rPr>
-          <w:b/>
-        </w:rPr>
-        <w:t>prediction</w:t>
-      </w:r>
-      <w:r>
-        <w:rPr>
-          <w:b w:val="0"/>
-        </w:rPr>
-        <w:t xml:space="preserve"> before revealing its result; ask the learner to point to each intermediate fact.</w:t>
+        <w:pStyle w:val="Heading3"/>
+      </w:pPr>
+      <w:r>
+        <w:t>Reduce help deliberately</w:t>
       </w:r>
     </w:p>
     <w:p>
       <w:pPr>
-        <w:spacing w:line="336" w:lineRule="auto" w:after="180"/>
-      </w:pPr>
-      <w:r>
-        <w:rPr>
-          <w:b w:val="0"/>
-        </w:rPr>
-        <w:t xml:space="preserve">Provide an </w:t>
-      </w:r>
-      <w:r>
-        <w:rPr>
-          <w:b/>
-        </w:rPr>
-        <w:t>input</w:t>
-      </w:r>
-      <w:r>
-        <w:rPr>
-          <w:b w:val="0"/>
-        </w:rPr>
-        <w:t>/procedure/result/limit frame and a calculator when needed. Ask students to identify the first step before completing the whole trace.</w:t>
+        <w:pStyle w:val="Heading3"/>
+      </w:pPr>
+      <w:r>
+        <w:t>Individual reasoning check</w:t>
       </w:r>
     </w:p>
     <w:p>
       <w:pPr>
-        <w:spacing w:line="336" w:lineRule="auto" w:after="180"/>
-      </w:pPr>
-      <w:r>
-        <w:rPr>
-          <w:b w:val="0"/>
-        </w:rPr>
-        <w:t xml:space="preserve">Extension: compare two concrete variants of this </w:t>
-      </w:r>
-      <w:r>
-        <w:rPr>
-          <w:b/>
-        </w:rPr>
-        <w:t>mechanism</w:t>
-      </w:r>
-      <w:r>
-        <w:rPr>
-          <w:b w:val="0"/>
-        </w:rPr>
-        <w:t xml:space="preserve"> while holding unrelated conditions fixed; report both successful and unsuccessful outcomes.</w:t>
+        <w:pStyle w:val="Heading3"/>
+      </w:pPr>
+      <w:r>
+        <w:t>Pictorial practice question</w:t>
       </w:r>
     </w:p>
     <w:p>
@@ -2034,47 +3066,39 @@
         <w:pStyle w:val="Heading3"/>
       </w:pPr>
       <w:r>
-        <w:t>Reduce help deliberately</w:t>
+        <w:t>Reasoned teacher answer</w:t>
       </w:r>
     </w:p>
     <w:p>
       <w:pPr>
-        <w:pStyle w:val="Heading3"/>
-      </w:pPr>
-      <w:r>
-        <w:t>Completion practice</w:t>
+        <w:pStyle w:val="Heading1"/>
+      </w:pPr>
+      <w:r>
+        <w:t>04. Run the complete supplied investigation</w:t>
       </w:r>
     </w:p>
     <w:p>
-      <w:pPr>
-        <w:spacing w:line="336" w:lineRule="auto" w:after="180"/>
-        <w:shd w:fill="F5F1FB"/>
-      </w:pPr>
-      <w:r>
-        <w:rPr>
-          <w:b w:val="0"/>
-        </w:rPr>
-        <w:t>Completion task: Conflict is detected, but no reviewer is assigned and the system silently books the first room. Show the intermediate steps and give the conclusion with its scope.</w:t>
+      <w:r>
+        <w:t>Separate predictions,actual runs and paper traces.</w:t>
       </w:r>
     </w:p>
     <w:p>
       <w:pPr>
-        <w:pStyle w:val="Heading3"/>
-      </w:pPr>
-      <w:r>
-        <w:t>Reasoning to listen for</w:t>
+        <w:pStyle w:val="Heading2"/>
+      </w:pPr>
+      <w:r>
+        <w:t>Complete inputs,expected results and limits</w:t>
       </w:r>
     </w:p>
     <w:p>
       <w:pPr>
         <w:spacing w:line="336" w:lineRule="auto" w:after="180"/>
-        <w:shd w:fill="F1F6FC"/>
       </w:pPr>
       <w:r>
         <w:rPr>
           <w:b w:val="0"/>
         </w:rPr>
-        <w:t>Teacher check: Teacher explanation: Escalation is incomplete and booking unauthorised. Assign responsible coordinator, provide conflict packet and preserve review status.</w:t>
+        <w:t>Main conflict requires a scoped coordinator and accurate S1/S2 packet; assignment does not authorize booking. Picture unresolved reported equipment concern remains outside lesson-notes authority even if its supervisor is unreachable. Added local minute-30 deadline marks overdue without changing needs_review. Selected 16:00 case keeps pending/review because elapsed time is not approval.</w:t>
       </w:r>
     </w:p>
     <w:p>
@@ -2085,38 +3109,26 @@
         <w:rPr>
           <w:b w:val="0"/>
         </w:rPr>
-        <w:t xml:space="preserve">Start by identifying the given </w:t>
-      </w:r>
-      <w:r>
-        <w:rPr>
-          <w:b/>
-        </w:rPr>
-        <w:t>input</w:t>
-      </w:r>
-      <w:r>
-        <w:rPr>
-          <w:b w:val="0"/>
-        </w:rPr>
-        <w:t>s together. Leave the intermediate steps blank. If needed, model one step, then withdraw that help on the next step. Move to a full trace only when the partial trace is understood.</w:t>
+        <w:t>Notify only through a separately authorized configured channel, and do not claim contact, receipt or approval without evidence.</w:t>
       </w:r>
     </w:p>
     <w:p>
       <w:pPr>
-        <w:spacing w:line="336" w:lineRule="auto" w:after="180"/>
-      </w:pPr>
-      <w:r>
-        <w:rPr>
-          <w:b w:val="0"/>
-        </w:rPr>
-        <w:t>For partners, alternate explainer and checker; collect a response from every learner before discussion.</w:t>
+        <w:pStyle w:val="Heading2"/>
+      </w:pPr>
+      <w:r>
+        <w:t>Diagnose the current misconceptions</w:t>
       </w:r>
     </w:p>
     <w:p>
       <w:pPr>
-        <w:pStyle w:val="Heading3"/>
-      </w:pPr>
-      <w:r>
-        <w:t>Individual reasoning check</w:t>
+        <w:spacing w:line="336" w:lineRule="auto" w:after="180"/>
+      </w:pPr>
+      <w:r>
+        <w:rPr>
+          <w:b w:val="0"/>
+        </w:rPr>
+        <w:t>The worked result establishes every future case: Escalation without a responsible actor and declared fallback cannot guarantee resolution.</w:t>
       </w:r>
     </w:p>
     <w:p>
@@ -2127,7 +3139,31 @@
         <w:rPr>
           <w:b w:val="0"/>
         </w:rPr>
-        <w:t>Use the worked case for Human escalation workflows. Proposed explanation: “The worked result establishes every future case”. Decide whether this explanation is supported.</w:t>
+        <w:t xml:space="preserve">A missing </w:t>
+      </w:r>
+      <w:r>
+        <w:rPr>
+          <w:b/>
+        </w:rPr>
+        <w:t>input</w:t>
+      </w:r>
+      <w:r>
+        <w:rPr>
+          <w:b w:val="0"/>
+        </w:rPr>
+        <w:t xml:space="preserve"> may be replaced without recording the change: A replacement changes the </w:t>
+      </w:r>
+      <w:r>
+        <w:rPr>
+          <w:b/>
+        </w:rPr>
+        <w:t>evidence</w:t>
+      </w:r>
+      <w:r>
+        <w:rPr>
+          <w:b w:val="0"/>
+        </w:rPr>
+        <w:t xml:space="preserve"> or contract. Record the change and its justification; do not silently turn unknown into a measured value.</w:t>
       </w:r>
     </w:p>
     <w:p>
@@ -2138,270 +3174,62 @@
         <w:rPr>
           <w:b w:val="0"/>
         </w:rPr>
-        <w:t>Point to the step or supplied fact that decides; explain your repair if needed.</w:t>
+        <w:t xml:space="preserve">Repeating an assessed case is new independent </w:t>
+      </w:r>
+      <w:r>
+        <w:rPr>
+          <w:b/>
+        </w:rPr>
+        <w:t>evidence</w:t>
+      </w:r>
+      <w:r>
+        <w:rPr>
+          <w:b w:val="0"/>
+        </w:rPr>
+        <w:t>: A replay checks consistency. An example used for feedback or revision cannot later be described as untouched final evaluation.</w:t>
       </w:r>
     </w:p>
     <w:p>
       <w:pPr>
-        <w:pStyle w:val="Heading3"/>
-      </w:pPr>
-      <w:r>
-        <w:t>Expected repair</w:t>
+        <w:spacing w:line="336" w:lineRule="auto" w:after="180"/>
+      </w:pPr>
+      <w:r>
+        <w:rPr>
+          <w:b w:val="0"/>
+        </w:rPr>
+        <w:t xml:space="preserve">Use Run the investigation for the </w:t>
+      </w:r>
+      <w:r>
+        <w:rPr>
+          <w:b/>
+        </w:rPr>
+        <w:t>evidence</w:t>
+      </w:r>
+      <w:r>
+        <w:rPr>
+          <w:b w:val="0"/>
+        </w:rPr>
+        <w:t xml:space="preserve"> ledger. Add a boundary or missing-</w:t>
+      </w:r>
+      <w:r>
+        <w:rPr>
+          <w:b/>
+        </w:rPr>
+        <w:t>input</w:t>
+      </w:r>
+      <w:r>
+        <w:rPr>
+          <w:b w:val="0"/>
+        </w:rPr>
+        <w:t xml:space="preserve"> case and record the expected response before checking. More successful repeats of one case do not establish wider coverage.</w:t>
       </w:r>
     </w:p>
     <w:p>
       <w:pPr>
-        <w:spacing w:line="336" w:lineRule="auto" w:after="180"/>
-        <w:shd w:fill="F1F6FC"/>
-      </w:pPr>
-      <w:r>
-        <w:rPr>
-          <w:b w:val="0"/>
-        </w:rPr>
-        <w:t>Expected correction: Escalation without a responsible actor and declared fallback cannot guarantee resolution.</w:t>
-      </w:r>
-    </w:p>
-    <w:p>
-      <w:pPr>
-        <w:spacing w:line="336" w:lineRule="auto" w:after="180"/>
-      </w:pPr>
-      <w:r>
-        <w:rPr>
-          <w:b w:val="0"/>
-        </w:rPr>
-        <w:t>Collect explanations, not only yes/no votes. If a misunderstanding is common, re-model the relevant step for the class.</w:t>
-      </w:r>
-    </w:p>
-    <w:p>
-      <w:pPr>
-        <w:spacing w:line="336" w:lineRule="auto" w:after="180"/>
-      </w:pPr>
-      <w:r>
-        <w:rPr>
-          <w:b w:val="0"/>
-        </w:rPr>
-        <w:t>If it affects a few learners, give a short targeted group explanation while others solve a more demanding variation.</w:t>
-      </w:r>
-    </w:p>
-    <w:p>
-      <w:pPr>
-        <w:pStyle w:val="Heading3"/>
-      </w:pPr>
-      <w:r>
-        <w:t>Pictorial practice question</w:t>
-      </w:r>
-    </w:p>
-    <w:p>
-      <w:pPr>
-        <w:spacing w:line="336" w:lineRule="auto" w:after="180"/>
-        <w:shd w:fill="F5F1FB"/>
-      </w:pPr>
-      <w:r>
-        <w:rPr>
-          <w:b w:val="0"/>
-        </w:rPr>
-        <w:t>Identify the exact service boundary in the bottle question. What accurate information belongs in the supervisor handoff, and what remains unresolved if nobody is reachable?</w:t>
-      </w:r>
-    </w:p>
-    <w:p>
-      <w:pPr>
-        <w:pStyle w:val="Heading3"/>
-      </w:pPr>
-      <w:r>
-        <w:t>Reasoned teacher answer</w:t>
-      </w:r>
-    </w:p>
-    <w:p>
-      <w:pPr>
-        <w:spacing w:line="336" w:lineRule="auto" w:after="180"/>
-      </w:pPr>
-      <w:r>
-        <w:rPr>
-          <w:b w:val="0"/>
-        </w:rPr>
-        <w:t>The requested judgement is outside this service’s authority. Give the designated supervisor route without inventing a verdict. Record the concern as reported, not as a confirmed diagnosis.</w:t>
-      </w:r>
-    </w:p>
-    <w:p>
-      <w:pPr>
-        <w:spacing w:line="336" w:lineRule="auto" w:after="180"/>
-      </w:pPr>
-      <w:r>
-        <w:rPr>
-          <w:b w:val="0"/>
-        </w:rPr>
-        <w:t>Changed case: State unresolved status and use the institution’s approved waiting procedure. Lack of a human reply does not expand the bot’s authority.</w:t>
-      </w:r>
-    </w:p>
-    <w:p>
-      <w:pPr>
-        <w:spacing w:line="336" w:lineRule="auto" w:after="180"/>
-      </w:pPr>
-      <w:r>
-        <w:rPr>
-          <w:b w:val="0"/>
-        </w:rPr>
-        <w:t>Changed-case reasoning: State unresolved status and use the institution’s approved waiting procedure. Lack of a human reply does not expand the bot’s authority.</w:t>
-      </w:r>
-    </w:p>
-    <w:p>
-      <w:pPr>
-        <w:spacing w:line="336" w:lineRule="auto" w:after="180"/>
-      </w:pPr>
-      <w:r>
-        <w:rPr>
-          <w:b w:val="0"/>
-        </w:rPr>
-        <w:t xml:space="preserve">Collect each learner’s explanation before discussion. Use the first missing connection between </w:t>
-      </w:r>
-      <w:r>
-        <w:rPr>
-          <w:b/>
-        </w:rPr>
-        <w:t>input</w:t>
-      </w:r>
-      <w:r>
-        <w:rPr>
-          <w:b w:val="0"/>
-        </w:rPr>
-        <w:t xml:space="preserve">, deciding step and result to choose support. This question is worked-case practice, not fresh mastery </w:t>
-      </w:r>
-      <w:r>
-        <w:rPr>
-          <w:b/>
-        </w:rPr>
-        <w:t>evidence</w:t>
-      </w:r>
-      <w:r>
-        <w:rPr>
-          <w:b w:val="0"/>
-        </w:rPr>
-        <w:t>.</w:t>
-      </w:r>
-    </w:p>
-    <w:p>
-      <w:pPr>
-        <w:pStyle w:val="Heading1"/>
-      </w:pPr>
-      <w:r>
-        <w:t>04. Run the investigation and diagnose misconceptions</w:t>
-      </w:r>
-    </w:p>
-    <w:p>
-      <w:r>
-        <w:t>Run the Human escalation workflows investigation and use the first unsupported step to choose a teaching response.</w:t>
-      </w:r>
-    </w:p>
-    <w:p>
-      <w:pPr>
-        <w:spacing w:line="336" w:lineRule="auto" w:after="180"/>
-      </w:pPr>
-      <w:r>
-        <w:rPr>
-          <w:b w:val="0"/>
-        </w:rPr>
-        <w:t>The worked result establishes every future case: Escalation without a responsible actor and declared fallback cannot guarantee resolution.</w:t>
-      </w:r>
-    </w:p>
-    <w:p>
-      <w:pPr>
-        <w:spacing w:line="336" w:lineRule="auto" w:after="180"/>
-      </w:pPr>
-      <w:r>
-        <w:rPr>
-          <w:b w:val="0"/>
-        </w:rPr>
-        <w:t xml:space="preserve">A missing </w:t>
-      </w:r>
-      <w:r>
-        <w:rPr>
-          <w:b/>
-        </w:rPr>
-        <w:t>input</w:t>
-      </w:r>
-      <w:r>
-        <w:rPr>
-          <w:b w:val="0"/>
-        </w:rPr>
-        <w:t xml:space="preserve"> may be replaced without recording the change: A replacement changes the </w:t>
-      </w:r>
-      <w:r>
-        <w:rPr>
-          <w:b/>
-        </w:rPr>
-        <w:t>evidence</w:t>
-      </w:r>
-      <w:r>
-        <w:rPr>
-          <w:b w:val="0"/>
-        </w:rPr>
-        <w:t xml:space="preserve"> or contract. Record the change and its justification; do not silently turn unknown into a measured value.</w:t>
-      </w:r>
-    </w:p>
-    <w:p>
-      <w:pPr>
-        <w:spacing w:line="336" w:lineRule="auto" w:after="180"/>
-      </w:pPr>
-      <w:r>
-        <w:rPr>
-          <w:b w:val="0"/>
-        </w:rPr>
-        <w:t xml:space="preserve">Repeating an assessed case is new independent </w:t>
-      </w:r>
-      <w:r>
-        <w:rPr>
-          <w:b/>
-        </w:rPr>
-        <w:t>evidence</w:t>
-      </w:r>
-      <w:r>
-        <w:rPr>
-          <w:b w:val="0"/>
-        </w:rPr>
-        <w:t>: A replay checks consistency. An example used for feedback or revision cannot later be described as untouched final evaluation.</w:t>
-      </w:r>
-    </w:p>
-    <w:p>
-      <w:pPr>
-        <w:spacing w:line="336" w:lineRule="auto" w:after="180"/>
-      </w:pPr>
-      <w:r>
-        <w:rPr>
-          <w:b w:val="0"/>
-        </w:rPr>
-        <w:t xml:space="preserve">Use Run the investigation for the </w:t>
-      </w:r>
-      <w:r>
-        <w:rPr>
-          <w:b/>
-        </w:rPr>
-        <w:t>evidence</w:t>
-      </w:r>
-      <w:r>
-        <w:rPr>
-          <w:b w:val="0"/>
-        </w:rPr>
-        <w:t xml:space="preserve"> ledger. Add a boundary or missing-</w:t>
-      </w:r>
-      <w:r>
-        <w:rPr>
-          <w:b/>
-        </w:rPr>
-        <w:t>input</w:t>
-      </w:r>
-      <w:r>
-        <w:rPr>
-          <w:b w:val="0"/>
-        </w:rPr>
-        <w:t xml:space="preserve"> case and record the expected response before checking. More successful repeats of one case do not establish wider coverage.</w:t>
-      </w:r>
-    </w:p>
-    <w:p>
-      <w:pPr>
-        <w:pStyle w:val="Heading3"/>
-      </w:pPr>
-      <w:r>
-        <w:t>Match the support to the first error</w:t>
+        <w:pStyle w:val="Heading2"/>
+      </w:pPr>
+      <w:r>
+        <w:t>Choose accessible support</w:t>
       </w:r>
     </w:p>
     <w:tbl>
@@ -2574,45 +3402,39 @@
     </w:p>
     <w:p>
       <w:pPr>
-        <w:pStyle w:val="Heading1"/>
-      </w:pPr>
-      <w:r>
-        <w:t>05. Assess and explain the answers</w:t>
+        <w:pStyle w:val="Heading2"/>
+      </w:pPr>
+      <w:r>
+        <w:t>Earlier wording, alternatives and picture transcripts · reference / check after trying</w:t>
       </w:r>
     </w:p>
     <w:p>
-      <w:r>
-        <w:t>Use the Human escalation workflows questions, teacher keys and criteria after the relevant attempts. Previously discussed cases are practice; protect the separately selected independent task.</w:t>
+      <w:pPr>
+        <w:pStyle w:val="Heading3"/>
+      </w:pPr>
+      <w:r>
+        <w:t>Match the support to the first error</w:t>
       </w:r>
     </w:p>
     <w:p>
       <w:pPr>
-        <w:pStyle w:val="Heading3"/>
-      </w:pPr>
-      <w:r>
-        <w:t>Guided and exit questions</w:t>
+        <w:pStyle w:val="Heading1"/>
+      </w:pPr>
+      <w:r>
+        <w:t>05. Assess the new service scenario</w:t>
       </w:r>
     </w:p>
     <w:p>
-      <w:pPr>
-        <w:spacing w:line="336" w:lineRule="auto" w:after="180"/>
-      </w:pPr>
-      <w:r>
-        <w:rPr>
-          <w:b w:val="0"/>
-        </w:rPr>
-        <w:t>Guided: Escalation is incomplete and booking unauthorised. Assign responsible coordinator, provide conflict packet and preserve review status.</w:t>
+      <w:r>
+        <w:t>Keep the selected answer private until after a first attempt.</w:t>
       </w:r>
     </w:p>
     <w:p>
       <w:pPr>
-        <w:spacing w:line="336" w:lineRule="auto" w:after="180"/>
-      </w:pPr>
-      <w:r>
-        <w:rPr>
-          <w:b w:val="0"/>
-        </w:rPr>
-        <w:t>Qualification: Escalation without a responsible actor and declared fallback cannot guarantee resolution.</w:t>
+        <w:pStyle w:val="Heading2"/>
+      </w:pPr>
+      <w:r>
+        <w:t>Selected independent task and checked answer</w:t>
       </w:r>
     </w:p>
     <w:p>
@@ -2623,523 +3445,26 @@
         <w:rPr>
           <w:b w:val="0"/>
         </w:rPr>
-        <w:t xml:space="preserve">Exit: accept a concrete variation with its predicted outcome and a stated condition that would challenge the </w:t>
-      </w:r>
-      <w:r>
-        <w:rPr>
-          <w:b/>
-        </w:rPr>
-        <w:t>mechanism</w:t>
-      </w:r>
-      <w:r>
-        <w:rPr>
-          <w:b w:val="0"/>
-        </w:rPr>
-        <w:t xml:space="preserve">; reject a claim resting on unmeasured </w:t>
-      </w:r>
-      <w:r>
-        <w:rPr>
-          <w:b/>
-        </w:rPr>
-        <w:t>evidence</w:t>
-      </w:r>
-      <w:r>
-        <w:rPr>
-          <w:b w:val="0"/>
-        </w:rPr>
-        <w:t>.</w:t>
+        <w:t>Selected case: Reviewer deadline is 16:00; no reply by 16:00. Policy says remain pending, not auto-approve. Decide.</w:t>
       </w:r>
     </w:p>
     <w:p>
       <w:pPr>
-        <w:pStyle w:val="Heading3"/>
-      </w:pPr>
-      <w:r>
-        <w:t>W1 Explain the mechanism</w:t>
+        <w:spacing w:line="336" w:lineRule="auto" w:after="180"/>
+      </w:pPr>
+      <w:r>
+        <w:rPr>
+          <w:b w:val="0"/>
+        </w:rPr>
+        <w:t>Teacher explanation: Keep pending/review outcome; elapsed time is not approval. Notify through only the separately authorised channel if configured.</w:t>
       </w:r>
     </w:p>
     <w:p>
       <w:pPr>
-        <w:pStyle w:val="Heading3"/>
-      </w:pPr>
-      <w:r>
-        <w:t>Workbook question · W1</w:t>
-      </w:r>
-    </w:p>
-    <w:p>
-      <w:pPr>
-        <w:spacing w:line="336" w:lineRule="auto" w:after="180"/>
-        <w:shd w:fill="F5F1FB"/>
-      </w:pPr>
-      <w:r>
-        <w:rPr>
-          <w:b w:val="0"/>
-        </w:rPr>
-        <w:t xml:space="preserve">Explain the weekly </w:t>
-      </w:r>
-      <w:r>
-        <w:rPr>
-          <w:b/>
-        </w:rPr>
-        <w:t>mechanism</w:t>
-      </w:r>
-      <w:r>
-        <w:rPr>
-          <w:b w:val="0"/>
-        </w:rPr>
-        <w:t xml:space="preserve"> in your own words. Use the worked scenario to name its </w:t>
-      </w:r>
-      <w:r>
-        <w:rPr>
-          <w:b/>
-        </w:rPr>
-        <w:t>input</w:t>
-      </w:r>
-      <w:r>
-        <w:rPr>
-          <w:b w:val="0"/>
-        </w:rPr>
-        <w:t xml:space="preserve">, decision rule and </w:t>
-      </w:r>
-      <w:r>
-        <w:rPr>
-          <w:b/>
-        </w:rPr>
-        <w:t>output</w:t>
-      </w:r>
-      <w:r>
-        <w:rPr>
-          <w:b w:val="0"/>
-        </w:rPr>
-        <w:t>.</w:t>
-      </w:r>
-    </w:p>
-    <w:p>
-      <w:pPr>
-        <w:pStyle w:val="Heading3"/>
-      </w:pPr>
-      <w:r>
-        <w:t>Teacher reasoning · W1</w:t>
-      </w:r>
-    </w:p>
-    <w:p>
-      <w:pPr>
-        <w:spacing w:line="336" w:lineRule="auto" w:after="180"/>
-        <w:shd w:fill="F1F6FC"/>
-      </w:pPr>
-      <w:r>
-        <w:rPr>
-          <w:b w:val="0"/>
-        </w:rPr>
-        <w:t>Teacher explanation: Escalation routes unresolved decisions to an authorised person with sufficient context. It must define owner, deadline and fallback.</w:t>
-      </w:r>
-    </w:p>
-    <w:p>
-      <w:pPr>
-        <w:spacing w:line="336" w:lineRule="auto" w:after="180"/>
-        <w:shd w:fill="F1F6FC"/>
-      </w:pPr>
-      <w:r>
-        <w:rPr>
-          <w:b w:val="0"/>
-        </w:rPr>
-        <w:t>Toy workflow routes conflicting room approval to coordinator with source IDs and requested decision. While awaiting review the assistant returns needs_review and performs no booking.</w:t>
-      </w:r>
-    </w:p>
-    <w:p>
-      <w:pPr>
-        <w:pStyle w:val="Heading3"/>
-      </w:pPr>
-      <w:r>
-        <w:t>W2 Trace the worked case</w:t>
-      </w:r>
-    </w:p>
-    <w:p>
-      <w:pPr>
-        <w:pStyle w:val="Heading3"/>
-      </w:pPr>
-      <w:r>
-        <w:t>Workbook question · W2</w:t>
-      </w:r>
-    </w:p>
-    <w:p>
-      <w:pPr>
-        <w:spacing w:line="336" w:lineRule="auto" w:after="180"/>
-        <w:shd w:fill="F5F1FB"/>
-      </w:pPr>
-      <w:r>
-        <w:rPr>
-          <w:b w:val="0"/>
-        </w:rPr>
-        <w:t>Conflict is detected, but no reviewer is assigned and the system silently books the first room. Show the intermediate steps and give the conclusion with its scope.</w:t>
-      </w:r>
-    </w:p>
-    <w:p>
-      <w:pPr>
-        <w:pStyle w:val="Heading3"/>
-      </w:pPr>
-      <w:r>
-        <w:t>Teacher reasoning · W2</w:t>
-      </w:r>
-    </w:p>
-    <w:p>
-      <w:pPr>
-        <w:spacing w:line="336" w:lineRule="auto" w:after="180"/>
-        <w:shd w:fill="F1F6FC"/>
-      </w:pPr>
-      <w:r>
-        <w:rPr>
-          <w:b w:val="0"/>
-        </w:rPr>
-        <w:t>Teacher explanation: Escalation is incomplete and booking unauthorised. Assign responsible coordinator, provide conflict packet and preserve review status.</w:t>
-      </w:r>
-    </w:p>
-    <w:p>
-      <w:pPr>
-        <w:pStyle w:val="Heading3"/>
-      </w:pPr>
-      <w:r>
-        <w:t>W3 Audit the limit</w:t>
-      </w:r>
-    </w:p>
-    <w:p>
-      <w:pPr>
-        <w:pStyle w:val="Heading3"/>
-      </w:pPr>
-      <w:r>
-        <w:t>Workbook question · W3</w:t>
-      </w:r>
-    </w:p>
-    <w:p>
-      <w:pPr>
-        <w:spacing w:line="336" w:lineRule="auto" w:after="180"/>
-        <w:shd w:fill="F5F1FB"/>
-      </w:pPr>
-      <w:r>
-        <w:rPr>
-          <w:b w:val="0"/>
-        </w:rPr>
-        <w:t>A report omits this qualification: Escalation without a responsible actor and declared fallback cannot guarantee resolution. Explain how omitting it could change a reader's interpretation, and write an accurate replacement.</w:t>
-      </w:r>
-    </w:p>
-    <w:p>
-      <w:pPr>
-        <w:pStyle w:val="Heading3"/>
-      </w:pPr>
-      <w:r>
-        <w:t>Teacher reasoning · W3</w:t>
-      </w:r>
-    </w:p>
-    <w:p>
-      <w:pPr>
-        <w:spacing w:line="336" w:lineRule="auto" w:after="180"/>
-        <w:shd w:fill="F1F6FC"/>
-      </w:pPr>
-      <w:r>
-        <w:rPr>
-          <w:b w:val="0"/>
-        </w:rPr>
-        <w:t>Teacher explanation: Escalation without a responsible actor and declared fallback cannot guarantee resolution.</w:t>
-      </w:r>
-    </w:p>
-    <w:p>
-      <w:pPr>
-        <w:spacing w:line="336" w:lineRule="auto" w:after="180"/>
-        <w:shd w:fill="F1F6FC"/>
-      </w:pPr>
-      <w:r>
-        <w:rPr>
-          <w:b w:val="0"/>
-        </w:rPr>
-        <w:t xml:space="preserve">State the observed result separately from the unverified or out-of-scope claim; preserve the original </w:t>
-      </w:r>
-      <w:r>
-        <w:rPr>
-          <w:b/>
-        </w:rPr>
-        <w:t>evidence</w:t>
-      </w:r>
-      <w:r>
-        <w:rPr>
-          <w:b w:val="0"/>
-        </w:rPr>
-        <w:t xml:space="preserve"> rather than inventing a missing fact.</w:t>
-      </w:r>
-    </w:p>
-    <w:p>
-      <w:pPr>
-        <w:pStyle w:val="Heading3"/>
-      </w:pPr>
-      <w:r>
-        <w:t>W4 Apply a new case independently</w:t>
-      </w:r>
-    </w:p>
-    <w:p>
-      <w:pPr>
-        <w:pStyle w:val="Heading3"/>
-      </w:pPr>
-      <w:r>
-        <w:t>Workbook question · W4</w:t>
-      </w:r>
-    </w:p>
-    <w:p>
-      <w:pPr>
-        <w:spacing w:line="336" w:lineRule="auto" w:after="180"/>
-        <w:shd w:fill="F5F1FB"/>
-      </w:pPr>
-      <w:r>
-        <w:rPr>
-          <w:b w:val="0"/>
-        </w:rPr>
-        <w:t>Reviewer deadline is16:00; no reply by16:00. Policy says remain pending, not auto-approve. Decide.</w:t>
-      </w:r>
-    </w:p>
-    <w:p>
-      <w:pPr>
-        <w:pStyle w:val="Heading3"/>
-      </w:pPr>
-      <w:r>
-        <w:t>Teacher reasoning · W4</w:t>
-      </w:r>
-    </w:p>
-    <w:p>
-      <w:pPr>
-        <w:spacing w:line="336" w:lineRule="auto" w:after="180"/>
-        <w:shd w:fill="F1F6FC"/>
-      </w:pPr>
-      <w:r>
-        <w:rPr>
-          <w:b w:val="0"/>
-        </w:rPr>
-        <w:t>Teacher explanation: Keep pending/review outcome; elapsed time is not approval. Notify through only the separately authorised channel if configured.</w:t>
-      </w:r>
-    </w:p>
-    <w:p>
-      <w:pPr>
-        <w:pStyle w:val="Heading3"/>
-      </w:pPr>
-      <w:r>
-        <w:t>W5 Design a revealing follow-up</w:t>
-      </w:r>
-    </w:p>
-    <w:p>
-      <w:pPr>
-        <w:pStyle w:val="Heading3"/>
-      </w:pPr>
-      <w:r>
-        <w:t>Workbook question · W5</w:t>
-      </w:r>
-    </w:p>
-    <w:p>
-      <w:pPr>
-        <w:spacing w:line="336" w:lineRule="auto" w:after="180"/>
-        <w:shd w:fill="F5F1FB"/>
-      </w:pPr>
-      <w:r>
-        <w:rPr>
-          <w:b w:val="0"/>
-        </w:rPr>
-        <w:t>For the worked scenario, propose one additional case that could reveal a failure, describe its expected outcome before running it, and explain what would need to remain fixed for a fair comparison.</w:t>
-      </w:r>
-    </w:p>
-    <w:p>
-      <w:pPr>
-        <w:spacing w:line="336" w:lineRule="auto" w:after="180"/>
-        <w:shd w:fill="F5F1FB"/>
-      </w:pPr>
-      <w:r>
-        <w:rPr>
-          <w:b w:val="0"/>
-        </w:rPr>
-        <w:t>Do not reuse W4 as a new final test after receiving feedback.</w:t>
-      </w:r>
-    </w:p>
-    <w:p>
-      <w:pPr>
-        <w:pStyle w:val="Heading3"/>
-      </w:pPr>
-      <w:r>
-        <w:t>Teacher reasoning · W5</w:t>
-      </w:r>
-    </w:p>
-    <w:p>
-      <w:pPr>
-        <w:spacing w:line="336" w:lineRule="auto" w:after="180"/>
-        <w:shd w:fill="F1F6FC"/>
-      </w:pPr>
-      <w:r>
-        <w:rPr>
-          <w:b w:val="0"/>
-        </w:rPr>
-        <w:t xml:space="preserve">Teacher explanation: Accept a concrete variant of the worked </w:t>
-      </w:r>
-      <w:r>
-        <w:rPr>
-          <w:b/>
-        </w:rPr>
-        <w:t>input</w:t>
-      </w:r>
-      <w:r>
-        <w:rPr>
-          <w:b w:val="0"/>
-        </w:rPr>
-        <w:t xml:space="preserve"> or a missing/conflicting/boundary condition, with an expectation derived from the declared procedure.</w:t>
-      </w:r>
-    </w:p>
-    <w:p>
-      <w:pPr>
-        <w:spacing w:line="336" w:lineRule="auto" w:after="180"/>
-        <w:shd w:fill="F1F6FC"/>
-      </w:pPr>
-      <w:r>
-        <w:rPr>
-          <w:b w:val="0"/>
-        </w:rPr>
-        <w:t xml:space="preserve">Require preserved settings, original </w:t>
-      </w:r>
-      <w:r>
-        <w:rPr>
-          <w:b/>
-        </w:rPr>
-        <w:t>output</w:t>
-      </w:r>
-      <w:r>
-        <w:rPr>
-          <w:b w:val="0"/>
-        </w:rPr>
-        <w:t>s and data roles. Escalation without a responsible actor and declared fallback cannot guarantee resolution.</w:t>
-      </w:r>
-    </w:p>
-    <w:p>
-      <w:pPr>
-        <w:spacing w:line="336" w:lineRule="auto" w:after="180"/>
-        <w:shd w:fill="F1F6FC"/>
-      </w:pPr>
-      <w:r>
-        <w:rPr>
-          <w:b w:val="0"/>
-        </w:rPr>
-        <w:t xml:space="preserve">The new case should test this particular </w:t>
-      </w:r>
-      <w:r>
-        <w:rPr>
-          <w:b/>
-        </w:rPr>
-        <w:t>mechanism</w:t>
-      </w:r>
-      <w:r>
-        <w:rPr>
-          <w:b w:val="0"/>
-        </w:rPr>
-        <w:t xml:space="preserve"> rather than merely restate the original result.</w:t>
-      </w:r>
-    </w:p>
-    <w:p>
-      <w:pPr>
-        <w:pStyle w:val="Heading3"/>
-      </w:pPr>
-      <w:r>
-        <w:t>Independent assessment and fresh retry</w:t>
-      </w:r>
-    </w:p>
-    <w:p>
-      <w:pPr>
-        <w:pStyle w:val="Heading3"/>
-      </w:pPr>
-      <w:r>
-        <w:t>Teacher key · Independent assessment and fresh retry</w:t>
-      </w:r>
-    </w:p>
-    <w:p>
-      <w:pPr>
-        <w:spacing w:line="336" w:lineRule="auto" w:after="180"/>
-        <w:shd w:fill="F1F6FC"/>
-      </w:pPr>
-      <w:r>
-        <w:rPr>
-          <w:b w:val="0"/>
-        </w:rPr>
-        <w:t>W4: Keep pending/review outcome; elapsed time is not approval. Notify through only the separately authorised channel if configured. Require intermediate reasoning and the stated scope.</w:t>
-      </w:r>
-    </w:p>
-    <w:p>
-      <w:pPr>
-        <w:spacing w:line="336" w:lineRule="auto" w:after="180"/>
-        <w:shd w:fill="F1F6FC"/>
-      </w:pPr>
-      <w:r>
-        <w:rPr>
-          <w:b w:val="0"/>
-        </w:rPr>
-        <w:t>Fresh retry: Review deadline passes with no response; fallback explicitly denies action. Expected reasoning: Deny action according to policy; do not infer approval from silence.</w:t>
-      </w:r>
-    </w:p>
-    <w:p>
-      <w:pPr>
-        <w:spacing w:line="336" w:lineRule="auto" w:after="180"/>
-        <w:shd w:fill="F1F6FC"/>
-      </w:pPr>
-      <w:r>
-        <w:rPr>
-          <w:b w:val="0"/>
-        </w:rPr>
-        <w:t>If students need support, record it and reassess with another new case rather than awarding independence to a copied answer.</w:t>
-      </w:r>
-    </w:p>
-    <w:p>
-      <w:pPr>
-        <w:pStyle w:val="Heading3"/>
-      </w:pPr>
-      <w:r>
-        <w:t>Assess independent transfer</w:t>
-      </w:r>
-    </w:p>
-    <w:p>
-      <w:pPr>
-        <w:pStyle w:val="Heading3"/>
-      </w:pPr>
-      <w:r>
-        <w:t>Independent question · withhold the key</w:t>
-      </w:r>
-    </w:p>
-    <w:p>
-      <w:pPr>
-        <w:spacing w:line="336" w:lineRule="auto" w:after="180"/>
-        <w:shd w:fill="F5F1FB"/>
-      </w:pPr>
-      <w:r>
-        <w:rPr>
-          <w:b w:val="0"/>
-        </w:rPr>
-        <w:t>Selected case: Reviewer deadline is16:00; no reply by16:00. Policy says remain pending, not auto-approve. Decide.</w:t>
-      </w:r>
-    </w:p>
-    <w:p>
-      <w:pPr>
-        <w:pStyle w:val="Heading3"/>
-      </w:pPr>
-      <w:r>
-        <w:t>Selected case answer</w:t>
-      </w:r>
-    </w:p>
-    <w:p>
-      <w:pPr>
-        <w:pStyle w:val="Heading3"/>
-      </w:pPr>
-      <w:r>
-        <w:t>Teacher key · Selected case answer</w:t>
-      </w:r>
-    </w:p>
-    <w:p>
-      <w:pPr>
-        <w:spacing w:line="336" w:lineRule="auto" w:after="180"/>
-        <w:shd w:fill="F1F6FC"/>
-      </w:pPr>
-      <w:r>
-        <w:rPr>
-          <w:b w:val="0"/>
-        </w:rPr>
-        <w:t>Teacher explanation: Keep pending/review outcome; elapsed time is not approval. Notify through only the separately authorised channel if configured.</w:t>
+        <w:pStyle w:val="Heading2"/>
+      </w:pPr>
+      <w:r>
+        <w:t>Judge explanation,trace and limits</w:t>
       </w:r>
     </w:p>
     <w:tbl>
@@ -3246,54 +3571,55 @@
     </w:tbl>
     <w:p>
       <w:pPr>
-        <w:pStyle w:val="Heading3"/>
-      </w:pPr>
-      <w:r>
-        <w:t>Teacher key · Selected case answer</w:t>
+        <w:spacing w:line="336" w:lineRule="auto" w:after="180"/>
+      </w:pPr>
+      <w:r>
+        <w:rPr>
+          <w:b w:val="0"/>
+        </w:rPr>
+        <w:t>Record each dimension as not yet, with support, or independent. Accept a valid alternative procedure with a defensible trace.</w:t>
       </w:r>
     </w:p>
     <w:p>
       <w:pPr>
         <w:spacing w:line="336" w:lineRule="auto" w:after="180"/>
-        <w:shd w:fill="F1F6FC"/>
       </w:pPr>
       <w:r>
         <w:rPr>
           <w:b w:val="0"/>
         </w:rPr>
-        <w:t>Record each dimension as not yet, with support, or independent. Accept a valid alternative procedure with a defensible trace.</w:t>
+        <w:t xml:space="preserve">Do not penalise an honestly recorded model failure if the learner correctly explains its </w:t>
+      </w:r>
+      <w:r>
+        <w:rPr>
+          <w:b/>
+        </w:rPr>
+        <w:t>evidence</w:t>
+      </w:r>
+      <w:r>
+        <w:rPr>
+          <w:b w:val="0"/>
+        </w:rPr>
+        <w:t xml:space="preserve"> and limits.</w:t>
       </w:r>
     </w:p>
     <w:p>
       <w:pPr>
-        <w:spacing w:line="336" w:lineRule="auto" w:after="180"/>
-        <w:shd w:fill="F1F6FC"/>
-      </w:pPr>
-      <w:r>
-        <w:rPr>
-          <w:b w:val="0"/>
-        </w:rPr>
-        <w:t xml:space="preserve">Do not penalise an honestly recorded model failure if the learner correctly explains its </w:t>
-      </w:r>
-      <w:r>
-        <w:rPr>
-          <w:b/>
-        </w:rPr>
-        <w:t>evidence</w:t>
-      </w:r>
-      <w:r>
-        <w:rPr>
-          <w:b w:val="0"/>
-        </w:rPr>
-        <w:t xml:space="preserve"> and limits.</w:t>
+        <w:pStyle w:val="Heading2"/>
+      </w:pPr>
+      <w:r>
+        <w:t>Give one usable repair</w:t>
       </w:r>
     </w:p>
     <w:p>
       <w:pPr>
-        <w:pStyle w:val="Heading3"/>
-      </w:pPr>
-      <w:r>
-        <w:t>Feedback that the learner uses</w:t>
+        <w:spacing w:line="336" w:lineRule="auto" w:after="180"/>
+      </w:pPr>
+      <w:r>
+        <w:rPr>
+          <w:b w:val="0"/>
+        </w:rPr>
+        <w:t>Name the earliest unsupported step and give one action to repair it. Have the learner make that repair now and explain why. Then assess the relevant skill on a fresh, fully specified case.</w:t>
       </w:r>
     </w:p>
     <w:p>
@@ -3304,31 +3630,73 @@
         <w:rPr>
           <w:b w:val="0"/>
         </w:rPr>
-        <w:t>Name the earliest unsupported step and give one action to repair it. Have the learner make that repair now and explain why. Then assess the relevant skill on a fresh, fully specified case.</w:t>
+        <w:t>Confirm it was not previously practised with feedback; solve and check the new case before assigning it. A follow-up design prompt is a starting brief, not automatically an equivalent test.</w:t>
       </w:r>
     </w:p>
     <w:p>
       <w:pPr>
-        <w:spacing w:line="336" w:lineRule="auto" w:after="180"/>
-      </w:pPr>
-      <w:r>
-        <w:rPr>
-          <w:b w:val="0"/>
-        </w:rPr>
-        <w:t>Confirm it was not previously practised with feedback; solve and check the new case before assigning it. A follow-up design prompt is a starting brief, not automatically an equivalent test.</w:t>
+        <w:pStyle w:val="Heading2"/>
+      </w:pPr>
+      <w:r>
+        <w:t>W1 Explain the mechanism</w:t>
       </w:r>
     </w:p>
     <w:p>
       <w:pPr>
-        <w:pStyle w:val="Heading1"/>
-      </w:pPr>
-      <w:r>
-        <w:t>06. Connect the project, support and next lesson</w:t>
+        <w:spacing w:line="336" w:lineRule="auto" w:after="180"/>
+      </w:pPr>
+      <w:r>
+        <w:rPr>
+          <w:b w:val="0"/>
+        </w:rPr>
+        <w:t xml:space="preserve">Explain the weekly </w:t>
+      </w:r>
+      <w:r>
+        <w:rPr>
+          <w:b/>
+        </w:rPr>
+        <w:t>mechanism</w:t>
+      </w:r>
+      <w:r>
+        <w:rPr>
+          <w:b w:val="0"/>
+        </w:rPr>
+        <w:t xml:space="preserve"> in your own words. Use the worked scenario to name its </w:t>
+      </w:r>
+      <w:r>
+        <w:rPr>
+          <w:b/>
+        </w:rPr>
+        <w:t>input</w:t>
+      </w:r>
+      <w:r>
+        <w:rPr>
+          <w:b w:val="0"/>
+        </w:rPr>
+        <w:t xml:space="preserve">, decision rule and </w:t>
+      </w:r>
+      <w:r>
+        <w:rPr>
+          <w:b/>
+        </w:rPr>
+        <w:t>output</w:t>
+      </w:r>
+      <w:r>
+        <w:rPr>
+          <w:b w:val="0"/>
+        </w:rPr>
+        <w:t>.</w:t>
       </w:r>
     </w:p>
     <w:p>
-      <w:r>
-        <w:t>Connect Human escalation workflows to Grounded Learning Service, adapt support and plan a later changed-case check.</w:t>
+      <w:pPr>
+        <w:spacing w:line="336" w:lineRule="auto" w:after="180"/>
+      </w:pPr>
+      <w:r>
+        <w:rPr>
+          <w:b w:val="0"/>
+        </w:rPr>
+        <w:t>Teacher explanation: Escalation routes unresolved decisions to an authorised person with sufficient context. It must define owner, deadline and fallback.</w:t>
       </w:r>
     </w:p>
     <w:p>
@@ -3339,66 +3707,15 @@
         <w:rPr>
           <w:b w:val="0"/>
         </w:rPr>
-        <w:t xml:space="preserve">Add a labelled human escalation workflows </w:t>
-      </w:r>
-      <w:r>
-        <w:rPr>
-          <w:b/>
-        </w:rPr>
-        <w:t>evidence</w:t>
-      </w:r>
-      <w:r>
-        <w:rPr>
-          <w:b w:val="0"/>
-        </w:rPr>
-        <w:t xml:space="preserve"> sheet to Grounded Learning Service. Show how you can explain the </w:t>
-      </w:r>
-      <w:r>
-        <w:rPr>
-          <w:b/>
-        </w:rPr>
-        <w:t>mechanism</w:t>
-      </w:r>
-      <w:r>
-        <w:rPr>
-          <w:b w:val="0"/>
-        </w:rPr>
-        <w:t xml:space="preserve"> and terminology of human escalation workflows.</w:t>
+        <w:t>Toy workflow routes conflicting room approval to coordinator with source IDs and requested decision. While awaiting review the assistant returns needs_review and performs no booking.</w:t>
       </w:r>
     </w:p>
     <w:p>
       <w:pPr>
-        <w:spacing w:line="336" w:lineRule="auto" w:after="180"/>
-      </w:pPr>
-      <w:r>
-        <w:rPr>
-          <w:b w:val="0"/>
-        </w:rPr>
-        <w:t xml:space="preserve">Use the supplied fictional case and keep its </w:t>
-      </w:r>
-      <w:r>
-        <w:rPr>
-          <w:b/>
-        </w:rPr>
-        <w:t>input</w:t>
-      </w:r>
-      <w:r>
-        <w:rPr>
-          <w:b w:val="0"/>
-        </w:rPr>
-        <w:t xml:space="preserve">s, intermediate steps, calculation or </w:t>
-      </w:r>
-      <w:r>
-        <w:rPr>
-          <w:b/>
-        </w:rPr>
-        <w:t>prediction</w:t>
-      </w:r>
-      <w:r>
-        <w:rPr>
-          <w:b w:val="0"/>
-        </w:rPr>
-        <w:t>, and limitation. Connect this record to last week’s record; a matching answer without a trace is insufficient.</w:t>
+        <w:pStyle w:val="Heading2"/>
+      </w:pPr>
+      <w:r>
+        <w:t>W2 Trace the worked case</w:t>
       </w:r>
     </w:p>
     <w:p>
@@ -3409,19 +3726,7 @@
         <w:rPr>
           <w:b w:val="0"/>
         </w:rPr>
-        <w:t xml:space="preserve">Provide an </w:t>
-      </w:r>
-      <w:r>
-        <w:rPr>
-          <w:b/>
-        </w:rPr>
-        <w:t>input</w:t>
-      </w:r>
-      <w:r>
-        <w:rPr>
-          <w:b w:val="0"/>
-        </w:rPr>
-        <w:t>/procedure/result/limit frame and a calculator when needed. Ask students to identify the first step before completing the whole trace.</w:t>
+        <w:t>Conflict is detected, but no reviewer is assigned and the system silently books the first room. Show the intermediate steps and give the conclusion with its scope.</w:t>
       </w:r>
     </w:p>
     <w:p>
@@ -3432,42 +3737,15 @@
         <w:rPr>
           <w:b w:val="0"/>
         </w:rPr>
-        <w:t xml:space="preserve">Extension: compare two concrete variants of this </w:t>
-      </w:r>
-      <w:r>
-        <w:rPr>
-          <w:b/>
-        </w:rPr>
-        <w:t>mechanism</w:t>
-      </w:r>
-      <w:r>
-        <w:rPr>
-          <w:b w:val="0"/>
-        </w:rPr>
-        <w:t xml:space="preserve"> while holding unrelated conditions fixed; report both successful and unsuccessful outcomes.</w:t>
+        <w:t>Teacher explanation: Escalation is incomplete and booking unauthorised. Assign responsible coordinator, provide conflict packet and preserve review status.</w:t>
       </w:r>
     </w:p>
     <w:p>
       <w:pPr>
-        <w:spacing w:line="336" w:lineRule="auto" w:after="180"/>
-      </w:pPr>
-      <w:r>
-        <w:rPr>
-          <w:b w:val="0"/>
-        </w:rPr>
-        <w:t xml:space="preserve">Next connection: Accessibility and user feedback. Preserve the current case record and retrieve its </w:t>
-      </w:r>
-      <w:r>
-        <w:rPr>
-          <w:b/>
-        </w:rPr>
-        <w:t>evidence</w:t>
-      </w:r>
-      <w:r>
-        <w:rPr>
-          <w:b w:val="0"/>
-        </w:rPr>
-        <w:t xml:space="preserve"> boundary before moving on.</w:t>
+        <w:pStyle w:val="Heading2"/>
+      </w:pPr>
+      <w:r>
+        <w:t>W3 Audit the limit</w:t>
       </w:r>
     </w:p>
     <w:p>
@@ -3478,15 +3756,542 @@
         <w:rPr>
           <w:b w:val="0"/>
         </w:rPr>
-        <w:t>Retain the project ledger and assess a changed case after support. Check the relevant prerequisite before carrying this component forward.</w:t>
+        <w:t>A report omits this qualification: Escalation without a responsible actor and declared fallback cannot guarantee resolution. Explain how omitting it could change a reader's interpretation, and write an accurate replacement.</w:t>
       </w:r>
     </w:p>
     <w:p>
       <w:pPr>
+        <w:spacing w:line="336" w:lineRule="auto" w:after="180"/>
+      </w:pPr>
+      <w:r>
+        <w:rPr>
+          <w:b w:val="0"/>
+        </w:rPr>
+        <w:t>Teacher explanation: Escalation without a responsible actor and declared fallback cannot guarantee resolution.</w:t>
+      </w:r>
+    </w:p>
+    <w:p>
+      <w:pPr>
+        <w:spacing w:line="336" w:lineRule="auto" w:after="180"/>
+      </w:pPr>
+      <w:r>
+        <w:rPr>
+          <w:b w:val="0"/>
+        </w:rPr>
+        <w:t xml:space="preserve">State the observed result separately from the unverified or out-of-scope claim; preserve the original </w:t>
+      </w:r>
+      <w:r>
+        <w:rPr>
+          <w:b/>
+        </w:rPr>
+        <w:t>evidence</w:t>
+      </w:r>
+      <w:r>
+        <w:rPr>
+          <w:b w:val="0"/>
+        </w:rPr>
+        <w:t xml:space="preserve"> rather than inventing a missing fact.</w:t>
+      </w:r>
+    </w:p>
+    <w:p>
+      <w:pPr>
+        <w:pStyle w:val="Heading2"/>
+      </w:pPr>
+      <w:r>
+        <w:t>W5 Design a revealing follow-up</w:t>
+      </w:r>
+    </w:p>
+    <w:p>
+      <w:pPr>
+        <w:spacing w:line="336" w:lineRule="auto" w:after="180"/>
+      </w:pPr>
+      <w:r>
+        <w:rPr>
+          <w:b w:val="0"/>
+        </w:rPr>
+        <w:t>For the worked scenario, propose one additional case that could reveal a failure, describe its expected outcome before running it, and explain what would need to remain fixed for a fair comparison.</w:t>
+      </w:r>
+    </w:p>
+    <w:p>
+      <w:pPr>
+        <w:spacing w:line="336" w:lineRule="auto" w:after="180"/>
+      </w:pPr>
+      <w:r>
+        <w:rPr>
+          <w:b w:val="0"/>
+        </w:rPr>
+        <w:t>Do not reuse W4 as a new final test after receiving feedback.</w:t>
+      </w:r>
+    </w:p>
+    <w:p>
+      <w:pPr>
+        <w:spacing w:line="336" w:lineRule="auto" w:after="180"/>
+      </w:pPr>
+      <w:r>
+        <w:rPr>
+          <w:b w:val="0"/>
+        </w:rPr>
+        <w:t xml:space="preserve">Teacher explanation: Accept a concrete variant of the worked </w:t>
+      </w:r>
+      <w:r>
+        <w:rPr>
+          <w:b/>
+        </w:rPr>
+        <w:t>input</w:t>
+      </w:r>
+      <w:r>
+        <w:rPr>
+          <w:b w:val="0"/>
+        </w:rPr>
+        <w:t xml:space="preserve"> or a missing/conflicting/boundary condition, with an expectation derived from the declared procedure.</w:t>
+      </w:r>
+    </w:p>
+    <w:p>
+      <w:pPr>
+        <w:spacing w:line="336" w:lineRule="auto" w:after="180"/>
+      </w:pPr>
+      <w:r>
+        <w:rPr>
+          <w:b w:val="0"/>
+        </w:rPr>
+        <w:t xml:space="preserve">Require preserved settings, original </w:t>
+      </w:r>
+      <w:r>
+        <w:rPr>
+          <w:b/>
+        </w:rPr>
+        <w:t>output</w:t>
+      </w:r>
+      <w:r>
+        <w:rPr>
+          <w:b w:val="0"/>
+        </w:rPr>
+        <w:t>s and data roles. Escalation without a responsible actor and declared fallback cannot guarantee resolution.</w:t>
+      </w:r>
+    </w:p>
+    <w:p>
+      <w:pPr>
+        <w:spacing w:line="336" w:lineRule="auto" w:after="180"/>
+      </w:pPr>
+      <w:r>
+        <w:rPr>
+          <w:b w:val="0"/>
+        </w:rPr>
+        <w:t xml:space="preserve">The new case should test this particular </w:t>
+      </w:r>
+      <w:r>
+        <w:rPr>
+          <w:b/>
+        </w:rPr>
+        <w:t>mechanism</w:t>
+      </w:r>
+      <w:r>
+        <w:rPr>
+          <w:b w:val="0"/>
+        </w:rPr>
+        <w:t xml:space="preserve"> rather than merely restate the original result.</w:t>
+      </w:r>
+    </w:p>
+    <w:p>
+      <w:pPr>
+        <w:pStyle w:val="Heading2"/>
+      </w:pPr>
+      <w:r>
+        <w:t>Earlier wording, alternatives and picture transcripts · reference / check after trying</w:t>
+      </w:r>
+    </w:p>
+    <w:p>
+      <w:pPr>
         <w:pStyle w:val="Heading3"/>
       </w:pPr>
       <w:r>
-        <w:t>Plan the delayed return</w:t>
+        <w:t>Guided and exit questions</w:t>
+      </w:r>
+    </w:p>
+    <w:p>
+      <w:pPr>
+        <w:spacing w:line="336" w:lineRule="auto" w:after="180"/>
+      </w:pPr>
+      <w:r>
+        <w:rPr>
+          <w:b w:val="0"/>
+        </w:rPr>
+        <w:t>Guided: Escalation is incomplete and booking unauthorised. Assign responsible coordinator, provide conflict packet and preserve review status.</w:t>
+      </w:r>
+    </w:p>
+    <w:p>
+      <w:pPr>
+        <w:spacing w:line="336" w:lineRule="auto" w:after="180"/>
+      </w:pPr>
+      <w:r>
+        <w:rPr>
+          <w:b w:val="0"/>
+        </w:rPr>
+        <w:t>Qualification: Escalation without a responsible actor and declared fallback cannot guarantee resolution.</w:t>
+      </w:r>
+    </w:p>
+    <w:p>
+      <w:pPr>
+        <w:spacing w:line="336" w:lineRule="auto" w:after="180"/>
+      </w:pPr>
+      <w:r>
+        <w:rPr>
+          <w:b w:val="0"/>
+        </w:rPr>
+        <w:t xml:space="preserve">Exit: accept a concrete variation with its predicted outcome and a stated condition that would challenge the </w:t>
+      </w:r>
+      <w:r>
+        <w:rPr>
+          <w:b/>
+        </w:rPr>
+        <w:t>mechanism</w:t>
+      </w:r>
+      <w:r>
+        <w:rPr>
+          <w:b w:val="0"/>
+        </w:rPr>
+        <w:t xml:space="preserve">; reject a claim resting on unmeasured </w:t>
+      </w:r>
+      <w:r>
+        <w:rPr>
+          <w:b/>
+        </w:rPr>
+        <w:t>evidence</w:t>
+      </w:r>
+      <w:r>
+        <w:rPr>
+          <w:b w:val="0"/>
+        </w:rPr>
+        <w:t>.</w:t>
+      </w:r>
+    </w:p>
+    <w:p>
+      <w:pPr>
+        <w:pStyle w:val="Heading3"/>
+      </w:pPr>
+      <w:r>
+        <w:t>W1 Explain the mechanism</w:t>
+      </w:r>
+    </w:p>
+    <w:p>
+      <w:pPr>
+        <w:pStyle w:val="Heading3"/>
+      </w:pPr>
+      <w:r>
+        <w:t>W2 Trace the worked case</w:t>
+      </w:r>
+    </w:p>
+    <w:p>
+      <w:pPr>
+        <w:pStyle w:val="Heading3"/>
+      </w:pPr>
+      <w:r>
+        <w:t>W3 Audit the limit</w:t>
+      </w:r>
+    </w:p>
+    <w:p>
+      <w:pPr>
+        <w:pStyle w:val="Heading3"/>
+      </w:pPr>
+      <w:r>
+        <w:t>W4 Apply a new case independently</w:t>
+      </w:r>
+    </w:p>
+    <w:p>
+      <w:pPr>
+        <w:spacing w:line="336" w:lineRule="auto" w:after="180"/>
+      </w:pPr>
+      <w:r>
+        <w:rPr>
+          <w:b w:val="0"/>
+        </w:rPr>
+        <w:t>Reviewer deadline is 16:00; no reply by 16:00. Policy says remain pending, not auto-approve. Decide.</w:t>
+      </w:r>
+    </w:p>
+    <w:p>
+      <w:pPr>
+        <w:spacing w:line="336" w:lineRule="auto" w:after="180"/>
+      </w:pPr>
+      <w:r>
+        <w:rPr>
+          <w:b w:val="0"/>
+        </w:rPr>
+        <w:t>Teacher explanation: Keep pending/review outcome; elapsed time is not approval. Notify through only the separately authorised channel if configured.</w:t>
+      </w:r>
+    </w:p>
+    <w:p>
+      <w:pPr>
+        <w:pStyle w:val="Heading3"/>
+      </w:pPr>
+      <w:r>
+        <w:t>W5 Design a revealing follow-up</w:t>
+      </w:r>
+    </w:p>
+    <w:p>
+      <w:pPr>
+        <w:pStyle w:val="Heading3"/>
+      </w:pPr>
+      <w:r>
+        <w:t>Independent assessment and fresh retry</w:t>
+      </w:r>
+    </w:p>
+    <w:p>
+      <w:pPr>
+        <w:spacing w:line="336" w:lineRule="auto" w:after="180"/>
+      </w:pPr>
+      <w:r>
+        <w:rPr>
+          <w:b w:val="0"/>
+        </w:rPr>
+        <w:t>W4: Keep pending/review outcome; elapsed time is not approval. Notify through only the separately authorised channel if configured. Require intermediate reasoning and the stated scope.</w:t>
+      </w:r>
+    </w:p>
+    <w:p>
+      <w:pPr>
+        <w:spacing w:line="336" w:lineRule="auto" w:after="180"/>
+      </w:pPr>
+      <w:r>
+        <w:rPr>
+          <w:b w:val="0"/>
+        </w:rPr>
+        <w:t>Fresh retry: Review deadline passes with no response; fallback explicitly denies action. Expected reasoning: Deny action according to policy; do not infer approval from silence.</w:t>
+      </w:r>
+    </w:p>
+    <w:p>
+      <w:pPr>
+        <w:spacing w:line="336" w:lineRule="auto" w:after="180"/>
+      </w:pPr>
+      <w:r>
+        <w:rPr>
+          <w:b w:val="0"/>
+        </w:rPr>
+        <w:t>If students need support, record it and reassess with another new case rather than awarding independence to a copied answer.</w:t>
+      </w:r>
+    </w:p>
+    <w:p>
+      <w:pPr>
+        <w:pStyle w:val="Heading3"/>
+      </w:pPr>
+      <w:r>
+        <w:t>Assess independent transfer</w:t>
+      </w:r>
+    </w:p>
+    <w:p>
+      <w:pPr>
+        <w:pStyle w:val="Heading3"/>
+      </w:pPr>
+      <w:r>
+        <w:t>Selected case answer</w:t>
+      </w:r>
+    </w:p>
+    <w:p>
+      <w:pPr>
+        <w:pStyle w:val="Heading3"/>
+      </w:pPr>
+      <w:r>
+        <w:t>Feedback that the learner uses</w:t>
+      </w:r>
+    </w:p>
+    <w:p>
+      <w:pPr>
+        <w:pStyle w:val="Heading1"/>
+      </w:pPr>
+      <w:r>
+        <w:t>06. Connect, support and revisit service design</w:t>
+      </w:r>
+    </w:p>
+    <w:p>
+      <w:r>
+        <w:t>Use saved evidence and boundary decisions to choose the next step.</w:t>
+      </w:r>
+    </w:p>
+    <w:p>
+      <w:pPr>
+        <w:pStyle w:val="Heading2"/>
+      </w:pPr>
+      <w:r>
+        <w:t>Project and next-week bridge</w:t>
+      </w:r>
+    </w:p>
+    <w:p>
+      <w:pPr>
+        <w:spacing w:line="336" w:lineRule="auto" w:after="180"/>
+      </w:pPr>
+      <w:r>
+        <w:rPr>
+          <w:b w:val="0"/>
+        </w:rPr>
+        <w:t xml:space="preserve">Add a labelled human escalation workflows </w:t>
+      </w:r>
+      <w:r>
+        <w:rPr>
+          <w:b/>
+        </w:rPr>
+        <w:t>evidence</w:t>
+      </w:r>
+      <w:r>
+        <w:rPr>
+          <w:b w:val="0"/>
+        </w:rPr>
+        <w:t xml:space="preserve"> sheet to Grounded Learning Service. Show how you can explain the </w:t>
+      </w:r>
+      <w:r>
+        <w:rPr>
+          <w:b/>
+        </w:rPr>
+        <w:t>mechanism</w:t>
+      </w:r>
+      <w:r>
+        <w:rPr>
+          <w:b w:val="0"/>
+        </w:rPr>
+        <w:t xml:space="preserve"> and terminology of human escalation workflows.</w:t>
+      </w:r>
+    </w:p>
+    <w:p>
+      <w:pPr>
+        <w:spacing w:line="336" w:lineRule="auto" w:after="180"/>
+      </w:pPr>
+      <w:r>
+        <w:rPr>
+          <w:b w:val="0"/>
+        </w:rPr>
+        <w:t xml:space="preserve">Use the supplied fictional case and keep its </w:t>
+      </w:r>
+      <w:r>
+        <w:rPr>
+          <w:b/>
+        </w:rPr>
+        <w:t>input</w:t>
+      </w:r>
+      <w:r>
+        <w:rPr>
+          <w:b w:val="0"/>
+        </w:rPr>
+        <w:t xml:space="preserve">s, intermediate steps, calculation or </w:t>
+      </w:r>
+      <w:r>
+        <w:rPr>
+          <w:b/>
+        </w:rPr>
+        <w:t>prediction</w:t>
+      </w:r>
+      <w:r>
+        <w:rPr>
+          <w:b w:val="0"/>
+        </w:rPr>
+        <w:t>, and limitation. Connect this record to last week’s record; a matching answer without a trace is insufficient.</w:t>
+      </w:r>
+    </w:p>
+    <w:p>
+      <w:pPr>
+        <w:spacing w:line="336" w:lineRule="auto" w:after="180"/>
+      </w:pPr>
+      <w:r>
+        <w:rPr>
+          <w:b w:val="0"/>
+        </w:rPr>
+        <w:t xml:space="preserve">Provide an </w:t>
+      </w:r>
+      <w:r>
+        <w:rPr>
+          <w:b/>
+        </w:rPr>
+        <w:t>input</w:t>
+      </w:r>
+      <w:r>
+        <w:rPr>
+          <w:b w:val="0"/>
+        </w:rPr>
+        <w:t>/procedure/result/limit frame and a calculator when needed. Ask students to identify the first step before completing the whole trace.</w:t>
+      </w:r>
+    </w:p>
+    <w:p>
+      <w:pPr>
+        <w:spacing w:line="336" w:lineRule="auto" w:after="180"/>
+      </w:pPr>
+      <w:r>
+        <w:rPr>
+          <w:b w:val="0"/>
+        </w:rPr>
+        <w:t xml:space="preserve">Extension: compare two concrete variants of this </w:t>
+      </w:r>
+      <w:r>
+        <w:rPr>
+          <w:b/>
+        </w:rPr>
+        <w:t>mechanism</w:t>
+      </w:r>
+      <w:r>
+        <w:rPr>
+          <w:b w:val="0"/>
+        </w:rPr>
+        <w:t xml:space="preserve"> while holding unrelated conditions fixed; report both successful and unsuccessful outcomes.</w:t>
+      </w:r>
+    </w:p>
+    <w:p>
+      <w:pPr>
+        <w:spacing w:line="336" w:lineRule="auto" w:after="180"/>
+      </w:pPr>
+      <w:r>
+        <w:rPr>
+          <w:b w:val="0"/>
+        </w:rPr>
+        <w:t xml:space="preserve">Next connection: Accessibility and user feedback. Preserve the current case record and retrieve its </w:t>
+      </w:r>
+      <w:r>
+        <w:rPr>
+          <w:b/>
+        </w:rPr>
+        <w:t>evidence</w:t>
+      </w:r>
+      <w:r>
+        <w:rPr>
+          <w:b w:val="0"/>
+        </w:rPr>
+        <w:t xml:space="preserve"> boundary before moving on.</w:t>
+      </w:r>
+    </w:p>
+    <w:p>
+      <w:pPr>
+        <w:spacing w:line="336" w:lineRule="auto" w:after="180"/>
+      </w:pPr>
+      <w:r>
+        <w:rPr>
+          <w:b w:val="0"/>
+        </w:rPr>
+        <w:t>Retain the project ledger and assess a changed case after support. Check the relevant prerequisite before carrying this component forward.</w:t>
+      </w:r>
+    </w:p>
+    <w:p>
+      <w:pPr>
+        <w:spacing w:line="336" w:lineRule="auto" w:after="180"/>
+      </w:pPr>
+      <w:r>
+        <w:rPr>
+          <w:b w:val="0"/>
+        </w:rPr>
+        <w:t xml:space="preserve">For the Grounded Learning Service, retain an annotated trace and the changed-case result. Name the contract or </w:t>
+      </w:r>
+      <w:r>
+        <w:rPr>
+          <w:b/>
+        </w:rPr>
+        <w:t>evidence</w:t>
+      </w:r>
+      <w:r>
+        <w:rPr>
+          <w:b w:val="0"/>
+        </w:rPr>
+        <w:t xml:space="preserve"> that makes the deciding step valid, so another team can review it.</w:t>
+      </w:r>
+    </w:p>
+    <w:p>
+      <w:pPr>
+        <w:pStyle w:val="Heading2"/>
+      </w:pPr>
+      <w:r>
+        <w:t>Delayed return and support record</w:t>
       </w:r>
     </w:p>
     <w:p>
@@ -3703,60 +4508,60 @@
     </w:p>
     <w:p>
       <w:pPr>
-        <w:pStyle w:val="Heading3"/>
-      </w:pPr>
-      <w:r>
-        <w:t>Project evidence from this case</w:t>
+        <w:pStyle w:val="Heading2"/>
+      </w:pPr>
+      <w:r>
+        <w:t>Earlier wording, alternatives and picture transcripts · reference / check after trying</w:t>
       </w:r>
     </w:p>
     <w:p>
       <w:pPr>
-        <w:spacing w:line="336" w:lineRule="auto" w:after="180"/>
-      </w:pPr>
-      <w:r>
-        <w:rPr>
-          <w:b w:val="0"/>
-        </w:rPr>
-        <w:t xml:space="preserve">For the Grounded Learning Service, retain an annotated trace and the changed-case result. Name the contract or </w:t>
-      </w:r>
-      <w:r>
-        <w:rPr>
-          <w:b/>
-        </w:rPr>
-        <w:t>evidence</w:t>
-      </w:r>
-      <w:r>
-        <w:rPr>
-          <w:b w:val="0"/>
-        </w:rPr>
-        <w:t xml:space="preserve"> that makes the deciding step valid, so another team can review it.</w:t>
+        <w:pStyle w:val="Heading3"/>
+      </w:pPr>
+      <w:r>
+        <w:t>Plan the delayed return</w:t>
       </w:r>
     </w:p>
     <w:p>
       <w:pPr>
-        <w:pStyle w:val="Heading1"/>
-      </w:pPr>
-      <w:r>
-        <w:t>07. Prepare, teach and assess</w:t>
+        <w:pStyle w:val="Heading3"/>
+      </w:pPr>
+      <w:r>
+        <w:t>Project evidence from this case</w:t>
       </w:r>
     </w:p>
     <w:p>
-      <w:r>
-        <w:t>Use this preparation summary alongside the detailed Human escalation workflows lesson; it is a checklist rather than a replacement for the full sequence.</w:t>
+      <w:pPr>
+        <w:pStyle w:val="Heading1"/>
+      </w:pPr>
+      <w:r>
+        <w:t>Reference bank and extra practice</w:t>
       </w:r>
     </w:p>
     <w:p>
       <w:pPr>
-        <w:pStyle w:val="Heading3"/>
-      </w:pPr>
-      <w:r>
-        <w:t>Teaching target</w:t>
+        <w:pStyle w:val="Heading1"/>
+      </w:pPr>
+      <w:r>
+        <w:t>07. Reference · Alternative planning checklist</w:t>
       </w:r>
     </w:p>
     <w:p>
+      <w:r>
+        <w:t>Use alongside the main route when helpful.</w:t>
+      </w:r>
+    </w:p>
+    <w:p>
+      <w:pPr>
+        <w:pStyle w:val="Heading2"/>
+      </w:pPr>
+      <w:r>
+        <w:t>Planning,assessment and project reminders</w:t>
+      </w:r>
+    </w:p>
+    <w:p>
       <w:pPr>
         <w:spacing w:line="336" w:lineRule="auto" w:after="180"/>
-        <w:shd w:fill="EDF7F3"/>
       </w:pPr>
       <w:r>
         <w:rPr>
@@ -3956,22 +4761,24 @@
     </w:p>
     <w:p>
       <w:pPr>
-        <w:pStyle w:val="Heading3"/>
-      </w:pPr>
-      <w:r>
-        <w:t>Supported practice answer</w:t>
+        <w:spacing w:line="336" w:lineRule="auto" w:after="180"/>
+      </w:pPr>
+      <w:r>
+        <w:rPr>
+          <w:b w:val="0"/>
+        </w:rPr>
+        <w:t>Reasoned practice answer: Teacher explanation: Escalation is incomplete and booking unauthorised. Assign responsible coordinator, provide conflict packet and preserve review status.</w:t>
       </w:r>
     </w:p>
     <w:p>
       <w:pPr>
         <w:spacing w:line="336" w:lineRule="auto" w:after="180"/>
-        <w:shd w:fill="F1F6FC"/>
       </w:pPr>
       <w:r>
         <w:rPr>
           <w:b w:val="0"/>
         </w:rPr>
-        <w:t>Reasoned practice answer: Teacher explanation: Escalation is incomplete and booking unauthorised. Assign responsible coordinator, provide conflict packet and preserve review status.</w:t>
+        <w:t>Check every learner before discussion: Use the worked case for Human escalation workflows. Proposed explanation: “The worked result establishes every future case”. Decide whether this explanation is supported.</w:t>
       </w:r>
     </w:p>
     <w:p>
@@ -3982,7 +4789,7 @@
         <w:rPr>
           <w:b w:val="0"/>
         </w:rPr>
-        <w:t>Check every learner before discussion: Use the worked case for Human escalation workflows. Proposed explanation: “The worked result establishes every future case”. Decide whether this explanation is supported.</w:t>
+        <w:t>Point to the step or supplied fact that decides; explain your repair if needed.</w:t>
       </w:r>
     </w:p>
     <w:p>
@@ -3993,117 +4800,69 @@
         <w:rPr>
           <w:b w:val="0"/>
         </w:rPr>
-        <w:t>Point to the step or supplied fact that decides; explain your repair if needed.</w:t>
+        <w:t>Misconception repair: Escalation without a responsible actor and declared fallback cannot guarantee resolution.</w:t>
       </w:r>
     </w:p>
     <w:p>
       <w:pPr>
-        <w:pStyle w:val="Heading3"/>
-      </w:pPr>
-      <w:r>
-        <w:t>Repair the misconception</w:t>
+        <w:spacing w:line="336" w:lineRule="auto" w:after="180"/>
+      </w:pPr>
+      <w:r>
+        <w:rPr>
+          <w:b w:val="0"/>
+        </w:rPr>
+        <w:t xml:space="preserve">Support: read the exact case aloud, enlarge the labelled picture, supply </w:t>
+      </w:r>
+      <w:r>
+        <w:rPr>
+          <w:b/>
+        </w:rPr>
+        <w:t>input</w:t>
+      </w:r>
+      <w:r>
+        <w:rPr>
+          <w:b w:val="0"/>
+        </w:rPr>
+        <w:t xml:space="preserve"> cards and model only the first deciding step. Accept a spoken explanation or drawing; retain the reasoning goal.</w:t>
       </w:r>
     </w:p>
     <w:p>
       <w:pPr>
         <w:spacing w:line="336" w:lineRule="auto" w:after="180"/>
-        <w:shd w:fill="FFF5E6"/>
       </w:pPr>
       <w:r>
         <w:rPr>
           <w:b w:val="0"/>
         </w:rPr>
-        <w:t>Misconception repair: Escalation without a responsible actor and declared fallback cannot guarantee resolution.</w:t>
+        <w:t xml:space="preserve">Extension: No supervisor is currently reachable. Require a </w:t>
+      </w:r>
+      <w:r>
+        <w:rPr>
+          <w:b/>
+        </w:rPr>
+        <w:t>prediction</w:t>
+      </w:r>
+      <w:r>
+        <w:rPr>
+          <w:b w:val="0"/>
+        </w:rPr>
+        <w:t xml:space="preserve"> and a reason before comparing. Expected result: State unresolved status and use the institution’s approved waiting procedure.</w:t>
       </w:r>
     </w:p>
     <w:p>
       <w:pPr>
-        <w:pStyle w:val="Heading3"/>
-      </w:pPr>
-      <w:r>
-        <w:t>Support without giving away the answer</w:t>
+        <w:spacing w:line="336" w:lineRule="auto" w:after="180"/>
+      </w:pPr>
+      <w:r>
+        <w:rPr>
+          <w:b w:val="0"/>
+        </w:rPr>
+        <w:t>Reason: Lack of a human reply does not expand the bot’s authority.</w:t>
       </w:r>
     </w:p>
     <w:p>
       <w:pPr>
         <w:spacing w:line="336" w:lineRule="auto" w:after="180"/>
-        <w:shd w:fill="F1F6F8"/>
-      </w:pPr>
-      <w:r>
-        <w:rPr>
-          <w:b w:val="0"/>
-        </w:rPr>
-        <w:t xml:space="preserve">Support: read the exact case aloud, enlarge the labelled picture, supply </w:t>
-      </w:r>
-      <w:r>
-        <w:rPr>
-          <w:b/>
-        </w:rPr>
-        <w:t>input</w:t>
-      </w:r>
-      <w:r>
-        <w:rPr>
-          <w:b w:val="0"/>
-        </w:rPr>
-        <w:t xml:space="preserve"> cards and model only the first deciding step. Accept a spoken explanation or drawing; retain the reasoning goal.</w:t>
-      </w:r>
-    </w:p>
-    <w:p>
-      <w:pPr>
-        <w:pStyle w:val="Heading3"/>
-      </w:pPr>
-      <w:r>
-        <w:t>Extend the reasoning</w:t>
-      </w:r>
-    </w:p>
-    <w:p>
-      <w:pPr>
-        <w:spacing w:line="336" w:lineRule="auto" w:after="180"/>
-        <w:shd w:fill="F5F1FB"/>
-      </w:pPr>
-      <w:r>
-        <w:rPr>
-          <w:b w:val="0"/>
-        </w:rPr>
-        <w:t xml:space="preserve">Extension: No supervisor is currently reachable. Require a </w:t>
-      </w:r>
-      <w:r>
-        <w:rPr>
-          <w:b/>
-        </w:rPr>
-        <w:t>prediction</w:t>
-      </w:r>
-      <w:r>
-        <w:rPr>
-          <w:b w:val="0"/>
-        </w:rPr>
-        <w:t xml:space="preserve"> and a reason before comparing. Expected result: State unresolved status and use the institution’s approved waiting procedure.</w:t>
-      </w:r>
-    </w:p>
-    <w:p>
-      <w:pPr>
-        <w:spacing w:line="336" w:lineRule="auto" w:after="180"/>
-        <w:shd w:fill="F5F1FB"/>
-      </w:pPr>
-      <w:r>
-        <w:rPr>
-          <w:b w:val="0"/>
-        </w:rPr>
-        <w:t>Reason: Lack of a human reply does not expand the bot’s authority.</w:t>
-      </w:r>
-    </w:p>
-    <w:p>
-      <w:pPr>
-        <w:pStyle w:val="Heading3"/>
-      </w:pPr>
-      <w:r>
-        <w:t>Protect the independent attempt</w:t>
-      </w:r>
-    </w:p>
-    <w:p>
-      <w:pPr>
-        <w:spacing w:line="336" w:lineRule="auto" w:after="180"/>
-        <w:shd w:fill="FFF5E6"/>
       </w:pPr>
       <w:r>
         <w:rPr>
@@ -4298,22 +5057,36 @@
     </w:tbl>
     <w:p>
       <w:pPr>
-        <w:pStyle w:val="Heading3"/>
-      </w:pPr>
-      <w:r>
-        <w:t>Project checkpoint</w:t>
+        <w:spacing w:line="336" w:lineRule="auto" w:after="180"/>
+      </w:pPr>
+      <w:r>
+        <w:rPr>
+          <w:b w:val="0"/>
+        </w:rPr>
+        <w:t xml:space="preserve">Project checkpoint: Prepare the demonstration. Gather reproducible instructions, </w:t>
+      </w:r>
+      <w:r>
+        <w:rPr>
+          <w:b/>
+        </w:rPr>
+        <w:t>evidence</w:t>
+      </w:r>
+      <w:r>
+        <w:rPr>
+          <w:b w:val="0"/>
+        </w:rPr>
+        <w:t>, access checks and remaining limitations.</w:t>
       </w:r>
     </w:p>
     <w:p>
       <w:pPr>
         <w:spacing w:line="336" w:lineRule="auto" w:after="180"/>
-        <w:shd w:fill="EDF7F3"/>
       </w:pPr>
       <w:r>
         <w:rPr>
           <w:b w:val="0"/>
         </w:rPr>
-        <w:t xml:space="preserve">Project checkpoint: Prepare the demonstration. Gather reproducible instructions, </w:t>
+        <w:t xml:space="preserve">Use the weekly teacher answer for topic-specific reasoning. A saved progress tick is an activity record; judge mastery from the learner’s explanation and </w:t>
       </w:r>
       <w:r>
         <w:rPr>
@@ -4325,43 +5098,28 @@
         <w:rPr>
           <w:b w:val="0"/>
         </w:rPr>
-        <w:t>, access checks and remaining limitations.</w:t>
+        <w:t>.</w:t>
       </w:r>
     </w:p>
     <w:p>
       <w:pPr>
-        <w:spacing w:line="336" w:lineRule="auto" w:after="180"/>
-      </w:pPr>
-      <w:r>
-        <w:rPr>
-          <w:b w:val="0"/>
-        </w:rPr>
-        <w:t xml:space="preserve">Use the weekly teacher answer for topic-specific reasoning. A saved progress tick is an activity record; judge mastery from the learner’s explanation and </w:t>
-      </w:r>
-      <w:r>
-        <w:rPr>
-          <w:b/>
-        </w:rPr>
-        <w:t>evidence</w:t>
-      </w:r>
-      <w:r>
-        <w:rPr>
-          <w:b w:val="0"/>
-        </w:rPr>
-        <w:t>.</w:t>
+        <w:pStyle w:val="Heading1"/>
+      </w:pPr>
+      <w:r>
+        <w:t>08. Reference · Feedback,labs and repair paths</w:t>
       </w:r>
     </w:p>
     <w:p>
-      <w:pPr>
-        <w:pStyle w:val="Heading1"/>
-      </w:pPr>
-      <w:r>
-        <w:t>08. Use feedback, labs and repair paths</w:t>
+      <w:r>
+        <w:t>Retain the first attempt and the evidence used for a repair.</w:t>
       </w:r>
     </w:p>
     <w:p>
-      <w:r>
-        <w:t>Use feedback, earlier review and portfolios purposefully. Apply the coding routine only when this lesson has an executable lab.</w:t>
+      <w:pPr>
+        <w:pStyle w:val="Heading2"/>
+      </w:pPr>
+      <w:r>
+        <w:t>Feedback and record guidance</w:t>
       </w:r>
     </w:p>
     <w:p>
@@ -4399,40 +5157,42 @@
       </w:r>
     </w:p>
     <w:p>
-      <w:pPr>
-        <w:pStyle w:val="Heading3"/>
-      </w:pPr>
-      <w:r>
-        <w:t>For later coding lessons</w:t>
+      <w:r>
+        <w:t>This week has no code block. Use this routine when a later lesson includes an executable lab.</w:t>
       </w:r>
     </w:p>
     <w:p>
-      <w:r>
-        <w:t>This week has no code block. Use this routine when a later lesson includes an executable lab.</w:t>
+      <w:pPr>
+        <w:spacing w:line="336" w:lineRule="auto" w:after="180"/>
+      </w:pPr>
+      <w:r>
+        <w:rPr>
+          <w:b w:val="0"/>
+        </w:rPr>
+        <w:t xml:space="preserve">Ask students to predict before running code. Preserve errors and actual </w:t>
+      </w:r>
+      <w:r>
+        <w:rPr>
+          <w:b/>
+        </w:rPr>
+        <w:t>output</w:t>
+      </w:r>
+      <w:r>
+        <w:rPr>
+          <w:b w:val="0"/>
+        </w:rPr>
+        <w:t>s; collect a changed test and an explanation. The branch-boundary and indexing lessons deliberately include failure cases.</w:t>
       </w:r>
     </w:p>
     <w:p>
       <w:pPr>
         <w:spacing w:line="336" w:lineRule="auto" w:after="180"/>
-        <w:shd w:fill="F1F6F8"/>
       </w:pPr>
       <w:r>
         <w:rPr>
           <w:b w:val="0"/>
         </w:rPr>
-        <w:t xml:space="preserve">Ask students to predict before running code. Preserve errors and actual </w:t>
-      </w:r>
-      <w:r>
-        <w:rPr>
-          <w:b/>
-        </w:rPr>
-        <w:t>output</w:t>
-      </w:r>
-      <w:r>
-        <w:rPr>
-          <w:b w:val="0"/>
-        </w:rPr>
-        <w:t>s; collect a changed test and an explanation. The branch-boundary and indexing lessons deliberately include failure cases.</w:t>
+        <w:t>Use the earlier worked-explanation links to address a specific missing building block, then return to the current question. Adapt this suggestion after observing the learner; it is not an automatic diagnosis.</w:t>
       </w:r>
     </w:p>
     <w:p>
@@ -4443,71 +5203,37 @@
         <w:rPr>
           <w:b w:val="0"/>
         </w:rPr>
-        <w:t>Use the earlier worked-explanation links to address a specific missing building block, then return to the current question. Adapt this suggestion after observing the learner; it is not an automatic diagnosis.</w:t>
+        <w:t xml:space="preserve">Collect the completed-work portfolio as </w:t>
+      </w:r>
+      <w:r>
+        <w:rPr>
+          <w:b/>
+        </w:rPr>
+        <w:t>evidence</w:t>
+      </w:r>
+      <w:r>
+        <w:rPr>
+          <w:b w:val="0"/>
+        </w:rPr>
+        <w:t>. Record support separately from correctness, and assess explanation, trace/test and limitations. Progress ticks and quiz selections alone do not establish mastery.</w:t>
       </w:r>
     </w:p>
     <w:p>
       <w:pPr>
-        <w:spacing w:line="336" w:lineRule="auto" w:after="180"/>
-      </w:pPr>
-      <w:r>
-        <w:rPr>
-          <w:b w:val="0"/>
-        </w:rPr>
-        <w:t xml:space="preserve">Collect the completed-work portfolio as </w:t>
-      </w:r>
-      <w:r>
-        <w:rPr>
-          <w:b/>
-        </w:rPr>
-        <w:t>evidence</w:t>
-      </w:r>
-      <w:r>
-        <w:rPr>
-          <w:b w:val="0"/>
-        </w:rPr>
-        <w:t>. Record support separately from correctness, and assess explanation, trace/test and limitations. Progress ticks and quiz selections alone do not establish mastery.</w:t>
+        <w:pStyle w:val="Heading1"/>
+      </w:pPr>
+      <w:r>
+        <w:t>09. Reference · Teach with the six pictures</w:t>
       </w:r>
     </w:p>
     <w:p>
-      <w:pPr>
-        <w:pStyle w:val="Heading1"/>
-      </w:pPr>
-      <w:r>
-        <w:t>09. Visual concept journey</w:t>
+      <w:r>
+        <w:t>Choose one picture for a particular reasoning move.</w:t>
       </w:r>
     </w:p>
     <w:p>
-      <w:r>
-        <w:t>Show one Human escalation workflows graphic at a time, request a prediction and discuss its trace before the independent assessment.</w:t>
-      </w:r>
-    </w:p>
-    <w:p>
-      <w:pPr>
-        <w:spacing w:line="336" w:lineRule="auto" w:after="180"/>
-      </w:pPr>
-      <w:r>
-        <w:rPr>
-          <w:b w:val="0"/>
-        </w:rPr>
-        <w:t xml:space="preserve">Use one picture at a time. Hide a worked result before asking for a </w:t>
-      </w:r>
-      <w:r>
-        <w:rPr>
-          <w:b/>
-        </w:rPr>
-        <w:t>prediction</w:t>
-      </w:r>
-      <w:r>
-        <w:rPr>
-          <w:b w:val="0"/>
-        </w:rPr>
-        <w:t>, then reveal it for feedback. These are supported teaching cases; retain the separate independent assessment for a fresh first attempt.</w:t>
-      </w:r>
-    </w:p>
-    <w:p>
-      <w:pPr>
-        <w:pStyle w:val="Heading3"/>
+      <w:pPr>
+        <w:pStyle w:val="Heading2"/>
       </w:pPr>
       <w:r>
         <w:t>01. Human escalation workflows: the case</w:t>
@@ -4518,7 +5244,7 @@
         <w:drawing>
           <wp:inline xmlns:a="http://schemas.openxmlformats.org/drawingml/2006/main" xmlns:pic="http://schemas.openxmlformats.org/drawingml/2006/picture">
             <wp:extent cx="5486400" cy="2834640"/>
-            <wp:docPr id="2" name="Picture 2" descr="A useful human handoff. A learner asks whether a damaged laboratory bottle is safe; the bot handles lesson notes only. Supplied facts: The contract excludes equipment certification. An assigned adult supervisor handles equipment concerns."/>
+            <wp:docPr id="3" name="Picture 3" descr="A useful human handoff. A learner asks whether a damaged laboratory bottle is safe; the bot handles lesson notes only. Supplied facts: The contract excludes equipment certification. An assigned adult supervisor handles equipment concerns."/>
             <wp:cNvGraphicFramePr>
               <a:graphicFrameLocks noChangeAspect="1"/>
             </wp:cNvGraphicFramePr>
@@ -4530,7 +5256,7 @@
                     <pic:cNvPicPr/>
                   </pic:nvPicPr>
                   <pic:blipFill>
-                    <a:blip r:embed="rId10"/>
+                    <a:blip r:embed="rId11"/>
                     <a:stretch>
                       <a:fillRect/>
                     </a:stretch>
@@ -4574,7 +5300,6 @@
     <w:p>
       <w:pPr>
         <w:spacing w:line="336" w:lineRule="auto" w:after="180"/>
-        <w:shd w:fill="F5F1FB"/>
       </w:pPr>
       <w:r>
         <w:rPr>
@@ -4585,27 +5310,18 @@
     </w:p>
     <w:p>
       <w:pPr>
-        <w:pStyle w:val="Heading3"/>
-      </w:pPr>
-      <w:r>
-        <w:t>Discuss while showing the picture</w:t>
+        <w:spacing w:line="336" w:lineRule="auto" w:after="180"/>
+      </w:pPr>
+      <w:r>
+        <w:rPr>
+          <w:b w:val="0"/>
+        </w:rPr>
+        <w:t>Teacher prompt: Point to the given fact that matters most. Explain why it matters. Ask learners to describe one label or arrow in ordinary words. Use the adjacent transcript if the image is difficult to see.</w:t>
       </w:r>
     </w:p>
     <w:p>
       <w:pPr>
-        <w:spacing w:line="336" w:lineRule="auto" w:after="180"/>
-        <w:shd w:fill="F1F6F8"/>
-      </w:pPr>
-      <w:r>
-        <w:rPr>
-          <w:b w:val="0"/>
-        </w:rPr>
-        <w:t>Teacher prompt: Point to the given fact that matters most. Explain why it matters. Ask learners to describe one label or arrow in ordinary words. Use the adjacent transcript if the image is difficult to see.</w:t>
-      </w:r>
-    </w:p>
-    <w:p>
-      <w:pPr>
-        <w:pStyle w:val="Heading3"/>
+        <w:pStyle w:val="Heading2"/>
       </w:pPr>
       <w:r>
         <w:t>02. Follow the deciding steps</w:t>
@@ -4616,7 +5332,7 @@
         <w:drawing>
           <wp:inline xmlns:a="http://schemas.openxmlformats.org/drawingml/2006/main" xmlns:pic="http://schemas.openxmlformats.org/drawingml/2006/picture">
             <wp:extent cx="5486400" cy="3182112"/>
-            <wp:docPr id="3" name="Picture 3" descr="Recognise boundary: The requested judgement is outside this service’s authority. → Route the question: Give the designated supervisor route without inventing a verdict. → Preserve reported facts: Record the concern as reported, not as a confirmed diagnosis."/>
+            <wp:docPr id="4" name="Picture 4" descr="Recognise boundary: The requested judgement is outside this service’s authority. → Route the question: Give the designated supervisor route without inventing a verdict. → Preserve reported facts: Record the concern as reported, not as a confirmed diagnosis."/>
             <wp:cNvGraphicFramePr>
               <a:graphicFrameLocks noChangeAspect="1"/>
             </wp:cNvGraphicFramePr>
@@ -4628,7 +5344,7 @@
                     <pic:cNvPicPr/>
                   </pic:nvPicPr>
                   <pic:blipFill>
-                    <a:blip r:embed="rId11"/>
+                    <a:blip r:embed="rId9"/>
                     <a:stretch>
                       <a:fillRect/>
                     </a:stretch>
@@ -4661,7 +5377,6 @@
     <w:p>
       <w:pPr>
         <w:spacing w:line="336" w:lineRule="auto" w:after="180"/>
-        <w:shd w:fill="F5F1FB"/>
       </w:pPr>
       <w:r>
         <w:rPr>
@@ -4684,39 +5399,30 @@
     </w:p>
     <w:p>
       <w:pPr>
-        <w:pStyle w:val="Heading3"/>
-      </w:pPr>
-      <w:r>
-        <w:t>Discuss while showing the picture</w:t>
+        <w:spacing w:line="336" w:lineRule="auto" w:after="180"/>
+      </w:pPr>
+      <w:r>
+        <w:rPr>
+          <w:b w:val="0"/>
+        </w:rPr>
+        <w:t xml:space="preserve">Teacher prompt: Point to each numbered stage and explain which recorded </w:t>
+      </w:r>
+      <w:r>
+        <w:rPr>
+          <w:b/>
+        </w:rPr>
+        <w:t>input</w:t>
+      </w:r>
+      <w:r>
+        <w:rPr>
+          <w:b w:val="0"/>
+        </w:rPr>
+        <w:t xml:space="preserve"> it uses. Ask learners to describe one label or arrow in ordinary words. Use the adjacent transcript if the image is difficult to see.</w:t>
       </w:r>
     </w:p>
     <w:p>
       <w:pPr>
-        <w:spacing w:line="336" w:lineRule="auto" w:after="180"/>
-        <w:shd w:fill="F1F6F8"/>
-      </w:pPr>
-      <w:r>
-        <w:rPr>
-          <w:b w:val="0"/>
-        </w:rPr>
-        <w:t xml:space="preserve">Teacher prompt: Point to each numbered stage and explain which recorded </w:t>
-      </w:r>
-      <w:r>
-        <w:rPr>
-          <w:b/>
-        </w:rPr>
-        <w:t>input</w:t>
-      </w:r>
-      <w:r>
-        <w:rPr>
-          <w:b w:val="0"/>
-        </w:rPr>
-        <w:t xml:space="preserve"> it uses. Ask learners to describe one label or arrow in ordinary words. Use the adjacent transcript if the image is difficult to see.</w:t>
-      </w:r>
-    </w:p>
-    <w:p>
-      <w:pPr>
-        <w:pStyle w:val="Heading3"/>
+        <w:pStyle w:val="Heading2"/>
       </w:pPr>
       <w:r>
         <w:t>03. Human escalation workflows — evidence trace</w:t>
@@ -4727,7 +5433,7 @@
         <w:drawing>
           <wp:inline xmlns:a="http://schemas.openxmlformats.org/drawingml/2006/main" xmlns:pic="http://schemas.openxmlformats.org/drawingml/2006/picture">
             <wp:extent cx="5486400" cy="2996184"/>
-            <wp:docPr id="4" name="Picture 4" descr="Human escalation workflows — evidence trace. Conflict is detected, but no reviewer is assigned and the system silently books the first room. | Toy workflow routes conflicting room approval to coordinator with source IDs and requested decision. While awaiting review the assistant returns needs_review and performs no booking. | Escalation is incomplete and booking unauthorised. Assign responsible coordinator, provide conflict packet and preserve review status."/>
+            <wp:docPr id="5" name="Picture 5" descr="Human escalation workflows — evidence trace. Conflict is detected, but no reviewer is assigned and the system silently books the first room. | Toy workflow routes conflicting room approval to coordinator with source IDs and requested decision. While awaiting review the assistant returns needs_review and performs no booking. | Escalation is incomplete and booking unauthorised. Assign responsible coordinator, provide conflict packet and preserve review status."/>
             <wp:cNvGraphicFramePr>
               <a:graphicFrameLocks noChangeAspect="1"/>
             </wp:cNvGraphicFramePr>
@@ -4806,7 +5512,6 @@
     <w:p>
       <w:pPr>
         <w:spacing w:line="336" w:lineRule="auto" w:after="180"/>
-        <w:shd w:fill="F5F1FB"/>
       </w:pPr>
       <w:r>
         <w:rPr>
@@ -4817,27 +5522,18 @@
     </w:p>
     <w:p>
       <w:pPr>
-        <w:pStyle w:val="Heading3"/>
-      </w:pPr>
-      <w:r>
-        <w:t>Discuss while showing the picture</w:t>
+        <w:spacing w:line="336" w:lineRule="auto" w:after="180"/>
+      </w:pPr>
+      <w:r>
+        <w:rPr>
+          <w:b w:val="0"/>
+        </w:rPr>
+        <w:t>Teacher prompt: Read the labels and values. Explain the relationship the model shows. Ask learners to describe one label or arrow in ordinary words. Use the adjacent transcript if the image is difficult to see.</w:t>
       </w:r>
     </w:p>
     <w:p>
       <w:pPr>
-        <w:spacing w:line="336" w:lineRule="auto" w:after="180"/>
-        <w:shd w:fill="F1F6F8"/>
-      </w:pPr>
-      <w:r>
-        <w:rPr>
-          <w:b w:val="0"/>
-        </w:rPr>
-        <w:t>Teacher prompt: Read the labels and values. Explain the relationship the model shows. Ask learners to describe one label or arrow in ordinary words. Use the adjacent transcript if the image is difficult to see.</w:t>
-      </w:r>
-    </w:p>
-    <w:p>
-      <w:pPr>
-        <w:pStyle w:val="Heading3"/>
+        <w:pStyle w:val="Heading2"/>
       </w:pPr>
       <w:r>
         <w:t>04. Change one thing. Trace what follows.</w:t>
@@ -4848,7 +5544,7 @@
         <w:drawing>
           <wp:inline xmlns:a="http://schemas.openxmlformats.org/drawingml/2006/main" xmlns:pic="http://schemas.openxmlformats.org/drawingml/2006/picture">
             <wp:extent cx="5486400" cy="3026664"/>
-            <wp:docPr id="5" name="Picture 5" descr="Original case: Record the concern as reported, not as a confirmed diagnosis. Changed condition: No supervisor is currently reachable. Expected result: State unresolved status and use the institution’s approved waiting procedure. Reason: Lack of a human reply does not expand the bot’s authority."/>
+            <wp:docPr id="6" name="Picture 6" descr="Original case: Record the concern as reported, not as a confirmed diagnosis. Changed condition: No supervisor is currently reachable. Expected result: State unresolved status and use the institution’s approved waiting procedure. Reason: Lack of a human reply does not expand the bot’s authority."/>
             <wp:cNvGraphicFramePr>
               <a:graphicFrameLocks noChangeAspect="1"/>
             </wp:cNvGraphicFramePr>
@@ -4904,7 +5600,6 @@
     <w:p>
       <w:pPr>
         <w:spacing w:line="336" w:lineRule="auto" w:after="180"/>
-        <w:shd w:fill="F5F1FB"/>
       </w:pPr>
       <w:r>
         <w:rPr>
@@ -4915,39 +5610,29 @@
     </w:p>
     <w:p>
       <w:pPr>
-        <w:pStyle w:val="Heading3"/>
-      </w:pPr>
-      <w:r>
-        <w:t>Discuss while showing the picture</w:t>
+        <w:spacing w:line="336" w:lineRule="auto" w:after="180"/>
+      </w:pPr>
+      <w:r>
+        <w:rPr>
+          <w:b w:val="0"/>
+        </w:rPr>
+        <w:t>Teacher prompt: Predict before checking the worked changed-case result. Name what changed and what the supplied facts allow you to conclude. Ask learners to describe one label or arrow in ordinary words.</w:t>
       </w:r>
     </w:p>
     <w:p>
       <w:pPr>
         <w:spacing w:line="336" w:lineRule="auto" w:after="180"/>
-        <w:shd w:fill="F1F6F8"/>
       </w:pPr>
       <w:r>
         <w:rPr>
           <w:b w:val="0"/>
         </w:rPr>
-        <w:t>Teacher prompt: Predict before checking the worked changed-case result. Name what changed and what the supplied facts allow you to conclude. Ask learners to describe one label or arrow in ordinary words.</w:t>
+        <w:t>Use the adjacent transcript if the image is difficult to see. Changed-case reasoning: Lack of a human reply does not expand the bot’s authority.</w:t>
       </w:r>
     </w:p>
     <w:p>
       <w:pPr>
-        <w:spacing w:line="336" w:lineRule="auto" w:after="180"/>
-        <w:shd w:fill="F1F6F8"/>
-      </w:pPr>
-      <w:r>
-        <w:rPr>
-          <w:b w:val="0"/>
-        </w:rPr>
-        <w:t>Use the adjacent transcript if the image is difficult to see. Changed-case reasoning: Lack of a human reply does not expand the bot’s authority.</w:t>
-      </w:r>
-    </w:p>
-    <w:p>
-      <w:pPr>
-        <w:pStyle w:val="Heading3"/>
+        <w:pStyle w:val="Heading2"/>
       </w:pPr>
       <w:r>
         <w:t>05. Connect the explanation to its limit</w:t>
@@ -4958,7 +5643,7 @@
         <w:drawing>
           <wp:inline xmlns:a="http://schemas.openxmlformats.org/drawingml/2006/main" xmlns:pic="http://schemas.openxmlformats.org/drawingml/2006/picture">
             <wp:extent cx="5486400" cy="2834640"/>
-            <wp:docPr id="6" name="Picture 6" descr="Escalation needs an appropriate person and accurate context. Model confidence cannot replace required authority or physical inspection. Limit: This is a fictional workflow, not a real laboratory safety procedure; institutions define authorised responses."/>
+            <wp:docPr id="7" name="Picture 7" descr="Escalation needs an appropriate person and accurate context. Model confidence cannot replace required authority or physical inspection. Limit: This is a fictional workflow, not a real laboratory safety procedure; institutions define authorised responses."/>
             <wp:cNvGraphicFramePr>
               <a:graphicFrameLocks noChangeAspect="1"/>
             </wp:cNvGraphicFramePr>
@@ -5014,7 +5699,6 @@
     <w:p>
       <w:pPr>
         <w:spacing w:line="336" w:lineRule="auto" w:after="180"/>
-        <w:shd w:fill="F5F1FB"/>
       </w:pPr>
       <w:r>
         <w:rPr>
@@ -5025,39 +5709,29 @@
     </w:p>
     <w:p>
       <w:pPr>
-        <w:pStyle w:val="Heading3"/>
-      </w:pPr>
-      <w:r>
-        <w:t>Discuss while showing the picture</w:t>
+        <w:spacing w:line="336" w:lineRule="auto" w:after="180"/>
+      </w:pPr>
+      <w:r>
+        <w:rPr>
+          <w:b w:val="0"/>
+        </w:rPr>
+        <w:t>Teacher prompt: Explain the case, then point to a limit on the claim. Ask learners to describe one label or arrow in ordinary words. Use the adjacent transcript if the image is difficult to see.</w:t>
       </w:r>
     </w:p>
     <w:p>
       <w:pPr>
         <w:spacing w:line="336" w:lineRule="auto" w:after="180"/>
-        <w:shd w:fill="F1F6F8"/>
       </w:pPr>
       <w:r>
         <w:rPr>
           <w:b w:val="0"/>
         </w:rPr>
-        <w:t>Teacher prompt: Explain the case, then point to a limit on the claim. Ask learners to describe one label or arrow in ordinary words. Use the adjacent transcript if the image is difficult to see.</w:t>
+        <w:t>Keep the stated scope: This is a fictional workflow, not a real laboratory safety procedure; institutions define authorised responses.</w:t>
       </w:r>
     </w:p>
     <w:p>
       <w:pPr>
-        <w:spacing w:line="336" w:lineRule="auto" w:after="180"/>
-        <w:shd w:fill="F1F6F8"/>
-      </w:pPr>
-      <w:r>
-        <w:rPr>
-          <w:b w:val="0"/>
-        </w:rPr>
-        <w:t>Keep the stated scope: This is a fictional workflow, not a real laboratory safety procedure; institutions define authorised responses.</w:t>
-      </w:r>
-    </w:p>
-    <w:p>
-      <w:pPr>
-        <w:pStyle w:val="Heading3"/>
+        <w:pStyle w:val="Heading2"/>
       </w:pPr>
       <w:r>
         <w:t>06. Make the idea visible in your project</w:t>
@@ -5068,7 +5742,7 @@
         <w:drawing>
           <wp:inline xmlns:a="http://schemas.openxmlformats.org/drawingml/2006/main" xmlns:pic="http://schemas.openxmlformats.org/drawingml/2006/picture">
             <wp:extent cx="5486400" cy="3529584"/>
-            <wp:docPr id="7" name="Picture 7" descr="For the Grounded Learning Service, retain an annotated trace and the changed-case result. Name the contract or evidence that makes the deciding step valid, so another team can review it. Draw your input, deciding step, result and limit. Supported question: Identify the exact service boundary in the bottle question. What accurate information belongs in the supervisor handoff, and what remains unresolved if nobody is reachable?"/>
+            <wp:docPr id="8" name="Picture 8" descr="For the Grounded Learning Service, retain an annotated trace and the changed-case result. Name the contract or evidence that makes the deciding step valid, so another team can review it. Draw your input, deciding step, result and limit. Supported question: Identify the exact service boundary in the bottle question. What accurate information belongs in the supervisor handoff, and what remains unresolved if nobody is reachable?"/>
             <wp:cNvGraphicFramePr>
               <a:graphicFrameLocks noChangeAspect="1"/>
             </wp:cNvGraphicFramePr>
@@ -5159,7 +5833,6 @@
     <w:p>
       <w:pPr>
         <w:spacing w:line="336" w:lineRule="auto" w:after="180"/>
-        <w:shd w:fill="F5F1FB"/>
       </w:pPr>
       <w:r>
         <w:rPr>
@@ -5182,58 +5855,126 @@
     </w:p>
     <w:p>
       <w:pPr>
-        <w:pStyle w:val="Heading3"/>
-      </w:pPr>
-      <w:r>
-        <w:t>Discuss while showing the picture</w:t>
+        <w:spacing w:line="336" w:lineRule="auto" w:after="180"/>
+      </w:pPr>
+      <w:r>
+        <w:rPr>
+          <w:b w:val="0"/>
+        </w:rPr>
+        <w:t xml:space="preserve">Teacher prompt: Draw your project trace and justify the deciding step using </w:t>
+      </w:r>
+      <w:r>
+        <w:rPr>
+          <w:b/>
+        </w:rPr>
+        <w:t>evidence</w:t>
+      </w:r>
+      <w:r>
+        <w:rPr>
+          <w:b w:val="0"/>
+        </w:rPr>
+        <w:t>. Ask learners to describe one label or arrow in ordinary words. Use the adjacent transcript if the image is difficult to see.</w:t>
       </w:r>
     </w:p>
     <w:p>
       <w:pPr>
         <w:spacing w:line="336" w:lineRule="auto" w:after="180"/>
-        <w:shd w:fill="F1F6F8"/>
       </w:pPr>
       <w:r>
         <w:rPr>
           <w:b w:val="0"/>
         </w:rPr>
-        <w:t xml:space="preserve">Teacher prompt: Draw your project trace and justify the deciding step using </w:t>
-      </w:r>
-      <w:r>
-        <w:rPr>
-          <w:b/>
-        </w:rPr>
-        <w:t>evidence</w:t>
-      </w:r>
-      <w:r>
-        <w:rPr>
-          <w:b w:val="0"/>
-        </w:rPr>
-        <w:t>. Ask learners to describe one label or arrow in ordinary words. Use the adjacent transcript if the image is difficult to see.</w:t>
+        <w:t>Supported practice key: The requested judgement is outside this service’s authority. Give the designated supervisor route without inventing a verdict. Record the concern as reported, not as a confirmed diagnosis.</w:t>
       </w:r>
     </w:p>
     <w:p>
       <w:pPr>
         <w:spacing w:line="336" w:lineRule="auto" w:after="180"/>
-        <w:shd w:fill="F1F6F8"/>
       </w:pPr>
       <w:r>
         <w:rPr>
           <w:b w:val="0"/>
         </w:rPr>
-        <w:t>Supported practice key: The requested judgement is outside this service’s authority. Give the designated supervisor route without inventing a verdict. Record the concern as reported, not as a confirmed diagnosis.</w:t>
+        <w:t>Changed case: State unresolved status and use the institution’s approved waiting procedure. Lack of a human reply does not expand the bot’s authority.</w:t>
       </w:r>
     </w:p>
     <w:p>
       <w:pPr>
+        <w:pStyle w:val="Heading2"/>
+      </w:pPr>
+      <w:r>
+        <w:t>Earlier wording, alternatives and picture transcripts · reference / check after trying</w:t>
+      </w:r>
+    </w:p>
+    <w:p>
+      <w:pPr>
         <w:spacing w:line="336" w:lineRule="auto" w:after="180"/>
-        <w:shd w:fill="F1F6F8"/>
       </w:pPr>
       <w:r>
         <w:rPr>
           <w:b w:val="0"/>
         </w:rPr>
-        <w:t>Changed case: State unresolved status and use the institution’s approved waiting procedure. Lack of a human reply does not expand the bot’s authority.</w:t>
+        <w:t xml:space="preserve">Use one picture at a time. Hide a worked result before asking for a </w:t>
+      </w:r>
+      <w:r>
+        <w:rPr>
+          <w:b/>
+        </w:rPr>
+        <w:t>prediction</w:t>
+      </w:r>
+      <w:r>
+        <w:rPr>
+          <w:b w:val="0"/>
+        </w:rPr>
+        <w:t>, then reveal it for feedback. These are supported teaching cases; retain the separate independent assessment for a fresh first attempt.</w:t>
+      </w:r>
+    </w:p>
+    <w:p>
+      <w:pPr>
+        <w:pStyle w:val="Heading3"/>
+      </w:pPr>
+      <w:r>
+        <w:t>01. Human escalation workflows: the case</w:t>
+      </w:r>
+    </w:p>
+    <w:p>
+      <w:pPr>
+        <w:pStyle w:val="Heading3"/>
+      </w:pPr>
+      <w:r>
+        <w:t>02. Follow the deciding steps</w:t>
+      </w:r>
+    </w:p>
+    <w:p>
+      <w:pPr>
+        <w:pStyle w:val="Heading3"/>
+      </w:pPr>
+      <w:r>
+        <w:t>03. Human escalation workflows — evidence trace</w:t>
+      </w:r>
+    </w:p>
+    <w:p>
+      <w:pPr>
+        <w:pStyle w:val="Heading3"/>
+      </w:pPr>
+      <w:r>
+        <w:t>04. Change one thing. Trace what follows.</w:t>
+      </w:r>
+    </w:p>
+    <w:p>
+      <w:pPr>
+        <w:pStyle w:val="Heading3"/>
+      </w:pPr>
+      <w:r>
+        <w:t>05. Connect the explanation to its limit</w:t>
+      </w:r>
+    </w:p>
+    <w:p>
+      <w:pPr>
+        <w:pStyle w:val="Heading3"/>
+      </w:pPr>
+      <w:r>
+        <w:t>06. Make the idea visible in your project</w:t>
       </w:r>
     </w:p>
     <w:sectPr>
